--- a/rus/docx/007.content.docx
+++ b/rus/docx/007.content.docx
@@ -150,26 +150,6 @@
           <w:lang w:val="ru_RU" w:bidi="ru_RU"/>
         </w:rPr>
         <w:t>З</w:t>
-      </w:r>
-      <w:r>
-        <w:rPr>
-          <w:lang w:val="ru_RU" w:bidi="ru_RU"/>
-        </w:rPr>
-      </w:r>
-    </w:p>
-    <w:p>
-      <w:pPr/>
-      <w:r>
-        <w:rPr>
-          <w:lang w:val="ru_RU" w:bidi="ru_RU"/>
-        </w:rPr>
-      </w:r>
-      <w:r>
-        <w:rPr>
-          <w:i/>
-          <w:lang w:val="ru_RU" w:bidi="ru_RU"/>
-        </w:rPr>
-        <w:t>Закон, Библейское Понятие, Зилот, Зина</w:t>
       </w:r>
       <w:r>
         <w:rPr>

--- a/rus/docx/007.content.docx
+++ b/rus/docx/007.content.docx
@@ -19,7 +19,7 @@
         <w:rPr>
           <w:lang w:val="ru_RU" w:bidi="ru_RU"/>
         </w:rPr>
-        <w:t>Resource: Библейский словарь (Тиндейл)</w:t>
+        <w:t>Resource: Tyndale Open Bible Dictionary</w:t>
       </w:r>
       <w:r>
         <w:rPr>
@@ -112,7 +112,7 @@
         <w:rPr>
           <w:lang w:val="ru_RU" w:bidi="ru_RU"/>
         </w:rPr>
-        <w:t>Библейский словарь (Тиндейл)</w:t>
+        <w:t>Tyndale Open Bible Dictionary</w:t>
       </w:r>
     </w:p>
     <w:p>

--- a/rus/docx/007.content.docx
+++ b/rus/docx/007.content.docx
@@ -19,7 +19,7 @@
         <w:rPr>
           <w:lang w:val="ru_RU" w:bidi="ru_RU"/>
         </w:rPr>
-        <w:t>Resource: Tyndale Open Bible Dictionary</w:t>
+        <w:t>Resource: Aquifer Open Bible Dictionary</w:t>
       </w:r>
       <w:r>
         <w:rPr>
@@ -112,7 +112,7 @@
         <w:rPr>
           <w:lang w:val="ru_RU" w:bidi="ru_RU"/>
         </w:rPr>
-        <w:t>Tyndale Open Bible Dictionary</w:t>
+        <w:t>Aquifer Open Bible Dictionary</w:t>
       </w:r>
     </w:p>
     <w:p>

--- a/rus/docx/007.content.docx
+++ b/rus/docx/007.content.docx
@@ -342,126 +342,84 @@
         </w:rPr>
         <w:t>Когда человек был сотворен по Божьему образу, он получил от Творца-Царя славу, власть и всё необходимое для своего существования (</w:t>
       </w:r>
-      <w:hyperlink r:id="rId13">
-        <w:r>
-          <w:rPr>
-            <w:lang w:val="ru_RU" w:bidi="ru_RU"/>
-          </w:rPr>
-          <w:rPr>
-            <w:color w:val="0000EE"/>
-            <w:u w:val="single"/>
-          </w:rPr>
-          <w:t>Быт.1:27–30</w:t>
-        </w:r>
-      </w:hyperlink>
+      <w:r>
+        <w:rPr>
+          <w:lang w:val="ru_RU" w:bidi="ru_RU"/>
+        </w:rPr>
+        <w:t>Быт.1:27–30</w:t>
+      </w:r>
       <w:r>
         <w:rPr>
           <w:lang w:val="ru_RU" w:bidi="ru_RU"/>
         </w:rPr>
         <w:t>). Будучи поставлен выше всего Божьего творения на земле, человек должен был доказать свою верность Господу. Для этого Бог установил простое испытание для человека — дерево познания добра и зла. Человеку было запрещено есть плоды этого дерева (</w:t>
       </w:r>
-      <w:hyperlink r:id="rId14">
-        <w:r>
-          <w:rPr>
-            <w:lang w:val="ru_RU" w:bidi="ru_RU"/>
-          </w:rPr>
-          <w:rPr>
-            <w:color w:val="0000EE"/>
-            <w:u w:val="single"/>
-          </w:rPr>
-          <w:t>2:17</w:t>
-        </w:r>
-      </w:hyperlink>
+      <w:r>
+        <w:rPr>
+          <w:lang w:val="ru_RU" w:bidi="ru_RU"/>
+        </w:rPr>
+        <w:t>2:17</w:t>
+      </w:r>
       <w:r>
         <w:rPr>
           <w:lang w:val="ru_RU" w:bidi="ru_RU"/>
         </w:rPr>
         <w:t>). Непослушание человека сделало его неспособным находиться в общении с великим Царём. Человек стал мятежником и по натуре полным вероломства, что проявилось в последующих рассказах о Каине (</w:t>
       </w:r>
-      <w:hyperlink r:id="rId15">
-        <w:r>
-          <w:rPr>
-            <w:lang w:val="ru_RU" w:bidi="ru_RU"/>
-          </w:rPr>
-          <w:rPr>
-            <w:color w:val="0000EE"/>
-            <w:u w:val="single"/>
-          </w:rPr>
-          <w:t>4:1–16</w:t>
-        </w:r>
-      </w:hyperlink>
+      <w:r>
+        <w:rPr>
+          <w:lang w:val="ru_RU" w:bidi="ru_RU"/>
+        </w:rPr>
+        <w:t>4:1–16</w:t>
+      </w:r>
       <w:r>
         <w:rPr>
           <w:lang w:val="ru_RU" w:bidi="ru_RU"/>
         </w:rPr>
         <w:t>), о поколении потопа (</w:t>
       </w:r>
-      <w:hyperlink r:id="rId16">
-        <w:r>
-          <w:rPr>
-            <w:lang w:val="ru_RU" w:bidi="ru_RU"/>
-          </w:rPr>
-          <w:rPr>
-            <w:color w:val="0000EE"/>
-            <w:u w:val="single"/>
-          </w:rPr>
-          <w:t>6:1–13</w:t>
-        </w:r>
-      </w:hyperlink>
+      <w:r>
+        <w:rPr>
+          <w:lang w:val="ru_RU" w:bidi="ru_RU"/>
+        </w:rPr>
+        <w:t>6:1–13</w:t>
+      </w:r>
       <w:r>
         <w:rPr>
           <w:lang w:val="ru_RU" w:bidi="ru_RU"/>
         </w:rPr>
         <w:t>), о Хаме и Ханаане (</w:t>
       </w:r>
-      <w:hyperlink r:id="rId17">
-        <w:r>
-          <w:rPr>
-            <w:lang w:val="ru_RU" w:bidi="ru_RU"/>
-          </w:rPr>
-          <w:rPr>
-            <w:color w:val="0000EE"/>
-            <w:u w:val="single"/>
-          </w:rPr>
-          <w:t>9:18–26</w:t>
-        </w:r>
-      </w:hyperlink>
-      <w:r>
-        <w:rPr>
-          <w:lang w:val="ru_RU" w:bidi="ru_RU"/>
-        </w:rPr>
-        <w:t xml:space="preserve">; </w:t>
-      </w:r>
-      <w:hyperlink r:id="rId18">
-        <w:r>
-          <w:rPr>
-            <w:lang w:val="ru_RU" w:bidi="ru_RU"/>
-          </w:rPr>
-          <w:rPr>
-            <w:color w:val="0000EE"/>
-            <w:u w:val="single"/>
-          </w:rPr>
-          <w:t>10:6–20</w:t>
-        </w:r>
-      </w:hyperlink>
+      <w:r>
+        <w:rPr>
+          <w:lang w:val="ru_RU" w:bidi="ru_RU"/>
+        </w:rPr>
+        <w:t>9:18–26</w:t>
+      </w:r>
+      <w:r>
+        <w:rPr>
+          <w:lang w:val="ru_RU" w:bidi="ru_RU"/>
+        </w:rPr>
+        <w:t xml:space="preserve">; </w:t>
+      </w:r>
+      <w:r>
+        <w:rPr>
+          <w:lang w:val="ru_RU" w:bidi="ru_RU"/>
+        </w:rPr>
+        <w:t>10:6–20</w:t>
+      </w:r>
       <w:r>
         <w:rPr>
           <w:lang w:val="ru_RU" w:bidi="ru_RU"/>
         </w:rPr>
         <w:t>) и о Вавилонской башне (</w:t>
       </w:r>
-      <w:hyperlink r:id="rId19">
-        <w:r>
-          <w:rPr>
-            <w:lang w:val="ru_RU" w:bidi="ru_RU"/>
-          </w:rPr>
-          <w:rPr>
-            <w:color w:val="0000EE"/>
-            <w:u w:val="single"/>
-          </w:rPr>
-          <w:t>11:1–9</w:t>
-        </w:r>
-      </w:hyperlink>
+      <w:r>
+        <w:rPr>
+          <w:lang w:val="ru_RU" w:bidi="ru_RU"/>
+        </w:rPr>
+        <w:t>11:1–9</w:t>
+      </w:r>
       <w:r>
         <w:rPr>
           <w:lang w:val="ru_RU" w:bidi="ru_RU"/>
@@ -482,126 +440,84 @@
         </w:rPr>
         <w:t>И посреди всего этого Господь милостиво призвал Авраама. Бог обещал благословить Авраама, его семя и народы земли, которые присоединятся к вере Авраама (</w:t>
       </w:r>
-      <w:hyperlink r:id="rId20">
-        <w:r>
-          <w:rPr>
-            <w:lang w:val="ru_RU" w:bidi="ru_RU"/>
-          </w:rPr>
-          <w:rPr>
-            <w:color w:val="0000EE"/>
-            <w:u w:val="single"/>
-          </w:rPr>
-          <w:t>Быт.12:2–3</w:t>
-        </w:r>
-      </w:hyperlink>
-      <w:r>
-        <w:rPr>
-          <w:lang w:val="ru_RU" w:bidi="ru_RU"/>
-        </w:rPr>
-        <w:t xml:space="preserve">; </w:t>
-      </w:r>
-      <w:hyperlink r:id="rId21">
-        <w:r>
-          <w:rPr>
-            <w:lang w:val="ru_RU" w:bidi="ru_RU"/>
-          </w:rPr>
-          <w:rPr>
-            <w:color w:val="0000EE"/>
-            <w:u w:val="single"/>
-          </w:rPr>
-          <w:t>17:4–7</w:t>
-        </w:r>
-      </w:hyperlink>
+      <w:r>
+        <w:rPr>
+          <w:lang w:val="ru_RU" w:bidi="ru_RU"/>
+        </w:rPr>
+        <w:t>Быт.12:2–3</w:t>
+      </w:r>
+      <w:r>
+        <w:rPr>
+          <w:lang w:val="ru_RU" w:bidi="ru_RU"/>
+        </w:rPr>
+        <w:t xml:space="preserve">; </w:t>
+      </w:r>
+      <w:r>
+        <w:rPr>
+          <w:lang w:val="ru_RU" w:bidi="ru_RU"/>
+        </w:rPr>
+        <w:t>17:4–7</w:t>
+      </w:r>
       <w:r>
         <w:rPr>
           <w:lang w:val="ru_RU" w:bidi="ru_RU"/>
         </w:rPr>
         <w:t>). Авраам поверил Богу (</w:t>
       </w:r>
-      <w:hyperlink r:id="rId22">
-        <w:r>
-          <w:rPr>
-            <w:lang w:val="ru_RU" w:bidi="ru_RU"/>
-          </w:rPr>
-          <w:rPr>
-            <w:color w:val="0000EE"/>
-            <w:u w:val="single"/>
-          </w:rPr>
-          <w:t>15:6</w:t>
-        </w:r>
-      </w:hyperlink>
+      <w:r>
+        <w:rPr>
+          <w:lang w:val="ru_RU" w:bidi="ru_RU"/>
+        </w:rPr>
+        <w:t>15:6</w:t>
+      </w:r>
       <w:r>
         <w:rPr>
           <w:lang w:val="ru_RU" w:bidi="ru_RU"/>
         </w:rPr>
         <w:t>), беспрекословно соблюдал ритуал обрезания как знак завета (</w:t>
       </w:r>
-      <w:hyperlink r:id="rId23">
-        <w:r>
-          <w:rPr>
-            <w:lang w:val="ru_RU" w:bidi="ru_RU"/>
-          </w:rPr>
-          <w:rPr>
-            <w:color w:val="0000EE"/>
-            <w:u w:val="single"/>
-          </w:rPr>
-          <w:t>17:10</w:t>
-        </w:r>
-      </w:hyperlink>
+      <w:r>
+        <w:rPr>
+          <w:lang w:val="ru_RU" w:bidi="ru_RU"/>
+        </w:rPr>
+        <w:t>17:10</w:t>
+      </w:r>
       <w:r>
         <w:rPr>
           <w:lang w:val="ru_RU" w:bidi="ru_RU"/>
         </w:rPr>
         <w:t xml:space="preserve">; ср. </w:t>
       </w:r>
-      <w:hyperlink r:id="rId24">
-        <w:r>
-          <w:rPr>
-            <w:lang w:val="ru_RU" w:bidi="ru_RU"/>
-          </w:rPr>
-          <w:rPr>
-            <w:color w:val="0000EE"/>
-            <w:u w:val="single"/>
-          </w:rPr>
-          <w:t>21:4</w:t>
-        </w:r>
-      </w:hyperlink>
+      <w:r>
+        <w:rPr>
+          <w:lang w:val="ru_RU" w:bidi="ru_RU"/>
+        </w:rPr>
+        <w:t>21:4</w:t>
+      </w:r>
       <w:r>
         <w:rPr>
           <w:lang w:val="ru_RU" w:bidi="ru_RU"/>
         </w:rPr>
         <w:t>) и ходил перед Богом в непорочности своего сердца (</w:t>
       </w:r>
-      <w:hyperlink r:id="rId25">
-        <w:r>
-          <w:rPr>
-            <w:lang w:val="ru_RU" w:bidi="ru_RU"/>
-          </w:rPr>
-          <w:rPr>
-            <w:color w:val="0000EE"/>
-            <w:u w:val="single"/>
-          </w:rPr>
-          <w:t>17:1</w:t>
-        </w:r>
-      </w:hyperlink>
+      <w:r>
+        <w:rPr>
+          <w:lang w:val="ru_RU" w:bidi="ru_RU"/>
+        </w:rPr>
+        <w:t>17:1</w:t>
+      </w:r>
       <w:r>
         <w:rPr>
           <w:lang w:val="ru_RU" w:bidi="ru_RU"/>
         </w:rPr>
         <w:t>). Впоследствии Авраам узнал, что Бог в Своей суверенной воле и милости избрал его для того, чтобы его семья отличалась от других народов, «творя правду и суд» (</w:t>
       </w:r>
-      <w:hyperlink r:id="rId26">
-        <w:r>
-          <w:rPr>
-            <w:lang w:val="ru_RU" w:bidi="ru_RU"/>
-          </w:rPr>
-          <w:rPr>
-            <w:color w:val="0000EE"/>
-            <w:u w:val="single"/>
-          </w:rPr>
-          <w:t>18:19</w:t>
-        </w:r>
-      </w:hyperlink>
+      <w:r>
+        <w:rPr>
+          <w:lang w:val="ru_RU" w:bidi="ru_RU"/>
+        </w:rPr>
+        <w:t>18:19</w:t>
+      </w:r>
       <w:r>
         <w:rPr>
           <w:lang w:val="ru_RU" w:bidi="ru_RU"/>
@@ -622,36 +538,24 @@
         </w:rPr>
         <w:t>Отец веры стал отцом всех верующих; Господь засвидетельствовал о нём, сказав: «Авраам послушался гласа Моего и соблюдал, что Мною заповедано было соблюдать: повеления Мои, уставы Мои и законы Мои» (</w:t>
       </w:r>
-      <w:hyperlink r:id="rId27">
-        <w:r>
-          <w:rPr>
-            <w:lang w:val="ru_RU" w:bidi="ru_RU"/>
-          </w:rPr>
-          <w:rPr>
-            <w:color w:val="0000EE"/>
-            <w:u w:val="single"/>
-          </w:rPr>
-          <w:t>Быт.26:5</w:t>
-        </w:r>
-      </w:hyperlink>
+      <w:r>
+        <w:rPr>
+          <w:lang w:val="ru_RU" w:bidi="ru_RU"/>
+        </w:rPr>
+        <w:t>Быт.26:5</w:t>
+      </w:r>
       <w:r>
         <w:rPr>
           <w:lang w:val="ru_RU" w:bidi="ru_RU"/>
         </w:rPr>
         <w:t>). Вера Авраама принесла плоды праведности (</w:t>
       </w:r>
-      <w:hyperlink r:id="rId28">
-        <w:r>
-          <w:rPr>
-            <w:lang w:val="ru_RU" w:bidi="ru_RU"/>
-          </w:rPr>
-          <w:rPr>
-            <w:color w:val="0000EE"/>
-            <w:u w:val="single"/>
-          </w:rPr>
-          <w:t>Иак.2:21–24</w:t>
-        </w:r>
-      </w:hyperlink>
+      <w:r>
+        <w:rPr>
+          <w:lang w:val="ru_RU" w:bidi="ru_RU"/>
+        </w:rPr>
+        <w:t>Иак.2:21–24</w:t>
+      </w:r>
       <w:r>
         <w:rPr>
           <w:lang w:val="ru_RU" w:bidi="ru_RU"/>
@@ -672,162 +576,108 @@
         </w:rPr>
         <w:t>Однако Израиль, которого Господь благословил многочисленным потомством, выходом из Египта, пересечением Красного моря и Своим присутствием, не ответил Ему верой. Евреи роптали и жаловались у горы Синай, в Кадес-Варни и на равнинах Моава. Они проявили себя как мятежный и жестоковыйный (то есть упрямый) народ (</w:t>
       </w:r>
-      <w:hyperlink r:id="rId29">
-        <w:r>
-          <w:rPr>
-            <w:lang w:val="ru_RU" w:bidi="ru_RU"/>
-          </w:rPr>
-          <w:rPr>
-            <w:color w:val="0000EE"/>
-            <w:u w:val="single"/>
-          </w:rPr>
-          <w:t>Исх.32:9</w:t>
-        </w:r>
-      </w:hyperlink>
-      <w:r>
-        <w:rPr>
-          <w:lang w:val="ru_RU" w:bidi="ru_RU"/>
-        </w:rPr>
-        <w:t xml:space="preserve">; </w:t>
-      </w:r>
-      <w:hyperlink r:id="rId30">
-        <w:r>
-          <w:rPr>
-            <w:lang w:val="ru_RU" w:bidi="ru_RU"/>
-          </w:rPr>
-          <w:rPr>
-            <w:color w:val="0000EE"/>
-            <w:u w:val="single"/>
-          </w:rPr>
-          <w:t>33:3, 5</w:t>
-        </w:r>
-      </w:hyperlink>
-      <w:r>
-        <w:rPr>
-          <w:lang w:val="ru_RU" w:bidi="ru_RU"/>
-        </w:rPr>
-        <w:t xml:space="preserve">; </w:t>
-      </w:r>
-      <w:hyperlink r:id="rId31">
-        <w:r>
-          <w:rPr>
-            <w:lang w:val="ru_RU" w:bidi="ru_RU"/>
-          </w:rPr>
-          <w:rPr>
-            <w:color w:val="0000EE"/>
-            <w:u w:val="single"/>
-          </w:rPr>
-          <w:t>34:9</w:t>
-        </w:r>
-      </w:hyperlink>
-      <w:r>
-        <w:rPr>
-          <w:lang w:val="ru_RU" w:bidi="ru_RU"/>
-        </w:rPr>
-        <w:t xml:space="preserve">; </w:t>
-      </w:r>
-      <w:hyperlink r:id="rId32">
-        <w:r>
-          <w:rPr>
-            <w:lang w:val="ru_RU" w:bidi="ru_RU"/>
-          </w:rPr>
-          <w:rPr>
-            <w:color w:val="0000EE"/>
-            <w:u w:val="single"/>
-          </w:rPr>
-          <w:t>Втор.9:6, 13</w:t>
-        </w:r>
-      </w:hyperlink>
+      <w:r>
+        <w:rPr>
+          <w:lang w:val="ru_RU" w:bidi="ru_RU"/>
+        </w:rPr>
+        <w:t>Исх.32:9</w:t>
+      </w:r>
+      <w:r>
+        <w:rPr>
+          <w:lang w:val="ru_RU" w:bidi="ru_RU"/>
+        </w:rPr>
+        <w:t xml:space="preserve">; </w:t>
+      </w:r>
+      <w:r>
+        <w:rPr>
+          <w:lang w:val="ru_RU" w:bidi="ru_RU"/>
+        </w:rPr>
+        <w:t>33:3, 5</w:t>
+      </w:r>
+      <w:r>
+        <w:rPr>
+          <w:lang w:val="ru_RU" w:bidi="ru_RU"/>
+        </w:rPr>
+        <w:t xml:space="preserve">; </w:t>
+      </w:r>
+      <w:r>
+        <w:rPr>
+          <w:lang w:val="ru_RU" w:bidi="ru_RU"/>
+        </w:rPr>
+        <w:t>34:9</w:t>
+      </w:r>
+      <w:r>
+        <w:rPr>
+          <w:lang w:val="ru_RU" w:bidi="ru_RU"/>
+        </w:rPr>
+        <w:t xml:space="preserve">; </w:t>
+      </w:r>
+      <w:r>
+        <w:rPr>
+          <w:lang w:val="ru_RU" w:bidi="ru_RU"/>
+        </w:rPr>
+        <w:t>Втор.9:6, 13</w:t>
+      </w:r>
       <w:r>
         <w:rPr>
           <w:lang w:val="ru_RU" w:bidi="ru_RU"/>
         </w:rPr>
         <w:t>). Но несмотря на то, как вели себя эти люди, Господь оставался верен завету, заключенному с Авраамом. Израильтяне стали Его людьми, Его царственным священством и Его святым народом (</w:t>
       </w:r>
-      <w:hyperlink r:id="rId33">
-        <w:r>
-          <w:rPr>
-            <w:lang w:val="ru_RU" w:bidi="ru_RU"/>
-          </w:rPr>
-          <w:rPr>
-            <w:color w:val="0000EE"/>
-            <w:u w:val="single"/>
-          </w:rPr>
-          <w:t>Исх.19:5–6</w:t>
-        </w:r>
-      </w:hyperlink>
-      <w:r>
-        <w:rPr>
-          <w:lang w:val="ru_RU" w:bidi="ru_RU"/>
-        </w:rPr>
-        <w:t xml:space="preserve">; </w:t>
-      </w:r>
-      <w:hyperlink r:id="rId34">
-        <w:r>
-          <w:rPr>
-            <w:lang w:val="ru_RU" w:bidi="ru_RU"/>
-          </w:rPr>
-          <w:rPr>
-            <w:color w:val="0000EE"/>
-            <w:u w:val="single"/>
-          </w:rPr>
-          <w:t>Втор.26:18–19</w:t>
-        </w:r>
-      </w:hyperlink>
+      <w:r>
+        <w:rPr>
+          <w:lang w:val="ru_RU" w:bidi="ru_RU"/>
+        </w:rPr>
+        <w:t>Исх.19:5–6</w:t>
+      </w:r>
+      <w:r>
+        <w:rPr>
+          <w:lang w:val="ru_RU" w:bidi="ru_RU"/>
+        </w:rPr>
+        <w:t xml:space="preserve">; </w:t>
+      </w:r>
+      <w:r>
+        <w:rPr>
+          <w:lang w:val="ru_RU" w:bidi="ru_RU"/>
+        </w:rPr>
+        <w:t>Втор.26:18–19</w:t>
+      </w:r>
       <w:r>
         <w:rPr>
           <w:lang w:val="ru_RU" w:bidi="ru_RU"/>
         </w:rPr>
         <w:t>). Господь дал Израилю Десять заповедей, закон и завет, символами которых были две скрижали завета (</w:t>
       </w:r>
-      <w:hyperlink r:id="rId35">
-        <w:r>
-          <w:rPr>
-            <w:lang w:val="ru_RU" w:bidi="ru_RU"/>
-          </w:rPr>
-          <w:rPr>
-            <w:color w:val="0000EE"/>
-            <w:u w:val="single"/>
-          </w:rPr>
-          <w:t>Исх.32:15–16</w:t>
-        </w:r>
-      </w:hyperlink>
+      <w:r>
+        <w:rPr>
+          <w:lang w:val="ru_RU" w:bidi="ru_RU"/>
+        </w:rPr>
+        <w:t>Исх.32:15–16</w:t>
+      </w:r>
       <w:r>
         <w:rPr>
           <w:lang w:val="ru_RU" w:bidi="ru_RU"/>
         </w:rPr>
         <w:t>). И даже после того, как Моисей в гневе разбил скрижали из-за поклонения народа золотому тельцу, Господь снова записал слова завета, восстановив Свой завет (</w:t>
       </w:r>
-      <w:hyperlink r:id="rId36">
-        <w:r>
-          <w:rPr>
-            <w:lang w:val="ru_RU" w:bidi="ru_RU"/>
-          </w:rPr>
-          <w:rPr>
-            <w:color w:val="0000EE"/>
-            <w:u w:val="single"/>
-          </w:rPr>
-          <w:t>34:28</w:t>
-        </w:r>
-      </w:hyperlink>
+      <w:r>
+        <w:rPr>
+          <w:lang w:val="ru_RU" w:bidi="ru_RU"/>
+        </w:rPr>
+        <w:t>34:28</w:t>
+      </w:r>
       <w:r>
         <w:rPr>
           <w:lang w:val="ru_RU" w:bidi="ru_RU"/>
         </w:rPr>
         <w:t xml:space="preserve">). С одной стороны, обстоятельства, при которых был дан закон, отражают Божью благодать и терпение к грехам Израиля (стт. </w:t>
       </w:r>
-      <w:hyperlink r:id="rId37">
-        <w:r>
-          <w:rPr>
-            <w:lang w:val="ru_RU" w:bidi="ru_RU"/>
-          </w:rPr>
-          <w:rPr>
-            <w:color w:val="0000EE"/>
-            <w:u w:val="single"/>
-          </w:rPr>
-          <w:t>6–7</w:t>
-        </w:r>
-      </w:hyperlink>
+      <w:r>
+        <w:rPr>
+          <w:lang w:val="ru_RU" w:bidi="ru_RU"/>
+        </w:rPr>
+        <w:t>6–7</w:t>
+      </w:r>
       <w:r>
         <w:rPr>
           <w:lang w:val="ru_RU" w:bidi="ru_RU"/>
@@ -872,54 +722,36 @@
         </w:rPr>
         <w:t>. Это слово означает любые повеления — религиозные и светские, письменные и устные, божественные и человеческие. Закон для Израиля — это Божий закон, данный через Моисея (</w:t>
       </w:r>
-      <w:hyperlink r:id="rId38">
-        <w:r>
-          <w:rPr>
-            <w:lang w:val="ru_RU" w:bidi="ru_RU"/>
-          </w:rPr>
-          <w:rPr>
-            <w:color w:val="0000EE"/>
-            <w:u w:val="single"/>
-          </w:rPr>
-          <w:t>Исх.20:19</w:t>
-        </w:r>
-      </w:hyperlink>
-      <w:r>
-        <w:rPr>
-          <w:lang w:val="ru_RU" w:bidi="ru_RU"/>
-        </w:rPr>
-        <w:t xml:space="preserve">; </w:t>
-      </w:r>
-      <w:hyperlink r:id="rId39">
-        <w:r>
-          <w:rPr>
-            <w:lang w:val="ru_RU" w:bidi="ru_RU"/>
-          </w:rPr>
-          <w:rPr>
-            <w:color w:val="0000EE"/>
-            <w:u w:val="single"/>
-          </w:rPr>
-          <w:t>Втор.5:23–27</w:t>
-        </w:r>
-      </w:hyperlink>
+      <w:r>
+        <w:rPr>
+          <w:lang w:val="ru_RU" w:bidi="ru_RU"/>
+        </w:rPr>
+        <w:t>Исх.20:19</w:t>
+      </w:r>
+      <w:r>
+        <w:rPr>
+          <w:lang w:val="ru_RU" w:bidi="ru_RU"/>
+        </w:rPr>
+        <w:t xml:space="preserve">; </w:t>
+      </w:r>
+      <w:r>
+        <w:rPr>
+          <w:lang w:val="ru_RU" w:bidi="ru_RU"/>
+        </w:rPr>
+        <w:t>Втор.5:23–27</w:t>
+      </w:r>
       <w:r>
         <w:rPr>
           <w:lang w:val="ru_RU" w:bidi="ru_RU"/>
         </w:rPr>
         <w:t>). Закон был дан через Божьего слугу Моисея из-за того, что Израиль отверг непосредственное откровение Божьих пророчеств (</w:t>
       </w:r>
-      <w:hyperlink r:id="rId40">
-        <w:r>
-          <w:rPr>
-            <w:lang w:val="ru_RU" w:bidi="ru_RU"/>
-          </w:rPr>
-          <w:rPr>
-            <w:color w:val="0000EE"/>
-            <w:u w:val="single"/>
-          </w:rPr>
-          <w:t>Ин.1:17</w:t>
-        </w:r>
-      </w:hyperlink>
+      <w:r>
+        <w:rPr>
+          <w:lang w:val="ru_RU" w:bidi="ru_RU"/>
+        </w:rPr>
+        <w:t>Ин.1:17</w:t>
+      </w:r>
       <w:r>
         <w:rPr>
           <w:lang w:val="ru_RU" w:bidi="ru_RU"/>
@@ -940,342 +772,228 @@
         </w:rPr>
         <w:t xml:space="preserve">Синонимами слова «закон» в разных переводах являются следующие термины: «слова» (ср. </w:t>
       </w:r>
-      <w:hyperlink r:id="rId41">
-        <w:r>
-          <w:rPr>
-            <w:lang w:val="ru_RU" w:bidi="ru_RU"/>
-          </w:rPr>
-          <w:rPr>
-            <w:color w:val="0000EE"/>
-            <w:u w:val="single"/>
-          </w:rPr>
-          <w:t>Исх.24:3</w:t>
-        </w:r>
-      </w:hyperlink>
-      <w:r>
-        <w:rPr>
-          <w:lang w:val="ru_RU" w:bidi="ru_RU"/>
-        </w:rPr>
-        <w:t xml:space="preserve">; </w:t>
-      </w:r>
-      <w:hyperlink r:id="rId42">
-        <w:r>
-          <w:rPr>
-            <w:lang w:val="ru_RU" w:bidi="ru_RU"/>
-          </w:rPr>
-          <w:rPr>
-            <w:color w:val="0000EE"/>
-            <w:u w:val="single"/>
-          </w:rPr>
-          <w:t>34:27</w:t>
-        </w:r>
-      </w:hyperlink>
+      <w:r>
+        <w:rPr>
+          <w:lang w:val="ru_RU" w:bidi="ru_RU"/>
+        </w:rPr>
+        <w:t>Исх.24:3</w:t>
+      </w:r>
+      <w:r>
+        <w:rPr>
+          <w:lang w:val="ru_RU" w:bidi="ru_RU"/>
+        </w:rPr>
+        <w:t xml:space="preserve">; </w:t>
+      </w:r>
+      <w:r>
+        <w:rPr>
+          <w:lang w:val="ru_RU" w:bidi="ru_RU"/>
+        </w:rPr>
+        <w:t>34:27</w:t>
+      </w:r>
       <w:r>
         <w:rPr>
           <w:lang w:val="ru_RU" w:bidi="ru_RU"/>
         </w:rPr>
         <w:t>), «суды» (</w:t>
       </w:r>
-      <w:hyperlink r:id="rId41">
-        <w:r>
-          <w:rPr>
-            <w:lang w:val="ru_RU" w:bidi="ru_RU"/>
-          </w:rPr>
-          <w:rPr>
-            <w:color w:val="0000EE"/>
-            <w:u w:val="single"/>
-          </w:rPr>
-          <w:t>Исх.24:3</w:t>
-        </w:r>
-      </w:hyperlink>
+      <w:r>
+        <w:rPr>
+          <w:lang w:val="ru_RU" w:bidi="ru_RU"/>
+        </w:rPr>
+        <w:t>Исх.24:3</w:t>
+      </w:r>
       <w:r>
         <w:rPr>
           <w:lang w:val="ru_RU" w:bidi="ru_RU"/>
         </w:rPr>
         <w:t>; в Синодальном переводе еврейское слово «суды» переведено как «законы», оно также используется в Исх.15:25, 21:1 — прим. переводчика), «законы» (</w:t>
       </w:r>
-      <w:hyperlink r:id="rId43">
-        <w:r>
-          <w:rPr>
-            <w:lang w:val="ru_RU" w:bidi="ru_RU"/>
-          </w:rPr>
-          <w:rPr>
-            <w:color w:val="0000EE"/>
-            <w:u w:val="single"/>
-          </w:rPr>
-          <w:t>Втор.6:1, 25</w:t>
-        </w:r>
-      </w:hyperlink>
+      <w:r>
+        <w:rPr>
+          <w:lang w:val="ru_RU" w:bidi="ru_RU"/>
+        </w:rPr>
+        <w:t>Втор.6:1, 25</w:t>
+      </w:r>
       <w:r>
         <w:rPr>
           <w:lang w:val="ru_RU" w:bidi="ru_RU"/>
         </w:rPr>
         <w:t>), «устав» (</w:t>
       </w:r>
-      <w:hyperlink r:id="rId44">
-        <w:r>
-          <w:rPr>
-            <w:lang w:val="ru_RU" w:bidi="ru_RU"/>
-          </w:rPr>
-          <w:rPr>
-            <w:color w:val="0000EE"/>
-            <w:u w:val="single"/>
-          </w:rPr>
-          <w:t>Чис.9:12, 14</w:t>
-        </w:r>
-      </w:hyperlink>
+      <w:r>
+        <w:rPr>
+          <w:lang w:val="ru_RU" w:bidi="ru_RU"/>
+        </w:rPr>
+        <w:t>Чис.9:12, 14</w:t>
+      </w:r>
       <w:r>
         <w:rPr>
           <w:lang w:val="ru_RU" w:bidi="ru_RU"/>
         </w:rPr>
         <w:t xml:space="preserve">, </w:t>
       </w:r>
-      <w:hyperlink r:id="rId45">
-        <w:r>
-          <w:rPr>
-            <w:lang w:val="ru_RU" w:bidi="ru_RU"/>
-          </w:rPr>
-          <w:rPr>
-            <w:color w:val="0000EE"/>
-            <w:u w:val="single"/>
-          </w:rPr>
-          <w:t>30:16</w:t>
-        </w:r>
-      </w:hyperlink>
-      <w:r>
-        <w:rPr>
-          <w:lang w:val="ru_RU" w:bidi="ru_RU"/>
-        </w:rPr>
-        <w:t xml:space="preserve">; </w:t>
-      </w:r>
-      <w:hyperlink r:id="rId46">
-        <w:r>
-          <w:rPr>
-            <w:lang w:val="ru_RU" w:bidi="ru_RU"/>
-          </w:rPr>
-          <w:rPr>
-            <w:color w:val="0000EE"/>
-            <w:u w:val="single"/>
-          </w:rPr>
-          <w:t>Лев.10:11</w:t>
-        </w:r>
-      </w:hyperlink>
+      <w:r>
+        <w:rPr>
+          <w:lang w:val="ru_RU" w:bidi="ru_RU"/>
+        </w:rPr>
+        <w:t>30:16</w:t>
+      </w:r>
+      <w:r>
+        <w:rPr>
+          <w:lang w:val="ru_RU" w:bidi="ru_RU"/>
+        </w:rPr>
+        <w:t xml:space="preserve">; </w:t>
+      </w:r>
+      <w:r>
+        <w:rPr>
+          <w:lang w:val="ru_RU" w:bidi="ru_RU"/>
+        </w:rPr>
+        <w:t>Лев.10:11</w:t>
+      </w:r>
       <w:r>
         <w:rPr>
           <w:lang w:val="ru_RU" w:bidi="ru_RU"/>
         </w:rPr>
         <w:t xml:space="preserve">, см. также Исх.15:26, 30:21), «заповеди» ( </w:t>
       </w:r>
-      <w:hyperlink r:id="rId47">
-        <w:r>
-          <w:rPr>
-            <w:lang w:val="ru_RU" w:bidi="ru_RU"/>
-          </w:rPr>
-          <w:rPr>
-            <w:color w:val="0000EE"/>
-            <w:u w:val="single"/>
-          </w:rPr>
-          <w:t>Втор. 4:1</w:t>
-        </w:r>
-      </w:hyperlink>
+      <w:r>
+        <w:rPr>
+          <w:lang w:val="ru_RU" w:bidi="ru_RU"/>
+        </w:rPr>
+        <w:t>Втор. 4:1</w:t>
+      </w:r>
       <w:r>
         <w:rPr>
           <w:lang w:val="ru_RU" w:bidi="ru_RU"/>
         </w:rPr>
         <w:t>), «повеление», «установление» (</w:t>
       </w:r>
-      <w:hyperlink r:id="rId48">
-        <w:r>
-          <w:rPr>
-            <w:lang w:val="ru_RU" w:bidi="ru_RU"/>
-          </w:rPr>
-          <w:rPr>
-            <w:color w:val="0000EE"/>
-            <w:u w:val="single"/>
-          </w:rPr>
-          <w:t>Втор.6:2</w:t>
-        </w:r>
-      </w:hyperlink>
+      <w:r>
+        <w:rPr>
+          <w:lang w:val="ru_RU" w:bidi="ru_RU"/>
+        </w:rPr>
+        <w:t>Втор.6:2</w:t>
+      </w:r>
       <w:r>
         <w:rPr>
           <w:lang w:val="ru_RU" w:bidi="ru_RU"/>
         </w:rPr>
         <w:t xml:space="preserve">, </w:t>
       </w:r>
-      <w:hyperlink r:id="rId49">
-        <w:r>
-          <w:rPr>
-            <w:lang w:val="ru_RU" w:bidi="ru_RU"/>
-          </w:rPr>
-          <w:rPr>
-            <w:color w:val="0000EE"/>
-            <w:u w:val="single"/>
-          </w:rPr>
-          <w:t>Лев.3:17</w:t>
-        </w:r>
-      </w:hyperlink>
+      <w:r>
+        <w:rPr>
+          <w:lang w:val="ru_RU" w:bidi="ru_RU"/>
+        </w:rPr>
+        <w:t>Лев.3:17</w:t>
+      </w:r>
       <w:r>
         <w:rPr>
           <w:lang w:val="ru_RU" w:bidi="ru_RU"/>
         </w:rPr>
         <w:t xml:space="preserve">), «предписание» (еврейское слово, используемое только в Псалмах ср. </w:t>
       </w:r>
-      <w:hyperlink r:id="rId50">
-        <w:r>
-          <w:rPr>
-            <w:lang w:val="ru_RU" w:bidi="ru_RU"/>
-          </w:rPr>
-          <w:rPr>
-            <w:color w:val="0000EE"/>
-            <w:u w:val="single"/>
-          </w:rPr>
-          <w:t>118:4, 15, 27, 40, 45, 56, 63, 69, 78, 87, 93, 94, 100, 104, 110, 128, 134, 141, 159, 168, 173</w:t>
-        </w:r>
-      </w:hyperlink>
+      <w:r>
+        <w:rPr>
+          <w:lang w:val="ru_RU" w:bidi="ru_RU"/>
+        </w:rPr>
+        <w:t>118:4, 15, 27, 40, 45, 56, 63, 69, 78, 87, 93, 94, 100, 104, 110, 128, 134, 141, 159, 168, 173</w:t>
+      </w:r>
       <w:r>
         <w:rPr>
           <w:lang w:val="ru_RU" w:bidi="ru_RU"/>
         </w:rPr>
         <w:t xml:space="preserve">), «положения», «требования», «свидетельство» (ср. </w:t>
       </w:r>
-      <w:hyperlink r:id="rId51">
-        <w:r>
-          <w:rPr>
-            <w:lang w:val="ru_RU" w:bidi="ru_RU"/>
-          </w:rPr>
-          <w:rPr>
-            <w:color w:val="0000EE"/>
-            <w:u w:val="single"/>
-          </w:rPr>
-          <w:t>Втор.4:45</w:t>
-        </w:r>
-      </w:hyperlink>
-      <w:r>
-        <w:rPr>
-          <w:lang w:val="ru_RU" w:bidi="ru_RU"/>
-        </w:rPr>
-        <w:t xml:space="preserve">; </w:t>
-      </w:r>
-      <w:hyperlink r:id="rId52">
-        <w:r>
-          <w:rPr>
-            <w:lang w:val="ru_RU" w:bidi="ru_RU"/>
-          </w:rPr>
-          <w:rPr>
-            <w:color w:val="0000EE"/>
-            <w:u w:val="single"/>
-          </w:rPr>
-          <w:t>6:20</w:t>
-        </w:r>
-      </w:hyperlink>
-      <w:r>
-        <w:rPr>
-          <w:lang w:val="ru_RU" w:bidi="ru_RU"/>
-        </w:rPr>
-        <w:t xml:space="preserve">; </w:t>
-      </w:r>
-      <w:hyperlink r:id="rId53">
-        <w:r>
-          <w:rPr>
-            <w:lang w:val="ru_RU" w:bidi="ru_RU"/>
-          </w:rPr>
-          <w:rPr>
-            <w:color w:val="0000EE"/>
-            <w:u w:val="single"/>
-          </w:rPr>
-          <w:t>3Цар.2:3</w:t>
-        </w:r>
-      </w:hyperlink>
+      <w:r>
+        <w:rPr>
+          <w:lang w:val="ru_RU" w:bidi="ru_RU"/>
+        </w:rPr>
+        <w:t>Втор.4:45</w:t>
+      </w:r>
+      <w:r>
+        <w:rPr>
+          <w:lang w:val="ru_RU" w:bidi="ru_RU"/>
+        </w:rPr>
+        <w:t xml:space="preserve">; </w:t>
+      </w:r>
+      <w:r>
+        <w:rPr>
+          <w:lang w:val="ru_RU" w:bidi="ru_RU"/>
+        </w:rPr>
+        <w:t>6:20</w:t>
+      </w:r>
+      <w:r>
+        <w:rPr>
+          <w:lang w:val="ru_RU" w:bidi="ru_RU"/>
+        </w:rPr>
+        <w:t xml:space="preserve">; </w:t>
+      </w:r>
+      <w:r>
+        <w:rPr>
+          <w:lang w:val="ru_RU" w:bidi="ru_RU"/>
+        </w:rPr>
+        <w:t>3Цар.2:3</w:t>
+      </w:r>
       <w:r>
         <w:rPr>
           <w:lang w:val="ru_RU" w:bidi="ru_RU"/>
         </w:rPr>
         <w:t xml:space="preserve">), «правило» (это еврейское слово не встречается в Пятикнижии, ср. </w:t>
       </w:r>
-      <w:hyperlink r:id="rId54">
-        <w:r>
-          <w:rPr>
-            <w:lang w:val="ru_RU" w:bidi="ru_RU"/>
-          </w:rPr>
-          <w:rPr>
-            <w:color w:val="0000EE"/>
-            <w:u w:val="single"/>
-          </w:rPr>
-          <w:t>Пс.118:15</w:t>
-        </w:r>
-      </w:hyperlink>
+      <w:r>
+        <w:rPr>
+          <w:lang w:val="ru_RU" w:bidi="ru_RU"/>
+        </w:rPr>
+        <w:t>Пс.118:15</w:t>
+      </w:r>
       <w:r>
         <w:rPr>
           <w:lang w:val="ru_RU" w:bidi="ru_RU"/>
         </w:rPr>
         <w:t xml:space="preserve">; в Синодальном переводе «заповеди») или просто «путь» или «пути» (ср. </w:t>
       </w:r>
-      <w:hyperlink r:id="rId53">
-        <w:r>
-          <w:rPr>
-            <w:lang w:val="ru_RU" w:bidi="ru_RU"/>
-          </w:rPr>
-          <w:rPr>
-            <w:color w:val="0000EE"/>
-            <w:u w:val="single"/>
-          </w:rPr>
-          <w:t>3Цар.2:3</w:t>
-        </w:r>
-      </w:hyperlink>
-      <w:r>
-        <w:rPr>
-          <w:lang w:val="ru_RU" w:bidi="ru_RU"/>
-        </w:rPr>
-        <w:t xml:space="preserve">; </w:t>
-      </w:r>
-      <w:hyperlink r:id="rId55">
-        <w:r>
-          <w:rPr>
-            <w:lang w:val="ru_RU" w:bidi="ru_RU"/>
-          </w:rPr>
-          <w:rPr>
-            <w:color w:val="0000EE"/>
-            <w:u w:val="single"/>
-          </w:rPr>
-          <w:t>Пс.17:22</w:t>
-        </w:r>
-      </w:hyperlink>
-      <w:r>
-        <w:rPr>
-          <w:lang w:val="ru_RU" w:bidi="ru_RU"/>
-        </w:rPr>
-        <w:t xml:space="preserve">; </w:t>
-      </w:r>
-      <w:hyperlink r:id="rId56">
-        <w:r>
-          <w:rPr>
-            <w:lang w:val="ru_RU" w:bidi="ru_RU"/>
-          </w:rPr>
-          <w:rPr>
-            <w:color w:val="0000EE"/>
-            <w:u w:val="single"/>
-          </w:rPr>
-          <w:t>24:9</w:t>
-        </w:r>
-      </w:hyperlink>
-      <w:r>
-        <w:rPr>
-          <w:lang w:val="ru_RU" w:bidi="ru_RU"/>
-        </w:rPr>
-        <w:t xml:space="preserve">; </w:t>
-      </w:r>
-      <w:hyperlink r:id="rId57">
-        <w:r>
-          <w:rPr>
-            <w:lang w:val="ru_RU" w:bidi="ru_RU"/>
-          </w:rPr>
-          <w:rPr>
-            <w:color w:val="0000EE"/>
-            <w:u w:val="single"/>
-          </w:rPr>
-          <w:t>36:34</w:t>
-        </w:r>
-      </w:hyperlink>
+      <w:r>
+        <w:rPr>
+          <w:lang w:val="ru_RU" w:bidi="ru_RU"/>
+        </w:rPr>
+        <w:t>3Цар.2:3</w:t>
+      </w:r>
+      <w:r>
+        <w:rPr>
+          <w:lang w:val="ru_RU" w:bidi="ru_RU"/>
+        </w:rPr>
+        <w:t xml:space="preserve">; </w:t>
+      </w:r>
+      <w:r>
+        <w:rPr>
+          <w:lang w:val="ru_RU" w:bidi="ru_RU"/>
+        </w:rPr>
+        <w:t>Пс.17:22</w:t>
+      </w:r>
+      <w:r>
+        <w:rPr>
+          <w:lang w:val="ru_RU" w:bidi="ru_RU"/>
+        </w:rPr>
+        <w:t xml:space="preserve">; </w:t>
+      </w:r>
+      <w:r>
+        <w:rPr>
+          <w:lang w:val="ru_RU" w:bidi="ru_RU"/>
+        </w:rPr>
+        <w:t>24:9</w:t>
+      </w:r>
+      <w:r>
+        <w:rPr>
+          <w:lang w:val="ru_RU" w:bidi="ru_RU"/>
+        </w:rPr>
+        <w:t xml:space="preserve">; </w:t>
+      </w:r>
+      <w:r>
+        <w:rPr>
+          <w:lang w:val="ru_RU" w:bidi="ru_RU"/>
+        </w:rPr>
+        <w:t>36:34</w:t>
+      </w:r>
       <w:r>
         <w:rPr>
           <w:lang w:val="ru_RU" w:bidi="ru_RU"/>
@@ -1296,126 +1014,84 @@
         </w:rPr>
         <w:t>Все эти слова образуют семантическое поле, и далеко не всегда легко провести четкое различие между различными формами законов. Обычно термин «слова» используется по отношению к обязанностям человека перед Богом, особенно когда говорится о Десяти заповедях (</w:t>
       </w:r>
-      <w:hyperlink r:id="rId58">
-        <w:r>
-          <w:rPr>
-            <w:lang w:val="ru_RU" w:bidi="ru_RU"/>
-          </w:rPr>
-          <w:rPr>
-            <w:color w:val="0000EE"/>
-            <w:u w:val="single"/>
-          </w:rPr>
-          <w:t>Исх.20:1</w:t>
-        </w:r>
-      </w:hyperlink>
-      <w:r>
-        <w:rPr>
-          <w:lang w:val="ru_RU" w:bidi="ru_RU"/>
-        </w:rPr>
-        <w:t xml:space="preserve">; </w:t>
-      </w:r>
-      <w:hyperlink r:id="rId42">
-        <w:r>
-          <w:rPr>
-            <w:lang w:val="ru_RU" w:bidi="ru_RU"/>
-          </w:rPr>
-          <w:rPr>
-            <w:color w:val="0000EE"/>
-            <w:u w:val="single"/>
-          </w:rPr>
-          <w:t>34:27</w:t>
-        </w:r>
-      </w:hyperlink>
+      <w:r>
+        <w:rPr>
+          <w:lang w:val="ru_RU" w:bidi="ru_RU"/>
+        </w:rPr>
+        <w:t>Исх.20:1</w:t>
+      </w:r>
+      <w:r>
+        <w:rPr>
+          <w:lang w:val="ru_RU" w:bidi="ru_RU"/>
+        </w:rPr>
+        <w:t xml:space="preserve">; </w:t>
+      </w:r>
+      <w:r>
+        <w:rPr>
+          <w:lang w:val="ru_RU" w:bidi="ru_RU"/>
+        </w:rPr>
+        <w:t>34:27</w:t>
+      </w:r>
       <w:r>
         <w:rPr>
           <w:lang w:val="ru_RU" w:bidi="ru_RU"/>
         </w:rPr>
         <w:t>). Слово «суды» используются для обозначения обязательств по отношению к людям и обществу (</w:t>
       </w:r>
-      <w:hyperlink r:id="rId59">
-        <w:r>
-          <w:rPr>
-            <w:lang w:val="ru_RU" w:bidi="ru_RU"/>
-          </w:rPr>
-          <w:rPr>
-            <w:color w:val="0000EE"/>
-            <w:u w:val="single"/>
-          </w:rPr>
-          <w:t>21:1–23:9</w:t>
-        </w:r>
-      </w:hyperlink>
+      <w:r>
+        <w:rPr>
+          <w:lang w:val="ru_RU" w:bidi="ru_RU"/>
+        </w:rPr>
+        <w:t>21:1–23:9</w:t>
+      </w:r>
       <w:r>
         <w:rPr>
           <w:lang w:val="ru_RU" w:bidi="ru_RU"/>
         </w:rPr>
         <w:t>). Эти обязательства часто сформулированы как «если… тогда…» В Книге Левит и в описании культовых практик слово «уставы» используется в очень узком значении культовых предписаний — церемониальных правил. Однако в других контекстах, особенно в перечислениях синонимов к слову «закон», оно означает любое предписание или правило. «Заповеди» — это правила, установленные кем-то очень авторитетным. Хотя в Ветхом Завете много слов, используемых для обозначения закона, оттенки их значений часто очень схожи, особенно в таких выражениях, как «постановления и законы» (</w:t>
       </w:r>
-      <w:hyperlink r:id="rId47">
-        <w:r>
-          <w:rPr>
-            <w:lang w:val="ru_RU" w:bidi="ru_RU"/>
-          </w:rPr>
-          <w:rPr>
-            <w:color w:val="0000EE"/>
-            <w:u w:val="single"/>
-          </w:rPr>
-          <w:t>Втор.4:1, 5</w:t>
-        </w:r>
-      </w:hyperlink>
-      <w:r>
-        <w:rPr>
-          <w:lang w:val="ru_RU" w:bidi="ru_RU"/>
-        </w:rPr>
-        <w:t xml:space="preserve">; </w:t>
-      </w:r>
-      <w:hyperlink r:id="rId60">
-        <w:r>
-          <w:rPr>
-            <w:lang w:val="ru_RU" w:bidi="ru_RU"/>
-          </w:rPr>
-          <w:rPr>
-            <w:color w:val="0000EE"/>
-            <w:u w:val="single"/>
-          </w:rPr>
-          <w:t>5:1</w:t>
-        </w:r>
-      </w:hyperlink>
+      <w:r>
+        <w:rPr>
+          <w:lang w:val="ru_RU" w:bidi="ru_RU"/>
+        </w:rPr>
+        <w:t>Втор.4:1, 5</w:t>
+      </w:r>
+      <w:r>
+        <w:rPr>
+          <w:lang w:val="ru_RU" w:bidi="ru_RU"/>
+        </w:rPr>
+        <w:t xml:space="preserve">; </w:t>
+      </w:r>
+      <w:r>
+        <w:rPr>
+          <w:lang w:val="ru_RU" w:bidi="ru_RU"/>
+        </w:rPr>
+        <w:t>5:1</w:t>
+      </w:r>
       <w:r>
         <w:rPr>
           <w:lang w:val="ru_RU" w:bidi="ru_RU"/>
         </w:rPr>
         <w:t>), «заповеди, постановления и законы» (</w:t>
       </w:r>
-      <w:hyperlink r:id="rId43">
-        <w:r>
-          <w:rPr>
-            <w:lang w:val="ru_RU" w:bidi="ru_RU"/>
-          </w:rPr>
-          <w:rPr>
-            <w:color w:val="0000EE"/>
-            <w:u w:val="single"/>
-          </w:rPr>
-          <w:t>6:1</w:t>
-        </w:r>
-      </w:hyperlink>
+      <w:r>
+        <w:rPr>
+          <w:lang w:val="ru_RU" w:bidi="ru_RU"/>
+        </w:rPr>
+        <w:t>6:1</w:t>
+      </w:r>
       <w:r>
         <w:rPr>
           <w:lang w:val="ru_RU" w:bidi="ru_RU"/>
         </w:rPr>
         <w:t>), «ходя путями Его и соблюдая уставы Его и заповеди Его, и определения Его и постановления Его, как написано в законе Моисеевом» (</w:t>
       </w:r>
-      <w:hyperlink r:id="rId53">
-        <w:r>
-          <w:rPr>
-            <w:lang w:val="ru_RU" w:bidi="ru_RU"/>
-          </w:rPr>
-          <w:rPr>
-            <w:color w:val="0000EE"/>
-            <w:u w:val="single"/>
-          </w:rPr>
-          <w:t>3Цар.2:3</w:t>
-        </w:r>
-      </w:hyperlink>
+      <w:r>
+        <w:rPr>
+          <w:lang w:val="ru_RU" w:bidi="ru_RU"/>
+        </w:rPr>
+        <w:t>3Цар.2:3</w:t>
+      </w:r>
       <w:r>
         <w:rPr>
           <w:lang w:val="ru_RU" w:bidi="ru_RU"/>
@@ -1436,270 +1112,180 @@
         </w:rPr>
         <w:t>Мотивация для соблюдения Божьего закона — это дела Господа и Его присутствие. Начало Десяти заповедей напоминает нам о Божьих могущественных деяниях: «Я Господь Бог твой, Который вывел тебя из земли Египетской, из дома рабства» (</w:t>
       </w:r>
-      <w:hyperlink r:id="rId61">
-        <w:r>
-          <w:rPr>
-            <w:lang w:val="ru_RU" w:bidi="ru_RU"/>
-          </w:rPr>
-          <w:rPr>
-            <w:color w:val="0000EE"/>
-            <w:u w:val="single"/>
-          </w:rPr>
-          <w:t>Исх.20:2</w:t>
-        </w:r>
-      </w:hyperlink>
+      <w:r>
+        <w:rPr>
+          <w:lang w:val="ru_RU" w:bidi="ru_RU"/>
+        </w:rPr>
+        <w:t>Исх.20:2</w:t>
+      </w:r>
       <w:r>
         <w:rPr>
           <w:lang w:val="ru_RU" w:bidi="ru_RU"/>
         </w:rPr>
         <w:t>). В истории искупления Израиля, во время откровения на горе Синай и в избрании Израиля как Своего народа Бог обращался с народом как «отец». Он усыновил Израиль и освятил его, то есть провозгласил сыновей Израиля святыми (</w:t>
       </w:r>
-      <w:hyperlink r:id="rId62">
-        <w:r>
-          <w:rPr>
-            <w:lang w:val="ru_RU" w:bidi="ru_RU"/>
-          </w:rPr>
-          <w:rPr>
-            <w:color w:val="0000EE"/>
-            <w:u w:val="single"/>
-          </w:rPr>
-          <w:t>Исх.19:6</w:t>
-        </w:r>
-      </w:hyperlink>
-      <w:r>
-        <w:rPr>
-          <w:lang w:val="ru_RU" w:bidi="ru_RU"/>
-        </w:rPr>
-        <w:t xml:space="preserve">; </w:t>
-      </w:r>
-      <w:hyperlink r:id="rId63">
-        <w:r>
-          <w:rPr>
-            <w:lang w:val="ru_RU" w:bidi="ru_RU"/>
-          </w:rPr>
-          <w:rPr>
-            <w:color w:val="0000EE"/>
-            <w:u w:val="single"/>
-          </w:rPr>
-          <w:t>31:13</w:t>
-        </w:r>
-      </w:hyperlink>
-      <w:r>
-        <w:rPr>
-          <w:lang w:val="ru_RU" w:bidi="ru_RU"/>
-        </w:rPr>
-        <w:t xml:space="preserve">; </w:t>
-      </w:r>
-      <w:hyperlink r:id="rId64">
-        <w:r>
-          <w:rPr>
-            <w:lang w:val="ru_RU" w:bidi="ru_RU"/>
-          </w:rPr>
-          <w:rPr>
-            <w:color w:val="0000EE"/>
-            <w:u w:val="single"/>
-          </w:rPr>
-          <w:t>Лев.20:8</w:t>
-        </w:r>
-      </w:hyperlink>
-      <w:r>
-        <w:rPr>
-          <w:lang w:val="ru_RU" w:bidi="ru_RU"/>
-        </w:rPr>
-        <w:t xml:space="preserve">; </w:t>
-      </w:r>
-      <w:hyperlink r:id="rId65">
-        <w:r>
-          <w:rPr>
-            <w:lang w:val="ru_RU" w:bidi="ru_RU"/>
-          </w:rPr>
-          <w:rPr>
-            <w:color w:val="0000EE"/>
-            <w:u w:val="single"/>
-          </w:rPr>
-          <w:t>22:32</w:t>
-        </w:r>
-      </w:hyperlink>
+      <w:r>
+        <w:rPr>
+          <w:lang w:val="ru_RU" w:bidi="ru_RU"/>
+        </w:rPr>
+        <w:t>Исх.19:6</w:t>
+      </w:r>
+      <w:r>
+        <w:rPr>
+          <w:lang w:val="ru_RU" w:bidi="ru_RU"/>
+        </w:rPr>
+        <w:t xml:space="preserve">; </w:t>
+      </w:r>
+      <w:r>
+        <w:rPr>
+          <w:lang w:val="ru_RU" w:bidi="ru_RU"/>
+        </w:rPr>
+        <w:t>31:13</w:t>
+      </w:r>
+      <w:r>
+        <w:rPr>
+          <w:lang w:val="ru_RU" w:bidi="ru_RU"/>
+        </w:rPr>
+        <w:t xml:space="preserve">; </w:t>
+      </w:r>
+      <w:r>
+        <w:rPr>
+          <w:lang w:val="ru_RU" w:bidi="ru_RU"/>
+        </w:rPr>
+        <w:t>Лев.20:8</w:t>
+      </w:r>
+      <w:r>
+        <w:rPr>
+          <w:lang w:val="ru_RU" w:bidi="ru_RU"/>
+        </w:rPr>
+        <w:t xml:space="preserve">; </w:t>
+      </w:r>
+      <w:r>
+        <w:rPr>
+          <w:lang w:val="ru_RU" w:bidi="ru_RU"/>
+        </w:rPr>
+        <w:t>22:32</w:t>
+      </w:r>
       <w:r>
         <w:rPr>
           <w:lang w:val="ru_RU" w:bidi="ru_RU"/>
         </w:rPr>
         <w:t xml:space="preserve">; ср. </w:t>
       </w:r>
-      <w:hyperlink r:id="rId66">
-        <w:r>
-          <w:rPr>
-            <w:lang w:val="ru_RU" w:bidi="ru_RU"/>
-          </w:rPr>
-          <w:rPr>
-            <w:color w:val="0000EE"/>
-            <w:u w:val="single"/>
-          </w:rPr>
-          <w:t>Рим.9:4</w:t>
-        </w:r>
-      </w:hyperlink>
+      <w:r>
+        <w:rPr>
+          <w:lang w:val="ru_RU" w:bidi="ru_RU"/>
+        </w:rPr>
+        <w:t>Рим.9:4</w:t>
+      </w:r>
       <w:r>
         <w:rPr>
           <w:lang w:val="ru_RU" w:bidi="ru_RU"/>
         </w:rPr>
         <w:t>). Иногда понятия искупления и освящения используются вместе, но даже если используется только одно из них, они неразделимы: «Я Господь, освящающий вас» (</w:t>
       </w:r>
-      <w:hyperlink r:id="rId65">
-        <w:r>
-          <w:rPr>
-            <w:lang w:val="ru_RU" w:bidi="ru_RU"/>
-          </w:rPr>
-          <w:rPr>
-            <w:color w:val="0000EE"/>
-            <w:u w:val="single"/>
-          </w:rPr>
-          <w:t>Лев.22:32</w:t>
-        </w:r>
-      </w:hyperlink>
+      <w:r>
+        <w:rPr>
+          <w:lang w:val="ru_RU" w:bidi="ru_RU"/>
+        </w:rPr>
+        <w:t>Лев.22:32</w:t>
+      </w:r>
       <w:r>
         <w:rPr>
           <w:lang w:val="ru_RU" w:bidi="ru_RU"/>
         </w:rPr>
         <w:t xml:space="preserve">). Основанием для послушания может быть простое воззвание к Божьему имени: «Я Господь» (ср. </w:t>
       </w:r>
-      <w:hyperlink r:id="rId67">
-        <w:r>
-          <w:rPr>
-            <w:lang w:val="ru_RU" w:bidi="ru_RU"/>
-          </w:rPr>
-          <w:rPr>
-            <w:color w:val="0000EE"/>
-            <w:u w:val="single"/>
-          </w:rPr>
-          <w:t>Лев.18:6, 21, 30</w:t>
-        </w:r>
-      </w:hyperlink>
-      <w:r>
-        <w:rPr>
-          <w:lang w:val="ru_RU" w:bidi="ru_RU"/>
-        </w:rPr>
-        <w:t xml:space="preserve">; </w:t>
-      </w:r>
-      <w:hyperlink r:id="rId68">
-        <w:r>
-          <w:rPr>
-            <w:lang w:val="ru_RU" w:bidi="ru_RU"/>
-          </w:rPr>
-          <w:rPr>
-            <w:color w:val="0000EE"/>
-            <w:u w:val="single"/>
-          </w:rPr>
-          <w:t>19:10, 14, 16, 18, 28, 30–31, 34, 36–37</w:t>
-        </w:r>
-      </w:hyperlink>
+      <w:r>
+        <w:rPr>
+          <w:lang w:val="ru_RU" w:bidi="ru_RU"/>
+        </w:rPr>
+        <w:t>Лев.18:6, 21, 30</w:t>
+      </w:r>
+      <w:r>
+        <w:rPr>
+          <w:lang w:val="ru_RU" w:bidi="ru_RU"/>
+        </w:rPr>
+        <w:t xml:space="preserve">; </w:t>
+      </w:r>
+      <w:r>
+        <w:rPr>
+          <w:lang w:val="ru_RU" w:bidi="ru_RU"/>
+        </w:rPr>
+        <w:t>19:10, 14, 16, 18, 28, 30–31, 34, 36–37</w:t>
+      </w:r>
       <w:r>
         <w:rPr>
           <w:lang w:val="ru_RU" w:bidi="ru_RU"/>
         </w:rPr>
         <w:t>). Требование соблюдать святость в жизни также основывается на переживании Божьего присутствия. Господь повелел Израилю быть святым, потому что Он свят (</w:t>
       </w:r>
-      <w:hyperlink r:id="rId69">
-        <w:r>
-          <w:rPr>
-            <w:lang w:val="ru_RU" w:bidi="ru_RU"/>
-          </w:rPr>
-          <w:rPr>
-            <w:color w:val="0000EE"/>
-            <w:u w:val="single"/>
-          </w:rPr>
-          <w:t>Лев.11:44–45</w:t>
-        </w:r>
-      </w:hyperlink>
+      <w:r>
+        <w:rPr>
+          <w:lang w:val="ru_RU" w:bidi="ru_RU"/>
+        </w:rPr>
+        <w:t>Лев.11:44–45</w:t>
+      </w:r>
       <w:r>
         <w:rPr>
           <w:lang w:val="ru_RU" w:bidi="ru_RU"/>
         </w:rPr>
         <w:t xml:space="preserve">, </w:t>
       </w:r>
-      <w:hyperlink r:id="rId70">
-        <w:r>
-          <w:rPr>
-            <w:lang w:val="ru_RU" w:bidi="ru_RU"/>
-          </w:rPr>
-          <w:rPr>
-            <w:color w:val="0000EE"/>
-            <w:u w:val="single"/>
-          </w:rPr>
-          <w:t>19:2</w:t>
-        </w:r>
-      </w:hyperlink>
+      <w:r>
+        <w:rPr>
+          <w:lang w:val="ru_RU" w:bidi="ru_RU"/>
+        </w:rPr>
+        <w:t>19:2</w:t>
+      </w:r>
       <w:r>
         <w:rPr>
           <w:lang w:val="ru_RU" w:bidi="ru_RU"/>
         </w:rPr>
         <w:t>). «Святой Бог Израилев» обитал среди Своего народа (</w:t>
       </w:r>
-      <w:hyperlink r:id="rId71">
-        <w:r>
-          <w:rPr>
-            <w:lang w:val="ru_RU" w:bidi="ru_RU"/>
-          </w:rPr>
-          <w:rPr>
-            <w:color w:val="0000EE"/>
-            <w:u w:val="single"/>
-          </w:rPr>
-          <w:t>Исх.25:8</w:t>
-        </w:r>
-      </w:hyperlink>
+      <w:r>
+        <w:rPr>
+          <w:lang w:val="ru_RU" w:bidi="ru_RU"/>
+        </w:rPr>
+        <w:t>Исх.25:8</w:t>
+      </w:r>
       <w:r>
         <w:rPr>
           <w:lang w:val="ru_RU" w:bidi="ru_RU"/>
         </w:rPr>
         <w:t xml:space="preserve">, </w:t>
       </w:r>
-      <w:hyperlink r:id="rId72">
-        <w:r>
-          <w:rPr>
-            <w:lang w:val="ru_RU" w:bidi="ru_RU"/>
-          </w:rPr>
-          <w:rPr>
-            <w:color w:val="0000EE"/>
-            <w:u w:val="single"/>
-          </w:rPr>
-          <w:t>29:45</w:t>
-        </w:r>
-      </w:hyperlink>
-      <w:r>
-        <w:rPr>
-          <w:lang w:val="ru_RU" w:bidi="ru_RU"/>
-        </w:rPr>
-        <w:t xml:space="preserve">; </w:t>
-      </w:r>
-      <w:hyperlink r:id="rId73">
-        <w:r>
-          <w:rPr>
-            <w:lang w:val="ru_RU" w:bidi="ru_RU"/>
-          </w:rPr>
-          <w:rPr>
-            <w:color w:val="0000EE"/>
-            <w:u w:val="single"/>
-          </w:rPr>
-          <w:t>Чис.5:3</w:t>
-        </w:r>
-      </w:hyperlink>
+      <w:r>
+        <w:rPr>
+          <w:lang w:val="ru_RU" w:bidi="ru_RU"/>
+        </w:rPr>
+        <w:t>29:45</w:t>
+      </w:r>
+      <w:r>
+        <w:rPr>
+          <w:lang w:val="ru_RU" w:bidi="ru_RU"/>
+        </w:rPr>
+        <w:t xml:space="preserve">; </w:t>
+      </w:r>
+      <w:r>
+        <w:rPr>
+          <w:lang w:val="ru_RU" w:bidi="ru_RU"/>
+        </w:rPr>
+        <w:t>Чис.5:3</w:t>
+      </w:r>
       <w:r>
         <w:rPr>
           <w:lang w:val="ru_RU" w:bidi="ru_RU"/>
         </w:rPr>
         <w:t xml:space="preserve">, </w:t>
       </w:r>
-      <w:hyperlink r:id="rId74">
-        <w:r>
-          <w:rPr>
-            <w:lang w:val="ru_RU" w:bidi="ru_RU"/>
-          </w:rPr>
-          <w:rPr>
-            <w:color w:val="0000EE"/>
-            <w:u w:val="single"/>
-          </w:rPr>
-          <w:t>35:34</w:t>
-        </w:r>
-      </w:hyperlink>
+      <w:r>
+        <w:rPr>
+          <w:lang w:val="ru_RU" w:bidi="ru_RU"/>
+        </w:rPr>
+        <w:t>35:34</w:t>
+      </w:r>
       <w:r>
         <w:rPr>
           <w:lang w:val="ru_RU" w:bidi="ru_RU"/>
@@ -1720,18 +1306,12 @@
         </w:rPr>
         <w:t>Как мог мятежный Израиль понять, чего требует Бог, если бы не было чётких нравственных, социальных, гражданских и религиозных предписаний? Господь увидел, что у народа не было «сердца», чтобы служить Ему и хранить верность завету (</w:t>
       </w:r>
-      <w:hyperlink r:id="rId75">
-        <w:r>
-          <w:rPr>
-            <w:lang w:val="ru_RU" w:bidi="ru_RU"/>
-          </w:rPr>
-          <w:rPr>
-            <w:color w:val="0000EE"/>
-            <w:u w:val="single"/>
-          </w:rPr>
-          <w:t>Втор.5:29</w:t>
-        </w:r>
-      </w:hyperlink>
+      <w:r>
+        <w:rPr>
+          <w:lang w:val="ru_RU" w:bidi="ru_RU"/>
+        </w:rPr>
+        <w:t>Втор.5:29</w:t>
+      </w:r>
       <w:r>
         <w:rPr>
           <w:lang w:val="ru_RU" w:bidi="ru_RU"/>
@@ -1763,18 +1343,12 @@
         </w:rPr>
         <w:t xml:space="preserve">Закон Израиля отражал практику, существовавшую на Древнем Ближнем Востоке. Древнее законодательство Вавилона, зафиксированное в законах Эшнунны и Хаммурапи, имеет большое сходство с библейским законом. Это сходство выходит за рамки сходства случаев и включает юридические формулировки (казуистическое право). Отличие закона Израиля состоит в том, что он был дан Богом. Моисей был посредником, а не законодателем, как это было принято у царей, которые, подобно Хаммурапи, вводили в действие свод законов. Сам Господь дал Израилю Свои законы (ср. </w:t>
       </w:r>
-      <w:hyperlink r:id="rId76">
-        <w:r>
-          <w:rPr>
-            <w:lang w:val="ru_RU" w:bidi="ru_RU"/>
-          </w:rPr>
-          <w:rPr>
-            <w:color w:val="0000EE"/>
-            <w:u w:val="single"/>
-          </w:rPr>
-          <w:t>Втор.4:5–8</w:t>
-        </w:r>
-      </w:hyperlink>
+      <w:r>
+        <w:rPr>
+          <w:lang w:val="ru_RU" w:bidi="ru_RU"/>
+        </w:rPr>
+        <w:t>Втор.4:5–8</w:t>
+      </w:r>
       <w:r>
         <w:rPr>
           <w:lang w:val="ru_RU" w:bidi="ru_RU"/>
@@ -1806,162 +1380,108 @@
         </w:rPr>
         <w:t xml:space="preserve">Законодательная часть в Ветхом Завете не приводится в какой-то одной книге или одной главе. Более того, законы отражают переход от контекста пустыни (блуждания по пустыне после выхода из Египта — Исход) к контексту земли (приходу в Обещанную землю — Второзаконие). Ветхозаветные законы сложны и полны вариаций и повторений. Они встречаются в книгах Исход (главы </w:t>
       </w:r>
-      <w:hyperlink r:id="rId77">
-        <w:r>
-          <w:rPr>
-            <w:lang w:val="ru_RU" w:bidi="ru_RU"/>
-          </w:rPr>
-          <w:rPr>
-            <w:color w:val="0000EE"/>
-            <w:u w:val="single"/>
-          </w:rPr>
-          <w:t>20–24</w:t>
-        </w:r>
-      </w:hyperlink>
-      <w:r>
-        <w:rPr>
-          <w:lang w:val="ru_RU" w:bidi="ru_RU"/>
-        </w:rPr>
-        <w:t xml:space="preserve">; </w:t>
-      </w:r>
-      <w:hyperlink r:id="rId78">
-        <w:r>
-          <w:rPr>
-            <w:lang w:val="ru_RU" w:bidi="ru_RU"/>
-          </w:rPr>
-          <w:rPr>
-            <w:color w:val="0000EE"/>
-            <w:u w:val="single"/>
-          </w:rPr>
-          <w:t>25–31</w:t>
-        </w:r>
-      </w:hyperlink>
+      <w:r>
+        <w:rPr>
+          <w:lang w:val="ru_RU" w:bidi="ru_RU"/>
+        </w:rPr>
+        <w:t>20–24</w:t>
+      </w:r>
+      <w:r>
+        <w:rPr>
+          <w:lang w:val="ru_RU" w:bidi="ru_RU"/>
+        </w:rPr>
+        <w:t xml:space="preserve">; </w:t>
+      </w:r>
+      <w:r>
+        <w:rPr>
+          <w:lang w:val="ru_RU" w:bidi="ru_RU"/>
+        </w:rPr>
+        <w:t>25–31</w:t>
+      </w:r>
       <w:r>
         <w:rPr>
           <w:lang w:val="ru_RU" w:bidi="ru_RU"/>
         </w:rPr>
         <w:t xml:space="preserve">), Левит, Числа (главы </w:t>
       </w:r>
-      <w:hyperlink r:id="rId79">
-        <w:r>
-          <w:rPr>
-            <w:lang w:val="ru_RU" w:bidi="ru_RU"/>
-          </w:rPr>
-          <w:rPr>
-            <w:color w:val="0000EE"/>
-            <w:u w:val="single"/>
-          </w:rPr>
-          <w:t>3–6</w:t>
-        </w:r>
-      </w:hyperlink>
-      <w:r>
-        <w:rPr>
-          <w:lang w:val="ru_RU" w:bidi="ru_RU"/>
-        </w:rPr>
-        <w:t xml:space="preserve">; </w:t>
-      </w:r>
-      <w:hyperlink r:id="rId80">
-        <w:r>
-          <w:rPr>
-            <w:lang w:val="ru_RU" w:bidi="ru_RU"/>
-          </w:rPr>
-          <w:rPr>
-            <w:color w:val="0000EE"/>
-            <w:u w:val="single"/>
-          </w:rPr>
-          <w:t>8–10</w:t>
-        </w:r>
-      </w:hyperlink>
-      <w:r>
-        <w:rPr>
-          <w:lang w:val="ru_RU" w:bidi="ru_RU"/>
-        </w:rPr>
-        <w:t xml:space="preserve">; </w:t>
-      </w:r>
-      <w:hyperlink r:id="rId81">
-        <w:r>
-          <w:rPr>
-            <w:lang w:val="ru_RU" w:bidi="ru_RU"/>
-          </w:rPr>
-          <w:rPr>
-            <w:color w:val="0000EE"/>
-            <w:u w:val="single"/>
-          </w:rPr>
-          <w:t>15</w:t>
-        </w:r>
-      </w:hyperlink>
-      <w:r>
-        <w:rPr>
-          <w:lang w:val="ru_RU" w:bidi="ru_RU"/>
-        </w:rPr>
-        <w:t xml:space="preserve">; </w:t>
-      </w:r>
-      <w:hyperlink r:id="rId82">
-        <w:r>
-          <w:rPr>
-            <w:lang w:val="ru_RU" w:bidi="ru_RU"/>
-          </w:rPr>
-          <w:rPr>
-            <w:color w:val="0000EE"/>
-            <w:u w:val="single"/>
-          </w:rPr>
-          <w:t>18</w:t>
-        </w:r>
-      </w:hyperlink>
-      <w:r>
-        <w:rPr>
-          <w:lang w:val="ru_RU" w:bidi="ru_RU"/>
-        </w:rPr>
-        <w:t xml:space="preserve">; </w:t>
-      </w:r>
-      <w:hyperlink r:id="rId83">
-        <w:r>
-          <w:rPr>
-            <w:lang w:val="ru_RU" w:bidi="ru_RU"/>
-          </w:rPr>
-          <w:rPr>
-            <w:color w:val="0000EE"/>
-            <w:u w:val="single"/>
-          </w:rPr>
-          <w:t>19</w:t>
-        </w:r>
-      </w:hyperlink>
-      <w:r>
-        <w:rPr>
-          <w:lang w:val="ru_RU" w:bidi="ru_RU"/>
-        </w:rPr>
-        <w:t xml:space="preserve">; </w:t>
-      </w:r>
-      <w:hyperlink r:id="rId84">
-        <w:r>
-          <w:rPr>
-            <w:lang w:val="ru_RU" w:bidi="ru_RU"/>
-          </w:rPr>
-          <w:rPr>
-            <w:color w:val="0000EE"/>
-            <w:u w:val="single"/>
-          </w:rPr>
-          <w:t>28–30</w:t>
-        </w:r>
-      </w:hyperlink>
+      <w:r>
+        <w:rPr>
+          <w:lang w:val="ru_RU" w:bidi="ru_RU"/>
+        </w:rPr>
+        <w:t>3–6</w:t>
+      </w:r>
+      <w:r>
+        <w:rPr>
+          <w:lang w:val="ru_RU" w:bidi="ru_RU"/>
+        </w:rPr>
+        <w:t xml:space="preserve">; </w:t>
+      </w:r>
+      <w:r>
+        <w:rPr>
+          <w:lang w:val="ru_RU" w:bidi="ru_RU"/>
+        </w:rPr>
+        <w:t>8–10</w:t>
+      </w:r>
+      <w:r>
+        <w:rPr>
+          <w:lang w:val="ru_RU" w:bidi="ru_RU"/>
+        </w:rPr>
+        <w:t xml:space="preserve">; </w:t>
+      </w:r>
+      <w:r>
+        <w:rPr>
+          <w:lang w:val="ru_RU" w:bidi="ru_RU"/>
+        </w:rPr>
+        <w:t>15</w:t>
+      </w:r>
+      <w:r>
+        <w:rPr>
+          <w:lang w:val="ru_RU" w:bidi="ru_RU"/>
+        </w:rPr>
+        <w:t xml:space="preserve">; </w:t>
+      </w:r>
+      <w:r>
+        <w:rPr>
+          <w:lang w:val="ru_RU" w:bidi="ru_RU"/>
+        </w:rPr>
+        <w:t>18</w:t>
+      </w:r>
+      <w:r>
+        <w:rPr>
+          <w:lang w:val="ru_RU" w:bidi="ru_RU"/>
+        </w:rPr>
+        <w:t xml:space="preserve">; </w:t>
+      </w:r>
+      <w:r>
+        <w:rPr>
+          <w:lang w:val="ru_RU" w:bidi="ru_RU"/>
+        </w:rPr>
+        <w:t>19</w:t>
+      </w:r>
+      <w:r>
+        <w:rPr>
+          <w:lang w:val="ru_RU" w:bidi="ru_RU"/>
+        </w:rPr>
+        <w:t xml:space="preserve">; </w:t>
+      </w:r>
+      <w:r>
+        <w:rPr>
+          <w:lang w:val="ru_RU" w:bidi="ru_RU"/>
+        </w:rPr>
+        <w:t>28–30</w:t>
+      </w:r>
       <w:r>
         <w:rPr>
           <w:lang w:val="ru_RU" w:bidi="ru_RU"/>
         </w:rPr>
         <w:t xml:space="preserve">) и Второзаконие (главы </w:t>
       </w:r>
-      <w:hyperlink r:id="rId85">
-        <w:r>
-          <w:rPr>
-            <w:lang w:val="ru_RU" w:bidi="ru_RU"/>
-          </w:rPr>
-          <w:rPr>
-            <w:color w:val="0000EE"/>
-            <w:u w:val="single"/>
-          </w:rPr>
-          <w:t>5–26</w:t>
-        </w:r>
-      </w:hyperlink>
+      <w:r>
+        <w:rPr>
+          <w:lang w:val="ru_RU" w:bidi="ru_RU"/>
+        </w:rPr>
+        <w:t>5–26</w:t>
+      </w:r>
       <w:r>
         <w:rPr>
           <w:lang w:val="ru_RU" w:bidi="ru_RU"/>
@@ -1993,522 +1513,348 @@
         </w:rPr>
         <w:t>Заповеди называются «словами» Бога (</w:t>
       </w:r>
-      <w:hyperlink r:id="rId58">
-        <w:r>
-          <w:rPr>
-            <w:lang w:val="ru_RU" w:bidi="ru_RU"/>
-          </w:rPr>
-          <w:rPr>
-            <w:color w:val="0000EE"/>
-            <w:u w:val="single"/>
-          </w:rPr>
-          <w:t>Исх.20:1</w:t>
-        </w:r>
-      </w:hyperlink>
+      <w:r>
+        <w:rPr>
+          <w:lang w:val="ru_RU" w:bidi="ru_RU"/>
+        </w:rPr>
+        <w:t>Исх.20:1</w:t>
+      </w:r>
       <w:r>
         <w:rPr>
           <w:lang w:val="ru_RU" w:bidi="ru_RU"/>
         </w:rPr>
         <w:t xml:space="preserve">). Они встречаются в книгах </w:t>
       </w:r>
-      <w:hyperlink r:id="rId86">
-        <w:r>
-          <w:rPr>
-            <w:lang w:val="ru_RU" w:bidi="ru_RU"/>
-          </w:rPr>
-          <w:rPr>
-            <w:color w:val="0000EE"/>
-            <w:u w:val="single"/>
-          </w:rPr>
-          <w:t>Исход 20:1–17</w:t>
-        </w:r>
-      </w:hyperlink>
+      <w:r>
+        <w:rPr>
+          <w:lang w:val="ru_RU" w:bidi="ru_RU"/>
+        </w:rPr>
+        <w:t>Исход 20:1–17</w:t>
+      </w:r>
       <w:r>
         <w:rPr>
           <w:lang w:val="ru_RU" w:bidi="ru_RU"/>
         </w:rPr>
         <w:t xml:space="preserve"> и </w:t>
       </w:r>
-      <w:hyperlink r:id="rId87">
-        <w:r>
-          <w:rPr>
-            <w:lang w:val="ru_RU" w:bidi="ru_RU"/>
-          </w:rPr>
-          <w:rPr>
-            <w:color w:val="0000EE"/>
-            <w:u w:val="single"/>
-          </w:rPr>
-          <w:t>Второзаконие 5:6–21</w:t>
-        </w:r>
-      </w:hyperlink>
+      <w:r>
+        <w:rPr>
+          <w:lang w:val="ru_RU" w:bidi="ru_RU"/>
+        </w:rPr>
+        <w:t>Второзаконие 5:6–21</w:t>
+      </w:r>
       <w:r>
         <w:rPr>
           <w:lang w:val="ru_RU" w:bidi="ru_RU"/>
         </w:rPr>
         <w:t xml:space="preserve">, а их вариации и отдельные заповеди встречаются в других местах (например, </w:t>
       </w:r>
-      <w:hyperlink r:id="rId88">
-        <w:r>
-          <w:rPr>
-            <w:lang w:val="ru_RU" w:bidi="ru_RU"/>
-          </w:rPr>
-          <w:rPr>
-            <w:color w:val="0000EE"/>
-            <w:u w:val="single"/>
-          </w:rPr>
-          <w:t>Исх.34:14, 17, 21</w:t>
-        </w:r>
-      </w:hyperlink>
-      <w:r>
-        <w:rPr>
-          <w:lang w:val="ru_RU" w:bidi="ru_RU"/>
-        </w:rPr>
-        <w:t xml:space="preserve">; </w:t>
-      </w:r>
-      <w:hyperlink r:id="rId89">
-        <w:r>
-          <w:rPr>
-            <w:lang w:val="ru_RU" w:bidi="ru_RU"/>
-          </w:rPr>
-          <w:rPr>
-            <w:color w:val="0000EE"/>
-            <w:u w:val="single"/>
-          </w:rPr>
-          <w:t>Лев.19:1–8</w:t>
-        </w:r>
-      </w:hyperlink>
-      <w:r>
-        <w:rPr>
-          <w:lang w:val="ru_RU" w:bidi="ru_RU"/>
-        </w:rPr>
-        <w:t xml:space="preserve">; </w:t>
-      </w:r>
-      <w:hyperlink r:id="rId90">
-        <w:r>
-          <w:rPr>
-            <w:lang w:val="ru_RU" w:bidi="ru_RU"/>
-          </w:rPr>
-          <w:rPr>
-            <w:color w:val="0000EE"/>
-            <w:u w:val="single"/>
-          </w:rPr>
-          <w:t>Втор.27:15–16</w:t>
-        </w:r>
-      </w:hyperlink>
+      <w:r>
+        <w:rPr>
+          <w:lang w:val="ru_RU" w:bidi="ru_RU"/>
+        </w:rPr>
+        <w:t>Исх.34:14, 17, 21</w:t>
+      </w:r>
+      <w:r>
+        <w:rPr>
+          <w:lang w:val="ru_RU" w:bidi="ru_RU"/>
+        </w:rPr>
+        <w:t xml:space="preserve">; </w:t>
+      </w:r>
+      <w:r>
+        <w:rPr>
+          <w:lang w:val="ru_RU" w:bidi="ru_RU"/>
+        </w:rPr>
+        <w:t>Лев.19:1–8</w:t>
+      </w:r>
+      <w:r>
+        <w:rPr>
+          <w:lang w:val="ru_RU" w:bidi="ru_RU"/>
+        </w:rPr>
+        <w:t xml:space="preserve">; </w:t>
+      </w:r>
+      <w:r>
+        <w:rPr>
+          <w:lang w:val="ru_RU" w:bidi="ru_RU"/>
+        </w:rPr>
+        <w:t>Втор.27:15–16</w:t>
+      </w:r>
       <w:r>
         <w:rPr>
           <w:lang w:val="ru_RU" w:bidi="ru_RU"/>
         </w:rPr>
         <w:t>). Будучи частью завета, заповеди сначала были адресованы Израилю. Сегодня они составляют нравственную основу христианской веры. Непреходящая актуальность этой нравственной основы очевидна в Новом Завете. Наш Господь утвердил свою власть как толкователь всех заповедей (</w:t>
       </w:r>
-      <w:hyperlink r:id="rId91">
-        <w:r>
-          <w:rPr>
-            <w:lang w:val="ru_RU" w:bidi="ru_RU"/>
-          </w:rPr>
-          <w:rPr>
-            <w:color w:val="0000EE"/>
-            <w:u w:val="single"/>
-          </w:rPr>
-          <w:t>Мф.5:17–48</w:t>
-        </w:r>
-      </w:hyperlink>
-      <w:r>
-        <w:rPr>
-          <w:lang w:val="ru_RU" w:bidi="ru_RU"/>
-        </w:rPr>
-        <w:t xml:space="preserve">; </w:t>
-      </w:r>
-      <w:hyperlink r:id="rId92">
-        <w:r>
-          <w:rPr>
-            <w:lang w:val="ru_RU" w:bidi="ru_RU"/>
-          </w:rPr>
-          <w:rPr>
-            <w:color w:val="0000EE"/>
-            <w:u w:val="single"/>
-          </w:rPr>
-          <w:t>12:1–14</w:t>
-        </w:r>
-      </w:hyperlink>
-      <w:r>
-        <w:rPr>
-          <w:lang w:val="ru_RU" w:bidi="ru_RU"/>
-        </w:rPr>
-        <w:t xml:space="preserve">; </w:t>
-      </w:r>
-      <w:hyperlink r:id="rId93">
-        <w:r>
-          <w:rPr>
-            <w:lang w:val="ru_RU" w:bidi="ru_RU"/>
-          </w:rPr>
-          <w:rPr>
-            <w:color w:val="0000EE"/>
-            <w:u w:val="single"/>
-          </w:rPr>
-          <w:t>23:23–24</w:t>
-        </w:r>
-      </w:hyperlink>
+      <w:r>
+        <w:rPr>
+          <w:lang w:val="ru_RU" w:bidi="ru_RU"/>
+        </w:rPr>
+        <w:t>Мф.5:17–48</w:t>
+      </w:r>
+      <w:r>
+        <w:rPr>
+          <w:lang w:val="ru_RU" w:bidi="ru_RU"/>
+        </w:rPr>
+        <w:t xml:space="preserve">; </w:t>
+      </w:r>
+      <w:r>
+        <w:rPr>
+          <w:lang w:val="ru_RU" w:bidi="ru_RU"/>
+        </w:rPr>
+        <w:t>12:1–14</w:t>
+      </w:r>
+      <w:r>
+        <w:rPr>
+          <w:lang w:val="ru_RU" w:bidi="ru_RU"/>
+        </w:rPr>
+        <w:t xml:space="preserve">; </w:t>
+      </w:r>
+      <w:r>
+        <w:rPr>
+          <w:lang w:val="ru_RU" w:bidi="ru_RU"/>
+        </w:rPr>
+        <w:t>23:23–24</w:t>
+      </w:r>
       <w:r>
         <w:rPr>
           <w:lang w:val="ru_RU" w:bidi="ru_RU"/>
         </w:rPr>
         <w:t xml:space="preserve">). Он кратко сформулировал весь закон как любовь к Богу и к человеку (ср. </w:t>
       </w:r>
-      <w:hyperlink r:id="rId94">
-        <w:r>
-          <w:rPr>
-            <w:lang w:val="ru_RU" w:bidi="ru_RU"/>
-          </w:rPr>
-          <w:rPr>
-            <w:color w:val="0000EE"/>
-            <w:u w:val="single"/>
-          </w:rPr>
-          <w:t>Мф.22:37–40</w:t>
-        </w:r>
-      </w:hyperlink>
-      <w:r>
-        <w:rPr>
-          <w:lang w:val="ru_RU" w:bidi="ru_RU"/>
-        </w:rPr>
-        <w:t xml:space="preserve">; </w:t>
-      </w:r>
-      <w:hyperlink r:id="rId95">
-        <w:r>
-          <w:rPr>
-            <w:lang w:val="ru_RU" w:bidi="ru_RU"/>
-          </w:rPr>
-          <w:rPr>
-            <w:color w:val="0000EE"/>
-            <w:u w:val="single"/>
-          </w:rPr>
-          <w:t>Мк.12:28–34</w:t>
-        </w:r>
-      </w:hyperlink>
-      <w:r>
-        <w:rPr>
-          <w:lang w:val="ru_RU" w:bidi="ru_RU"/>
-        </w:rPr>
-        <w:t xml:space="preserve">; </w:t>
-      </w:r>
-      <w:hyperlink r:id="rId96">
-        <w:r>
-          <w:rPr>
-            <w:lang w:val="ru_RU" w:bidi="ru_RU"/>
-          </w:rPr>
-          <w:rPr>
-            <w:color w:val="0000EE"/>
-            <w:u w:val="single"/>
-          </w:rPr>
-          <w:t>Лк.10:27</w:t>
-        </w:r>
-      </w:hyperlink>
+      <w:r>
+        <w:rPr>
+          <w:lang w:val="ru_RU" w:bidi="ru_RU"/>
+        </w:rPr>
+        <w:t>Мф.22:37–40</w:t>
+      </w:r>
+      <w:r>
+        <w:rPr>
+          <w:lang w:val="ru_RU" w:bidi="ru_RU"/>
+        </w:rPr>
+        <w:t xml:space="preserve">; </w:t>
+      </w:r>
+      <w:r>
+        <w:rPr>
+          <w:lang w:val="ru_RU" w:bidi="ru_RU"/>
+        </w:rPr>
+        <w:t>Мк.12:28–34</w:t>
+      </w:r>
+      <w:r>
+        <w:rPr>
+          <w:lang w:val="ru_RU" w:bidi="ru_RU"/>
+        </w:rPr>
+        <w:t xml:space="preserve">; </w:t>
+      </w:r>
+      <w:r>
+        <w:rPr>
+          <w:lang w:val="ru_RU" w:bidi="ru_RU"/>
+        </w:rPr>
+        <w:t>Лк.10:27</w:t>
+      </w:r>
       <w:r>
         <w:rPr>
           <w:lang w:val="ru_RU" w:bidi="ru_RU"/>
         </w:rPr>
         <w:t xml:space="preserve">; ср. </w:t>
       </w:r>
-      <w:hyperlink r:id="rId97">
-        <w:r>
-          <w:rPr>
-            <w:lang w:val="ru_RU" w:bidi="ru_RU"/>
-          </w:rPr>
-          <w:rPr>
-            <w:color w:val="0000EE"/>
-            <w:u w:val="single"/>
-          </w:rPr>
-          <w:t>Рим.13:8–9</w:t>
-        </w:r>
-      </w:hyperlink>
-      <w:r>
-        <w:rPr>
-          <w:lang w:val="ru_RU" w:bidi="ru_RU"/>
-        </w:rPr>
-        <w:t xml:space="preserve">; </w:t>
-      </w:r>
-      <w:hyperlink r:id="rId98">
-        <w:r>
-          <w:rPr>
-            <w:lang w:val="ru_RU" w:bidi="ru_RU"/>
-          </w:rPr>
-          <w:rPr>
-            <w:color w:val="0000EE"/>
-            <w:u w:val="single"/>
-          </w:rPr>
-          <w:t>Гал.5:14</w:t>
-        </w:r>
-      </w:hyperlink>
+      <w:r>
+        <w:rPr>
+          <w:lang w:val="ru_RU" w:bidi="ru_RU"/>
+        </w:rPr>
+        <w:t>Рим.13:8–9</w:t>
+      </w:r>
+      <w:r>
+        <w:rPr>
+          <w:lang w:val="ru_RU" w:bidi="ru_RU"/>
+        </w:rPr>
+        <w:t xml:space="preserve">; </w:t>
+      </w:r>
+      <w:r>
+        <w:rPr>
+          <w:lang w:val="ru_RU" w:bidi="ru_RU"/>
+        </w:rPr>
+        <w:t>Гал.5:14</w:t>
+      </w:r>
       <w:r>
         <w:rPr>
           <w:lang w:val="ru_RU" w:bidi="ru_RU"/>
         </w:rPr>
         <w:t>). Поскольку Он также является Господином субботы, то заповедь о субботе не может быть отделена от других заповедей (</w:t>
       </w:r>
-      <w:hyperlink r:id="rId99">
-        <w:r>
-          <w:rPr>
-            <w:lang w:val="ru_RU" w:bidi="ru_RU"/>
-          </w:rPr>
-          <w:rPr>
-            <w:color w:val="0000EE"/>
-            <w:u w:val="single"/>
-          </w:rPr>
-          <w:t>Мф.12:8</w:t>
-        </w:r>
-      </w:hyperlink>
+      <w:r>
+        <w:rPr>
+          <w:lang w:val="ru_RU" w:bidi="ru_RU"/>
+        </w:rPr>
+        <w:t>Мф.12:8</w:t>
+      </w:r>
       <w:r>
         <w:rPr>
           <w:lang w:val="ru_RU" w:bidi="ru_RU"/>
         </w:rPr>
         <w:t xml:space="preserve">). Апостол Павел также придерживался исполнения закона, поскольку его «жизнь по Духу» является отражением Божьего закона в сердцах верующих (ср. </w:t>
       </w:r>
-      <w:hyperlink r:id="rId100">
-        <w:r>
-          <w:rPr>
-            <w:lang w:val="ru_RU" w:bidi="ru_RU"/>
-          </w:rPr>
-          <w:rPr>
-            <w:color w:val="0000EE"/>
-            <w:u w:val="single"/>
-          </w:rPr>
-          <w:t>Рим.8:1–17</w:t>
-        </w:r>
-      </w:hyperlink>
-      <w:r>
-        <w:rPr>
-          <w:lang w:val="ru_RU" w:bidi="ru_RU"/>
-        </w:rPr>
-        <w:t xml:space="preserve">; </w:t>
-      </w:r>
-      <w:hyperlink r:id="rId101">
-        <w:r>
-          <w:rPr>
-            <w:lang w:val="ru_RU" w:bidi="ru_RU"/>
-          </w:rPr>
-          <w:rPr>
-            <w:color w:val="0000EE"/>
-            <w:u w:val="single"/>
-          </w:rPr>
-          <w:t>12:1–15:13</w:t>
-        </w:r>
-      </w:hyperlink>
-      <w:r>
-        <w:rPr>
-          <w:lang w:val="ru_RU" w:bidi="ru_RU"/>
-        </w:rPr>
-        <w:t xml:space="preserve">; </w:t>
-      </w:r>
-      <w:hyperlink r:id="rId102">
-        <w:r>
-          <w:rPr>
-            <w:lang w:val="ru_RU" w:bidi="ru_RU"/>
-          </w:rPr>
-          <w:rPr>
-            <w:color w:val="0000EE"/>
-            <w:u w:val="single"/>
-          </w:rPr>
-          <w:t>1Кор.2:6–16</w:t>
-        </w:r>
-      </w:hyperlink>
-      <w:r>
-        <w:rPr>
-          <w:lang w:val="ru_RU" w:bidi="ru_RU"/>
-        </w:rPr>
-        <w:t xml:space="preserve">; </w:t>
-      </w:r>
-      <w:hyperlink r:id="rId103">
-        <w:r>
-          <w:rPr>
-            <w:lang w:val="ru_RU" w:bidi="ru_RU"/>
-          </w:rPr>
-          <w:rPr>
-            <w:color w:val="0000EE"/>
-            <w:u w:val="single"/>
-          </w:rPr>
-          <w:t>5:1–8</w:t>
-        </w:r>
-      </w:hyperlink>
-      <w:r>
-        <w:rPr>
-          <w:lang w:val="ru_RU" w:bidi="ru_RU"/>
-        </w:rPr>
-        <w:t xml:space="preserve">; </w:t>
-      </w:r>
-      <w:hyperlink r:id="rId104">
-        <w:r>
-          <w:rPr>
-            <w:lang w:val="ru_RU" w:bidi="ru_RU"/>
-          </w:rPr>
-          <w:rPr>
-            <w:color w:val="0000EE"/>
-            <w:u w:val="single"/>
-          </w:rPr>
-          <w:t>10:23–11:1</w:t>
-        </w:r>
-      </w:hyperlink>
-      <w:r>
-        <w:rPr>
-          <w:lang w:val="ru_RU" w:bidi="ru_RU"/>
-        </w:rPr>
-        <w:t xml:space="preserve">; </w:t>
-      </w:r>
-      <w:hyperlink r:id="rId105">
-        <w:r>
-          <w:rPr>
-            <w:lang w:val="ru_RU" w:bidi="ru_RU"/>
-          </w:rPr>
-          <w:rPr>
-            <w:color w:val="0000EE"/>
-            <w:u w:val="single"/>
-          </w:rPr>
-          <w:t>Гал.5:13–6:10</w:t>
-        </w:r>
-      </w:hyperlink>
-      <w:r>
-        <w:rPr>
-          <w:lang w:val="ru_RU" w:bidi="ru_RU"/>
-        </w:rPr>
-        <w:t xml:space="preserve">; </w:t>
-      </w:r>
-      <w:hyperlink r:id="rId106">
-        <w:r>
-          <w:rPr>
-            <w:lang w:val="ru_RU" w:bidi="ru_RU"/>
-          </w:rPr>
-          <w:rPr>
-            <w:color w:val="0000EE"/>
-            <w:u w:val="single"/>
-          </w:rPr>
-          <w:t>Еф.4:17–6:9</w:t>
-        </w:r>
-      </w:hyperlink>
-      <w:r>
-        <w:rPr>
-          <w:lang w:val="ru_RU" w:bidi="ru_RU"/>
-        </w:rPr>
-        <w:t xml:space="preserve">; </w:t>
-      </w:r>
-      <w:hyperlink r:id="rId107">
-        <w:r>
-          <w:rPr>
-            <w:lang w:val="ru_RU" w:bidi="ru_RU"/>
-          </w:rPr>
-          <w:rPr>
-            <w:color w:val="0000EE"/>
-            <w:u w:val="single"/>
-          </w:rPr>
-          <w:t>Фил.2:1–18</w:t>
-        </w:r>
-      </w:hyperlink>
-      <w:r>
-        <w:rPr>
-          <w:lang w:val="ru_RU" w:bidi="ru_RU"/>
-        </w:rPr>
-        <w:t xml:space="preserve">; </w:t>
-      </w:r>
-      <w:hyperlink r:id="rId108">
-        <w:r>
-          <w:rPr>
-            <w:lang w:val="ru_RU" w:bidi="ru_RU"/>
-          </w:rPr>
-          <w:rPr>
-            <w:color w:val="0000EE"/>
-            <w:u w:val="single"/>
-          </w:rPr>
-          <w:t>Кол.3:1–4:6</w:t>
-        </w:r>
-      </w:hyperlink>
-      <w:r>
-        <w:rPr>
-          <w:lang w:val="ru_RU" w:bidi="ru_RU"/>
-        </w:rPr>
-        <w:t xml:space="preserve">; </w:t>
-      </w:r>
-      <w:hyperlink r:id="rId109">
-        <w:r>
-          <w:rPr>
-            <w:lang w:val="ru_RU" w:bidi="ru_RU"/>
-          </w:rPr>
-          <w:rPr>
-            <w:color w:val="0000EE"/>
-            <w:u w:val="single"/>
-          </w:rPr>
-          <w:t>1Фес.4:1–12</w:t>
-        </w:r>
-      </w:hyperlink>
-      <w:r>
-        <w:rPr>
-          <w:lang w:val="ru_RU" w:bidi="ru_RU"/>
-        </w:rPr>
-        <w:t xml:space="preserve">; </w:t>
-      </w:r>
-      <w:hyperlink r:id="rId110">
-        <w:r>
-          <w:rPr>
-            <w:lang w:val="ru_RU" w:bidi="ru_RU"/>
-          </w:rPr>
-          <w:rPr>
-            <w:color w:val="0000EE"/>
-            <w:u w:val="single"/>
-          </w:rPr>
-          <w:t>5:12–24</w:t>
-        </w:r>
-      </w:hyperlink>
-      <w:r>
-        <w:rPr>
-          <w:lang w:val="ru_RU" w:bidi="ru_RU"/>
-        </w:rPr>
-        <w:t xml:space="preserve">; </w:t>
-      </w:r>
-      <w:hyperlink r:id="rId111">
-        <w:r>
-          <w:rPr>
-            <w:lang w:val="ru_RU" w:bidi="ru_RU"/>
-          </w:rPr>
-          <w:rPr>
-            <w:color w:val="0000EE"/>
-            <w:u w:val="single"/>
-          </w:rPr>
-          <w:t>2Фес.3:6–15</w:t>
-        </w:r>
-      </w:hyperlink>
-      <w:r>
-        <w:rPr>
-          <w:lang w:val="ru_RU" w:bidi="ru_RU"/>
-        </w:rPr>
-        <w:t xml:space="preserve">; </w:t>
-      </w:r>
-      <w:hyperlink r:id="rId112">
-        <w:r>
-          <w:rPr>
-            <w:lang w:val="ru_RU" w:bidi="ru_RU"/>
-          </w:rPr>
-          <w:rPr>
-            <w:color w:val="0000EE"/>
-            <w:u w:val="single"/>
-          </w:rPr>
-          <w:t>1Тим.6:3–10</w:t>
-        </w:r>
-      </w:hyperlink>
-      <w:r>
-        <w:rPr>
-          <w:lang w:val="ru_RU" w:bidi="ru_RU"/>
-        </w:rPr>
-        <w:t xml:space="preserve">; </w:t>
-      </w:r>
-      <w:hyperlink r:id="rId113">
-        <w:r>
-          <w:rPr>
-            <w:lang w:val="ru_RU" w:bidi="ru_RU"/>
-          </w:rPr>
-          <w:rPr>
-            <w:color w:val="0000EE"/>
-            <w:u w:val="single"/>
-          </w:rPr>
-          <w:t>Тит.3:1–11</w:t>
-        </w:r>
-      </w:hyperlink>
+      <w:r>
+        <w:rPr>
+          <w:lang w:val="ru_RU" w:bidi="ru_RU"/>
+        </w:rPr>
+        <w:t>Рим.8:1–17</w:t>
+      </w:r>
+      <w:r>
+        <w:rPr>
+          <w:lang w:val="ru_RU" w:bidi="ru_RU"/>
+        </w:rPr>
+        <w:t xml:space="preserve">; </w:t>
+      </w:r>
+      <w:r>
+        <w:rPr>
+          <w:lang w:val="ru_RU" w:bidi="ru_RU"/>
+        </w:rPr>
+        <w:t>12:1–15:13</w:t>
+      </w:r>
+      <w:r>
+        <w:rPr>
+          <w:lang w:val="ru_RU" w:bidi="ru_RU"/>
+        </w:rPr>
+        <w:t xml:space="preserve">; </w:t>
+      </w:r>
+      <w:r>
+        <w:rPr>
+          <w:lang w:val="ru_RU" w:bidi="ru_RU"/>
+        </w:rPr>
+        <w:t>1Кор.2:6–16</w:t>
+      </w:r>
+      <w:r>
+        <w:rPr>
+          <w:lang w:val="ru_RU" w:bidi="ru_RU"/>
+        </w:rPr>
+        <w:t xml:space="preserve">; </w:t>
+      </w:r>
+      <w:r>
+        <w:rPr>
+          <w:lang w:val="ru_RU" w:bidi="ru_RU"/>
+        </w:rPr>
+        <w:t>5:1–8</w:t>
+      </w:r>
+      <w:r>
+        <w:rPr>
+          <w:lang w:val="ru_RU" w:bidi="ru_RU"/>
+        </w:rPr>
+        <w:t xml:space="preserve">; </w:t>
+      </w:r>
+      <w:r>
+        <w:rPr>
+          <w:lang w:val="ru_RU" w:bidi="ru_RU"/>
+        </w:rPr>
+        <w:t>10:23–11:1</w:t>
+      </w:r>
+      <w:r>
+        <w:rPr>
+          <w:lang w:val="ru_RU" w:bidi="ru_RU"/>
+        </w:rPr>
+        <w:t xml:space="preserve">; </w:t>
+      </w:r>
+      <w:r>
+        <w:rPr>
+          <w:lang w:val="ru_RU" w:bidi="ru_RU"/>
+        </w:rPr>
+        <w:t>Гал.5:13–6:10</w:t>
+      </w:r>
+      <w:r>
+        <w:rPr>
+          <w:lang w:val="ru_RU" w:bidi="ru_RU"/>
+        </w:rPr>
+        <w:t xml:space="preserve">; </w:t>
+      </w:r>
+      <w:r>
+        <w:rPr>
+          <w:lang w:val="ru_RU" w:bidi="ru_RU"/>
+        </w:rPr>
+        <w:t>Еф.4:17–6:9</w:t>
+      </w:r>
+      <w:r>
+        <w:rPr>
+          <w:lang w:val="ru_RU" w:bidi="ru_RU"/>
+        </w:rPr>
+        <w:t xml:space="preserve">; </w:t>
+      </w:r>
+      <w:r>
+        <w:rPr>
+          <w:lang w:val="ru_RU" w:bidi="ru_RU"/>
+        </w:rPr>
+        <w:t>Фил.2:1–18</w:t>
+      </w:r>
+      <w:r>
+        <w:rPr>
+          <w:lang w:val="ru_RU" w:bidi="ru_RU"/>
+        </w:rPr>
+        <w:t xml:space="preserve">; </w:t>
+      </w:r>
+      <w:r>
+        <w:rPr>
+          <w:lang w:val="ru_RU" w:bidi="ru_RU"/>
+        </w:rPr>
+        <w:t>Кол.3:1–4:6</w:t>
+      </w:r>
+      <w:r>
+        <w:rPr>
+          <w:lang w:val="ru_RU" w:bidi="ru_RU"/>
+        </w:rPr>
+        <w:t xml:space="preserve">; </w:t>
+      </w:r>
+      <w:r>
+        <w:rPr>
+          <w:lang w:val="ru_RU" w:bidi="ru_RU"/>
+        </w:rPr>
+        <w:t>1Фес.4:1–12</w:t>
+      </w:r>
+      <w:r>
+        <w:rPr>
+          <w:lang w:val="ru_RU" w:bidi="ru_RU"/>
+        </w:rPr>
+        <w:t xml:space="preserve">; </w:t>
+      </w:r>
+      <w:r>
+        <w:rPr>
+          <w:lang w:val="ru_RU" w:bidi="ru_RU"/>
+        </w:rPr>
+        <w:t>5:12–24</w:t>
+      </w:r>
+      <w:r>
+        <w:rPr>
+          <w:lang w:val="ru_RU" w:bidi="ru_RU"/>
+        </w:rPr>
+        <w:t xml:space="preserve">; </w:t>
+      </w:r>
+      <w:r>
+        <w:rPr>
+          <w:lang w:val="ru_RU" w:bidi="ru_RU"/>
+        </w:rPr>
+        <w:t>2Фес.3:6–15</w:t>
+      </w:r>
+      <w:r>
+        <w:rPr>
+          <w:lang w:val="ru_RU" w:bidi="ru_RU"/>
+        </w:rPr>
+        <w:t xml:space="preserve">; </w:t>
+      </w:r>
+      <w:r>
+        <w:rPr>
+          <w:lang w:val="ru_RU" w:bidi="ru_RU"/>
+        </w:rPr>
+        <w:t>1Тим.6:3–10</w:t>
+      </w:r>
+      <w:r>
+        <w:rPr>
+          <w:lang w:val="ru_RU" w:bidi="ru_RU"/>
+        </w:rPr>
+        <w:t xml:space="preserve">; </w:t>
+      </w:r>
+      <w:r>
+        <w:rPr>
+          <w:lang w:val="ru_RU" w:bidi="ru_RU"/>
+        </w:rPr>
+        <w:t>Тит.3:1–11</w:t>
+      </w:r>
       <w:r>
         <w:rPr>
           <w:lang w:val="ru_RU" w:bidi="ru_RU"/>
@@ -2529,36 +1875,24 @@
         </w:rPr>
         <w:t>Десять заповедей были написаны Богом на обеих сторонах двух скрижалей (</w:t>
       </w:r>
-      <w:hyperlink r:id="rId35">
-        <w:r>
-          <w:rPr>
-            <w:lang w:val="ru_RU" w:bidi="ru_RU"/>
-          </w:rPr>
-          <w:rPr>
-            <w:color w:val="0000EE"/>
-            <w:u w:val="single"/>
-          </w:rPr>
-          <w:t>Исх.32:15–16</w:t>
-        </w:r>
-      </w:hyperlink>
+      <w:r>
+        <w:rPr>
+          <w:lang w:val="ru_RU" w:bidi="ru_RU"/>
+        </w:rPr>
+        <w:t>Исх.32:15–16</w:t>
+      </w:r>
       <w:r>
         <w:rPr>
           <w:lang w:val="ru_RU" w:bidi="ru_RU"/>
         </w:rPr>
         <w:t>). Неизвестно, являлась ли одна скрижаль копией другой, и как заповеди распределялись по скрижалям или как они нумеровались. Скрижали хранились в ковчеге как свидетельство заключенного завета (</w:t>
       </w:r>
-      <w:hyperlink r:id="rId114">
-        <w:r>
-          <w:rPr>
-            <w:lang w:val="ru_RU" w:bidi="ru_RU"/>
-          </w:rPr>
-          <w:rPr>
-            <w:color w:val="0000EE"/>
-            <w:u w:val="single"/>
-          </w:rPr>
-          <w:t>40:20</w:t>
-        </w:r>
-      </w:hyperlink>
+      <w:r>
+        <w:rPr>
+          <w:lang w:val="ru_RU" w:bidi="ru_RU"/>
+        </w:rPr>
+        <w:t>40:20</w:t>
+      </w:r>
       <w:r>
         <w:rPr>
           <w:lang w:val="ru_RU" w:bidi="ru_RU"/>
@@ -2590,54 +1924,36 @@
         </w:rPr>
         <w:t>Раздел, который называется «книга завета», предназначался для того, чтобы дать Израилю правовую систему, с помощью которой Израиль как нация смог бы отражать Божью заботу о справедливости, любви, мире и ценности жизни. Законы в книге завета в основном носят казуистический характер. Они регулируют жизнь аграрного общества, в котором есть рабы, ослы, быки, волы, овцы и зерновые поля. Эти законы касаются отношений с женщинами (в том числе со вдовами), чужестранцами, сиротами. Они регулируют юридические вопросы (обязательства, право собственности, возмещение ущерба), а также религиозные обязанности (жертвенник, суббота). Часто закон требовал возместить ущерб, однако возмещение ущерба не применялось, когда речь шла о человеческой жизни (</w:t>
       </w:r>
-      <w:hyperlink r:id="rId115">
-        <w:r>
-          <w:rPr>
-            <w:lang w:val="ru_RU" w:bidi="ru_RU"/>
-          </w:rPr>
-          <w:rPr>
-            <w:color w:val="0000EE"/>
-            <w:u w:val="single"/>
-          </w:rPr>
-          <w:t>Исх.21:12–29</w:t>
-        </w:r>
-      </w:hyperlink>
-      <w:r>
-        <w:rPr>
-          <w:lang w:val="ru_RU" w:bidi="ru_RU"/>
-        </w:rPr>
-        <w:t xml:space="preserve">; </w:t>
-      </w:r>
-      <w:hyperlink r:id="rId116">
-        <w:r>
-          <w:rPr>
-            <w:lang w:val="ru_RU" w:bidi="ru_RU"/>
-          </w:rPr>
-          <w:rPr>
-            <w:color w:val="0000EE"/>
-            <w:u w:val="single"/>
-          </w:rPr>
-          <w:t>22:2–3</w:t>
-        </w:r>
-      </w:hyperlink>
+      <w:r>
+        <w:rPr>
+          <w:lang w:val="ru_RU" w:bidi="ru_RU"/>
+        </w:rPr>
+        <w:t>Исх.21:12–29</w:t>
+      </w:r>
+      <w:r>
+        <w:rPr>
+          <w:lang w:val="ru_RU" w:bidi="ru_RU"/>
+        </w:rPr>
+        <w:t xml:space="preserve">; </w:t>
+      </w:r>
+      <w:r>
+        <w:rPr>
+          <w:lang w:val="ru_RU" w:bidi="ru_RU"/>
+        </w:rPr>
+        <w:t>22:2–3</w:t>
+      </w:r>
       <w:r>
         <w:rPr>
           <w:lang w:val="ru_RU" w:bidi="ru_RU"/>
         </w:rPr>
         <w:t>), особенно когда речь шла о семье (</w:t>
       </w:r>
-      <w:hyperlink r:id="rId117">
-        <w:r>
-          <w:rPr>
-            <w:lang w:val="ru_RU" w:bidi="ru_RU"/>
-          </w:rPr>
-          <w:rPr>
-            <w:color w:val="0000EE"/>
-            <w:u w:val="single"/>
-          </w:rPr>
-          <w:t>21:15–17, 22–25</w:t>
-        </w:r>
-      </w:hyperlink>
+      <w:r>
+        <w:rPr>
+          <w:lang w:val="ru_RU" w:bidi="ru_RU"/>
+        </w:rPr>
+        <w:t>21:15–17, 22–25</w:t>
+      </w:r>
       <w:r>
         <w:rPr>
           <w:lang w:val="ru_RU" w:bidi="ru_RU"/>
@@ -2734,72 +2050,48 @@
         </w:rPr>
         <w:t>Божья забота о святости и чистоте выражается в законах, данным священникам (</w:t>
       </w:r>
-      <w:hyperlink r:id="rId78">
-        <w:r>
-          <w:rPr>
-            <w:lang w:val="ru_RU" w:bidi="ru_RU"/>
-          </w:rPr>
-          <w:rPr>
-            <w:color w:val="0000EE"/>
-            <w:u w:val="single"/>
-          </w:rPr>
-          <w:t>Исх.25–31</w:t>
-        </w:r>
-      </w:hyperlink>
-      <w:r>
-        <w:rPr>
-          <w:lang w:val="ru_RU" w:bidi="ru_RU"/>
-        </w:rPr>
-        <w:t xml:space="preserve">; </w:t>
-      </w:r>
-      <w:hyperlink r:id="rId118">
-        <w:r>
-          <w:rPr>
-            <w:lang w:val="ru_RU" w:bidi="ru_RU"/>
-          </w:rPr>
-          <w:rPr>
-            <w:color w:val="0000EE"/>
-            <w:u w:val="single"/>
-          </w:rPr>
-          <w:t>35–40</w:t>
-        </w:r>
-      </w:hyperlink>
-      <w:r>
-        <w:rPr>
-          <w:lang w:val="ru_RU" w:bidi="ru_RU"/>
-        </w:rPr>
-        <w:t xml:space="preserve">; </w:t>
-      </w:r>
-      <w:hyperlink r:id="rId119">
-        <w:r>
-          <w:rPr>
-            <w:lang w:val="ru_RU" w:bidi="ru_RU"/>
-          </w:rPr>
-          <w:rPr>
-            <w:color w:val="0000EE"/>
-            <w:u w:val="single"/>
-          </w:rPr>
-          <w:t>Лев.1–27</w:t>
-        </w:r>
-      </w:hyperlink>
-      <w:r>
-        <w:rPr>
-          <w:lang w:val="ru_RU" w:bidi="ru_RU"/>
-        </w:rPr>
-        <w:t xml:space="preserve">; </w:t>
-      </w:r>
-      <w:hyperlink r:id="rId120">
-        <w:r>
-          <w:rPr>
-            <w:lang w:val="ru_RU" w:bidi="ru_RU"/>
-          </w:rPr>
-          <w:rPr>
-            <w:color w:val="0000EE"/>
-            <w:u w:val="single"/>
-          </w:rPr>
-          <w:t>Чис.4–10</w:t>
-        </w:r>
-      </w:hyperlink>
+      <w:r>
+        <w:rPr>
+          <w:lang w:val="ru_RU" w:bidi="ru_RU"/>
+        </w:rPr>
+        <w:t>Исх.25–31</w:t>
+      </w:r>
+      <w:r>
+        <w:rPr>
+          <w:lang w:val="ru_RU" w:bidi="ru_RU"/>
+        </w:rPr>
+        <w:t xml:space="preserve">; </w:t>
+      </w:r>
+      <w:r>
+        <w:rPr>
+          <w:lang w:val="ru_RU" w:bidi="ru_RU"/>
+        </w:rPr>
+        <w:t>35–40</w:t>
+      </w:r>
+      <w:r>
+        <w:rPr>
+          <w:lang w:val="ru_RU" w:bidi="ru_RU"/>
+        </w:rPr>
+        <w:t xml:space="preserve">; </w:t>
+      </w:r>
+      <w:r>
+        <w:rPr>
+          <w:lang w:val="ru_RU" w:bidi="ru_RU"/>
+        </w:rPr>
+        <w:t>Лев.1–27</w:t>
+      </w:r>
+      <w:r>
+        <w:rPr>
+          <w:lang w:val="ru_RU" w:bidi="ru_RU"/>
+        </w:rPr>
+        <w:t xml:space="preserve">; </w:t>
+      </w:r>
+      <w:r>
+        <w:rPr>
+          <w:lang w:val="ru_RU" w:bidi="ru_RU"/>
+        </w:rPr>
+        <w:t>Чис.4–10</w:t>
+      </w:r>
       <w:r>
         <w:rPr>
           <w:lang w:val="ru_RU" w:bidi="ru_RU"/>
@@ -2820,108 +2112,72 @@
         </w:rPr>
         <w:t>В пустыне скиния находилась в середине лагеря Израиля. Она символизировала присутствие Бога среди Его народа. Шатры священников и левитов располагались вокруг скинии для того, чтобы защищать Божью святость и служить Ему. Далее вокруг скинии располагались шатры всех колен Израиля, и хотя израильтяне не имели доступа ко всем отделениям в скинии, чтобы жить в лагере, они должны были быть ритуально чистыми. Любой ритуально нечистый (</w:t>
       </w:r>
-      <w:hyperlink r:id="rId121">
-        <w:r>
-          <w:rPr>
-            <w:lang w:val="ru_RU" w:bidi="ru_RU"/>
-          </w:rPr>
-          <w:rPr>
-            <w:color w:val="0000EE"/>
-            <w:u w:val="single"/>
-          </w:rPr>
-          <w:t>Лев.13:46</w:t>
-        </w:r>
-      </w:hyperlink>
-      <w:r>
-        <w:rPr>
-          <w:lang w:val="ru_RU" w:bidi="ru_RU"/>
-        </w:rPr>
-        <w:t xml:space="preserve">; </w:t>
-      </w:r>
-      <w:hyperlink r:id="rId122">
-        <w:r>
-          <w:rPr>
-            <w:lang w:val="ru_RU" w:bidi="ru_RU"/>
-          </w:rPr>
-          <w:rPr>
-            <w:color w:val="0000EE"/>
-            <w:u w:val="single"/>
-          </w:rPr>
-          <w:t>Чис.5:1–3</w:t>
-        </w:r>
-      </w:hyperlink>
+      <w:r>
+        <w:rPr>
+          <w:lang w:val="ru_RU" w:bidi="ru_RU"/>
+        </w:rPr>
+        <w:t>Лев.13:46</w:t>
+      </w:r>
+      <w:r>
+        <w:rPr>
+          <w:lang w:val="ru_RU" w:bidi="ru_RU"/>
+        </w:rPr>
+        <w:t xml:space="preserve">; </w:t>
+      </w:r>
+      <w:r>
+        <w:rPr>
+          <w:lang w:val="ru_RU" w:bidi="ru_RU"/>
+        </w:rPr>
+        <w:t>Чис.5:1–3</w:t>
+      </w:r>
       <w:r>
         <w:rPr>
           <w:lang w:val="ru_RU" w:bidi="ru_RU"/>
         </w:rPr>
         <w:t>) или совершивший тяжкий грех выводился за пределы лагеря (</w:t>
       </w:r>
-      <w:hyperlink r:id="rId123">
-        <w:r>
-          <w:rPr>
-            <w:lang w:val="ru_RU" w:bidi="ru_RU"/>
-          </w:rPr>
-          <w:rPr>
-            <w:color w:val="0000EE"/>
-            <w:u w:val="single"/>
-          </w:rPr>
-          <w:t>Лев.24:10–23</w:t>
-        </w:r>
-      </w:hyperlink>
-      <w:r>
-        <w:rPr>
-          <w:lang w:val="ru_RU" w:bidi="ru_RU"/>
-        </w:rPr>
-        <w:t xml:space="preserve">; </w:t>
-      </w:r>
-      <w:hyperlink r:id="rId124">
-        <w:r>
-          <w:rPr>
-            <w:lang w:val="ru_RU" w:bidi="ru_RU"/>
-          </w:rPr>
-          <w:rPr>
-            <w:color w:val="0000EE"/>
-            <w:u w:val="single"/>
-          </w:rPr>
-          <w:t>Чис.15:32–36</w:t>
-        </w:r>
-      </w:hyperlink>
+      <w:r>
+        <w:rPr>
+          <w:lang w:val="ru_RU" w:bidi="ru_RU"/>
+        </w:rPr>
+        <w:t>Лев.24:10–23</w:t>
+      </w:r>
+      <w:r>
+        <w:rPr>
+          <w:lang w:val="ru_RU" w:bidi="ru_RU"/>
+        </w:rPr>
+        <w:t xml:space="preserve">; </w:t>
+      </w:r>
+      <w:r>
+        <w:rPr>
+          <w:lang w:val="ru_RU" w:bidi="ru_RU"/>
+        </w:rPr>
+        <w:t>Чис.15:32–36</w:t>
+      </w:r>
       <w:r>
         <w:rPr>
           <w:lang w:val="ru_RU" w:bidi="ru_RU"/>
         </w:rPr>
         <w:t>). Это правило распространялось даже на нечистые предметы (</w:t>
       </w:r>
-      <w:hyperlink r:id="rId125">
-        <w:r>
-          <w:rPr>
-            <w:lang w:val="ru_RU" w:bidi="ru_RU"/>
-          </w:rPr>
-          <w:rPr>
-            <w:color w:val="0000EE"/>
-            <w:u w:val="single"/>
-          </w:rPr>
-          <w:t>Лев.8:17</w:t>
-        </w:r>
-      </w:hyperlink>
-      <w:r>
-        <w:rPr>
-          <w:lang w:val="ru_RU" w:bidi="ru_RU"/>
-        </w:rPr>
-        <w:t xml:space="preserve">; </w:t>
-      </w:r>
-      <w:hyperlink r:id="rId126">
-        <w:r>
-          <w:rPr>
-            <w:lang w:val="ru_RU" w:bidi="ru_RU"/>
-          </w:rPr>
-          <w:rPr>
-            <w:color w:val="0000EE"/>
-            <w:u w:val="single"/>
-          </w:rPr>
-          <w:t>9:11</w:t>
-        </w:r>
-      </w:hyperlink>
+      <w:r>
+        <w:rPr>
+          <w:lang w:val="ru_RU" w:bidi="ru_RU"/>
+        </w:rPr>
+        <w:t>Лев.8:17</w:t>
+      </w:r>
+      <w:r>
+        <w:rPr>
+          <w:lang w:val="ru_RU" w:bidi="ru_RU"/>
+        </w:rPr>
+        <w:t xml:space="preserve">; </w:t>
+      </w:r>
+      <w:r>
+        <w:rPr>
+          <w:lang w:val="ru_RU" w:bidi="ru_RU"/>
+        </w:rPr>
+        <w:t>9:11</w:t>
+      </w:r>
       <w:r>
         <w:rPr>
           <w:lang w:val="ru_RU" w:bidi="ru_RU"/>
@@ -2942,72 +2198,48 @@
         </w:rPr>
         <w:t>Посредством предписанных приношений и жертв (</w:t>
       </w:r>
-      <w:hyperlink r:id="rId127">
-        <w:r>
-          <w:rPr>
-            <w:lang w:val="ru_RU" w:bidi="ru_RU"/>
-          </w:rPr>
-          <w:rPr>
-            <w:color w:val="0000EE"/>
-            <w:u w:val="single"/>
-          </w:rPr>
-          <w:t>Лев.1–7</w:t>
-        </w:r>
-      </w:hyperlink>
-      <w:r>
-        <w:rPr>
-          <w:lang w:val="ru_RU" w:bidi="ru_RU"/>
-        </w:rPr>
-        <w:t xml:space="preserve">; </w:t>
-      </w:r>
-      <w:hyperlink r:id="rId128">
-        <w:r>
-          <w:rPr>
-            <w:lang w:val="ru_RU" w:bidi="ru_RU"/>
-          </w:rPr>
-          <w:rPr>
-            <w:color w:val="0000EE"/>
-            <w:u w:val="single"/>
-          </w:rPr>
-          <w:t>16</w:t>
-        </w:r>
-      </w:hyperlink>
-      <w:r>
-        <w:rPr>
-          <w:lang w:val="ru_RU" w:bidi="ru_RU"/>
-        </w:rPr>
-        <w:t xml:space="preserve">; </w:t>
-      </w:r>
-      <w:hyperlink r:id="rId129">
-        <w:r>
-          <w:rPr>
-            <w:lang w:val="ru_RU" w:bidi="ru_RU"/>
-          </w:rPr>
-          <w:rPr>
-            <w:color w:val="0000EE"/>
-            <w:u w:val="single"/>
-          </w:rPr>
-          <w:t>Чис.15:1–31</w:t>
-        </w:r>
-      </w:hyperlink>
-      <w:r>
-        <w:rPr>
-          <w:lang w:val="ru_RU" w:bidi="ru_RU"/>
-        </w:rPr>
-        <w:t xml:space="preserve">; </w:t>
-      </w:r>
-      <w:hyperlink r:id="rId130">
-        <w:r>
-          <w:rPr>
-            <w:lang w:val="ru_RU" w:bidi="ru_RU"/>
-          </w:rPr>
-          <w:rPr>
-            <w:color w:val="0000EE"/>
-            <w:u w:val="single"/>
-          </w:rPr>
-          <w:t>28</w:t>
-        </w:r>
-      </w:hyperlink>
+      <w:r>
+        <w:rPr>
+          <w:lang w:val="ru_RU" w:bidi="ru_RU"/>
+        </w:rPr>
+        <w:t>Лев.1–7</w:t>
+      </w:r>
+      <w:r>
+        <w:rPr>
+          <w:lang w:val="ru_RU" w:bidi="ru_RU"/>
+        </w:rPr>
+        <w:t xml:space="preserve">; </w:t>
+      </w:r>
+      <w:r>
+        <w:rPr>
+          <w:lang w:val="ru_RU" w:bidi="ru_RU"/>
+        </w:rPr>
+        <w:t>16</w:t>
+      </w:r>
+      <w:r>
+        <w:rPr>
+          <w:lang w:val="ru_RU" w:bidi="ru_RU"/>
+        </w:rPr>
+        <w:t xml:space="preserve">; </w:t>
+      </w:r>
+      <w:r>
+        <w:rPr>
+          <w:lang w:val="ru_RU" w:bidi="ru_RU"/>
+        </w:rPr>
+        <w:t>Чис.15:1–31</w:t>
+      </w:r>
+      <w:r>
+        <w:rPr>
+          <w:lang w:val="ru_RU" w:bidi="ru_RU"/>
+        </w:rPr>
+        <w:t xml:space="preserve">; </w:t>
+      </w:r>
+      <w:r>
+        <w:rPr>
+          <w:lang w:val="ru_RU" w:bidi="ru_RU"/>
+        </w:rPr>
+        <w:t>28</w:t>
+      </w:r>
       <w:r>
         <w:rPr>
           <w:lang w:val="ru_RU" w:bidi="ru_RU"/>
@@ -3028,36 +2260,24 @@
         </w:rPr>
         <w:t>Священники и левиты учили Божьему закону (</w:t>
       </w:r>
-      <w:hyperlink r:id="rId131">
-        <w:r>
-          <w:rPr>
-            <w:lang w:val="ru_RU" w:bidi="ru_RU"/>
-          </w:rPr>
-          <w:rPr>
-            <w:color w:val="0000EE"/>
-            <w:u w:val="single"/>
-          </w:rPr>
-          <w:t>Втор.31:9–13</w:t>
-        </w:r>
-      </w:hyperlink>
+      <w:r>
+        <w:rPr>
+          <w:lang w:val="ru_RU" w:bidi="ru_RU"/>
+        </w:rPr>
+        <w:t>Втор.31:9–13</w:t>
+      </w:r>
       <w:r>
         <w:rPr>
           <w:lang w:val="ru_RU" w:bidi="ru_RU"/>
         </w:rPr>
         <w:t>), соблюдали его постановления и выступали в судах (</w:t>
       </w:r>
-      <w:hyperlink r:id="rId132">
-        <w:r>
-          <w:rPr>
-            <w:lang w:val="ru_RU" w:bidi="ru_RU"/>
-          </w:rPr>
-          <w:rPr>
-            <w:color w:val="0000EE"/>
-            <w:u w:val="single"/>
-          </w:rPr>
-          <w:t>17:8–13</w:t>
-        </w:r>
-      </w:hyperlink>
+      <w:r>
+        <w:rPr>
+          <w:lang w:val="ru_RU" w:bidi="ru_RU"/>
+        </w:rPr>
+        <w:t>17:8–13</w:t>
+      </w:r>
       <w:r>
         <w:rPr>
           <w:lang w:val="ru_RU" w:bidi="ru_RU"/>
@@ -3089,180 +2309,120 @@
         </w:rPr>
         <w:t xml:space="preserve">Кодекс святости является важным разделом в книге Левит. В этом разделе Моисей обращается ко всему Израилю (ср. </w:t>
       </w:r>
-      <w:hyperlink r:id="rId133">
-        <w:r>
-          <w:rPr>
-            <w:lang w:val="ru_RU" w:bidi="ru_RU"/>
-          </w:rPr>
-          <w:rPr>
-            <w:color w:val="0000EE"/>
-            <w:u w:val="single"/>
-          </w:rPr>
-          <w:t>Лев.17:2</w:t>
-        </w:r>
-      </w:hyperlink>
-      <w:r>
-        <w:rPr>
-          <w:lang w:val="ru_RU" w:bidi="ru_RU"/>
-        </w:rPr>
-        <w:t xml:space="preserve">; </w:t>
-      </w:r>
-      <w:hyperlink r:id="rId134">
-        <w:r>
-          <w:rPr>
-            <w:lang w:val="ru_RU" w:bidi="ru_RU"/>
-          </w:rPr>
-          <w:rPr>
-            <w:color w:val="0000EE"/>
-            <w:u w:val="single"/>
-          </w:rPr>
-          <w:t>18:2</w:t>
-        </w:r>
-      </w:hyperlink>
-      <w:r>
-        <w:rPr>
-          <w:lang w:val="ru_RU" w:bidi="ru_RU"/>
-        </w:rPr>
-        <w:t xml:space="preserve">; </w:t>
-      </w:r>
-      <w:hyperlink r:id="rId70">
-        <w:r>
-          <w:rPr>
-            <w:lang w:val="ru_RU" w:bidi="ru_RU"/>
-          </w:rPr>
-          <w:rPr>
-            <w:color w:val="0000EE"/>
-            <w:u w:val="single"/>
-          </w:rPr>
-          <w:t>19:2</w:t>
-        </w:r>
-      </w:hyperlink>
-      <w:r>
-        <w:rPr>
-          <w:lang w:val="ru_RU" w:bidi="ru_RU"/>
-        </w:rPr>
-        <w:t xml:space="preserve">; </w:t>
-      </w:r>
-      <w:hyperlink r:id="rId135">
-        <w:r>
-          <w:rPr>
-            <w:lang w:val="ru_RU" w:bidi="ru_RU"/>
-          </w:rPr>
-          <w:rPr>
-            <w:color w:val="0000EE"/>
-            <w:u w:val="single"/>
-          </w:rPr>
-          <w:t>20:2</w:t>
-        </w:r>
-      </w:hyperlink>
-      <w:r>
-        <w:rPr>
-          <w:lang w:val="ru_RU" w:bidi="ru_RU"/>
-        </w:rPr>
-        <w:t xml:space="preserve">; </w:t>
-      </w:r>
-      <w:hyperlink r:id="rId136">
-        <w:r>
-          <w:rPr>
-            <w:lang w:val="ru_RU" w:bidi="ru_RU"/>
-          </w:rPr>
-          <w:rPr>
-            <w:color w:val="0000EE"/>
-            <w:u w:val="single"/>
-          </w:rPr>
-          <w:t>21:24</w:t>
-        </w:r>
-      </w:hyperlink>
-      <w:r>
-        <w:rPr>
-          <w:lang w:val="ru_RU" w:bidi="ru_RU"/>
-        </w:rPr>
-        <w:t xml:space="preserve">; </w:t>
-      </w:r>
-      <w:hyperlink r:id="rId137">
-        <w:r>
-          <w:rPr>
-            <w:lang w:val="ru_RU" w:bidi="ru_RU"/>
-          </w:rPr>
-          <w:rPr>
-            <w:color w:val="0000EE"/>
-            <w:u w:val="single"/>
-          </w:rPr>
-          <w:t>23:2</w:t>
-        </w:r>
-      </w:hyperlink>
-      <w:r>
-        <w:rPr>
-          <w:lang w:val="ru_RU" w:bidi="ru_RU"/>
-        </w:rPr>
-        <w:t xml:space="preserve">; </w:t>
-      </w:r>
-      <w:hyperlink r:id="rId138">
-        <w:r>
-          <w:rPr>
-            <w:lang w:val="ru_RU" w:bidi="ru_RU"/>
-          </w:rPr>
-          <w:rPr>
-            <w:color w:val="0000EE"/>
-            <w:u w:val="single"/>
-          </w:rPr>
-          <w:t>24:2</w:t>
-        </w:r>
-      </w:hyperlink>
-      <w:r>
-        <w:rPr>
-          <w:lang w:val="ru_RU" w:bidi="ru_RU"/>
-        </w:rPr>
-        <w:t xml:space="preserve">; </w:t>
-      </w:r>
-      <w:hyperlink r:id="rId139">
-        <w:r>
-          <w:rPr>
-            <w:lang w:val="ru_RU" w:bidi="ru_RU"/>
-          </w:rPr>
-          <w:rPr>
-            <w:color w:val="0000EE"/>
-            <w:u w:val="single"/>
-          </w:rPr>
-          <w:t>25:2</w:t>
-        </w:r>
-      </w:hyperlink>
-      <w:r>
-        <w:rPr>
-          <w:lang w:val="ru_RU" w:bidi="ru_RU"/>
-        </w:rPr>
-        <w:t xml:space="preserve">; </w:t>
-      </w:r>
-      <w:hyperlink r:id="rId140">
-        <w:r>
-          <w:rPr>
-            <w:lang w:val="ru_RU" w:bidi="ru_RU"/>
-          </w:rPr>
-          <w:rPr>
-            <w:color w:val="0000EE"/>
-            <w:u w:val="single"/>
-          </w:rPr>
-          <w:t>26:46</w:t>
-        </w:r>
-      </w:hyperlink>
-      <w:r>
-        <w:rPr>
-          <w:lang w:val="ru_RU" w:bidi="ru_RU"/>
-        </w:rPr>
-        <w:t xml:space="preserve">; </w:t>
-      </w:r>
-      <w:hyperlink r:id="rId141">
-        <w:r>
-          <w:rPr>
-            <w:lang w:val="ru_RU" w:bidi="ru_RU"/>
-          </w:rPr>
-          <w:rPr>
-            <w:color w:val="0000EE"/>
-            <w:u w:val="single"/>
-          </w:rPr>
-          <w:t>27:2</w:t>
-        </w:r>
-      </w:hyperlink>
+      <w:r>
+        <w:rPr>
+          <w:lang w:val="ru_RU" w:bidi="ru_RU"/>
+        </w:rPr>
+        <w:t>Лев.17:2</w:t>
+      </w:r>
+      <w:r>
+        <w:rPr>
+          <w:lang w:val="ru_RU" w:bidi="ru_RU"/>
+        </w:rPr>
+        <w:t xml:space="preserve">; </w:t>
+      </w:r>
+      <w:r>
+        <w:rPr>
+          <w:lang w:val="ru_RU" w:bidi="ru_RU"/>
+        </w:rPr>
+        <w:t>18:2</w:t>
+      </w:r>
+      <w:r>
+        <w:rPr>
+          <w:lang w:val="ru_RU" w:bidi="ru_RU"/>
+        </w:rPr>
+        <w:t xml:space="preserve">; </w:t>
+      </w:r>
+      <w:r>
+        <w:rPr>
+          <w:lang w:val="ru_RU" w:bidi="ru_RU"/>
+        </w:rPr>
+        <w:t>19:2</w:t>
+      </w:r>
+      <w:r>
+        <w:rPr>
+          <w:lang w:val="ru_RU" w:bidi="ru_RU"/>
+        </w:rPr>
+        <w:t xml:space="preserve">; </w:t>
+      </w:r>
+      <w:r>
+        <w:rPr>
+          <w:lang w:val="ru_RU" w:bidi="ru_RU"/>
+        </w:rPr>
+        <w:t>20:2</w:t>
+      </w:r>
+      <w:r>
+        <w:rPr>
+          <w:lang w:val="ru_RU" w:bidi="ru_RU"/>
+        </w:rPr>
+        <w:t xml:space="preserve">; </w:t>
+      </w:r>
+      <w:r>
+        <w:rPr>
+          <w:lang w:val="ru_RU" w:bidi="ru_RU"/>
+        </w:rPr>
+        <w:t>21:24</w:t>
+      </w:r>
+      <w:r>
+        <w:rPr>
+          <w:lang w:val="ru_RU" w:bidi="ru_RU"/>
+        </w:rPr>
+        <w:t xml:space="preserve">; </w:t>
+      </w:r>
+      <w:r>
+        <w:rPr>
+          <w:lang w:val="ru_RU" w:bidi="ru_RU"/>
+        </w:rPr>
+        <w:t>23:2</w:t>
+      </w:r>
+      <w:r>
+        <w:rPr>
+          <w:lang w:val="ru_RU" w:bidi="ru_RU"/>
+        </w:rPr>
+        <w:t xml:space="preserve">; </w:t>
+      </w:r>
+      <w:r>
+        <w:rPr>
+          <w:lang w:val="ru_RU" w:bidi="ru_RU"/>
+        </w:rPr>
+        <w:t>24:2</w:t>
+      </w:r>
+      <w:r>
+        <w:rPr>
+          <w:lang w:val="ru_RU" w:bidi="ru_RU"/>
+        </w:rPr>
+        <w:t xml:space="preserve">; </w:t>
+      </w:r>
+      <w:r>
+        <w:rPr>
+          <w:lang w:val="ru_RU" w:bidi="ru_RU"/>
+        </w:rPr>
+        <w:t>25:2</w:t>
+      </w:r>
+      <w:r>
+        <w:rPr>
+          <w:lang w:val="ru_RU" w:bidi="ru_RU"/>
+        </w:rPr>
+        <w:t xml:space="preserve">; </w:t>
+      </w:r>
+      <w:r>
+        <w:rPr>
+          <w:lang w:val="ru_RU" w:bidi="ru_RU"/>
+        </w:rPr>
+        <w:t>26:46</w:t>
+      </w:r>
+      <w:r>
+        <w:rPr>
+          <w:lang w:val="ru_RU" w:bidi="ru_RU"/>
+        </w:rPr>
+        <w:t xml:space="preserve">; </w:t>
+      </w:r>
+      <w:r>
+        <w:rPr>
+          <w:lang w:val="ru_RU" w:bidi="ru_RU"/>
+        </w:rPr>
+        <w:t>27:2</w:t>
+      </w:r>
       <w:r>
         <w:rPr>
           <w:lang w:val="ru_RU" w:bidi="ru_RU"/>
@@ -3283,126 +2443,84 @@
         </w:rPr>
         <w:t xml:space="preserve">Законы здесь излагаются в форме запретов и прямых повелений. Они касаются места жертвоприношения, говорят о запрете употреблять в пищу мясо с кровью (гл. </w:t>
       </w:r>
-      <w:hyperlink r:id="rId142">
-        <w:r>
-          <w:rPr>
-            <w:lang w:val="ru_RU" w:bidi="ru_RU"/>
-          </w:rPr>
-          <w:rPr>
-            <w:color w:val="0000EE"/>
-            <w:u w:val="single"/>
-          </w:rPr>
-          <w:t>17</w:t>
-        </w:r>
-      </w:hyperlink>
+      <w:r>
+        <w:rPr>
+          <w:lang w:val="ru_RU" w:bidi="ru_RU"/>
+        </w:rPr>
+        <w:t>17</w:t>
+      </w:r>
       <w:r>
         <w:rPr>
           <w:lang w:val="ru_RU" w:bidi="ru_RU"/>
         </w:rPr>
         <w:t xml:space="preserve">), запрете на сексуальные отношения с определенными членами семьи (гл. </w:t>
       </w:r>
-      <w:hyperlink r:id="rId143">
-        <w:r>
-          <w:rPr>
-            <w:lang w:val="ru_RU" w:bidi="ru_RU"/>
-          </w:rPr>
-          <w:rPr>
-            <w:color w:val="0000EE"/>
-            <w:u w:val="single"/>
-          </w:rPr>
-          <w:t>18</w:t>
-        </w:r>
-      </w:hyperlink>
+      <w:r>
+        <w:rPr>
+          <w:lang w:val="ru_RU" w:bidi="ru_RU"/>
+        </w:rPr>
+        <w:t>18</w:t>
+      </w:r>
       <w:r>
         <w:rPr>
           <w:lang w:val="ru_RU" w:bidi="ru_RU"/>
         </w:rPr>
         <w:t xml:space="preserve">) и устанавливают повеления, помогающие жить благочестиво, свято, справедливо и с любовью к ближним (гл. </w:t>
       </w:r>
-      <w:hyperlink r:id="rId144">
-        <w:r>
-          <w:rPr>
-            <w:lang w:val="ru_RU" w:bidi="ru_RU"/>
-          </w:rPr>
-          <w:rPr>
-            <w:color w:val="0000EE"/>
-            <w:u w:val="single"/>
-          </w:rPr>
-          <w:t>19</w:t>
-        </w:r>
-      </w:hyperlink>
+      <w:r>
+        <w:rPr>
+          <w:lang w:val="ru_RU" w:bidi="ru_RU"/>
+        </w:rPr>
+        <w:t>19</w:t>
+      </w:r>
       <w:r>
         <w:rPr>
           <w:lang w:val="ru_RU" w:bidi="ru_RU"/>
         </w:rPr>
         <w:t xml:space="preserve">). Также говорится о наказании тех, кто грешит, не соблюдая эти постановления (гл. </w:t>
       </w:r>
-      <w:hyperlink r:id="rId145">
-        <w:r>
-          <w:rPr>
-            <w:lang w:val="ru_RU" w:bidi="ru_RU"/>
-          </w:rPr>
-          <w:rPr>
-            <w:color w:val="0000EE"/>
-            <w:u w:val="single"/>
-          </w:rPr>
-          <w:t>20</w:t>
-        </w:r>
-      </w:hyperlink>
-      <w:r>
-        <w:rPr>
-          <w:lang w:val="ru_RU" w:bidi="ru_RU"/>
-        </w:rPr>
-        <w:t xml:space="preserve">; </w:t>
-      </w:r>
-      <w:hyperlink r:id="rId123">
-        <w:r>
-          <w:rPr>
-            <w:lang w:val="ru_RU" w:bidi="ru_RU"/>
-          </w:rPr>
-          <w:rPr>
-            <w:color w:val="0000EE"/>
-            <w:u w:val="single"/>
-          </w:rPr>
-          <w:t>24:10–23</w:t>
-        </w:r>
-      </w:hyperlink>
+      <w:r>
+        <w:rPr>
+          <w:lang w:val="ru_RU" w:bidi="ru_RU"/>
+        </w:rPr>
+        <w:t>20</w:t>
+      </w:r>
+      <w:r>
+        <w:rPr>
+          <w:lang w:val="ru_RU" w:bidi="ru_RU"/>
+        </w:rPr>
+        <w:t xml:space="preserve">; </w:t>
+      </w:r>
+      <w:r>
+        <w:rPr>
+          <w:lang w:val="ru_RU" w:bidi="ru_RU"/>
+        </w:rPr>
+        <w:t>24:10–23</w:t>
+      </w:r>
       <w:r>
         <w:rPr>
           <w:lang w:val="ru_RU" w:bidi="ru_RU"/>
         </w:rPr>
         <w:t xml:space="preserve">). В главах </w:t>
       </w:r>
-      <w:hyperlink r:id="rId146">
-        <w:r>
-          <w:rPr>
-            <w:lang w:val="ru_RU" w:bidi="ru_RU"/>
-          </w:rPr>
-          <w:rPr>
-            <w:color w:val="0000EE"/>
-            <w:u w:val="single"/>
-          </w:rPr>
-          <w:t>21–24</w:t>
-        </w:r>
-      </w:hyperlink>
+      <w:r>
+        <w:rPr>
+          <w:lang w:val="ru_RU" w:bidi="ru_RU"/>
+        </w:rPr>
+        <w:t>21–24</w:t>
+      </w:r>
       <w:r>
         <w:rPr>
           <w:lang w:val="ru_RU" w:bidi="ru_RU"/>
         </w:rPr>
         <w:t xml:space="preserve"> говорится о ритуальных правилах для священников и всех израильтян. Субботний год и юбилейный год регулировали порядок прощения долгов, освобождение от рабства и возращение земли к первоначальным хозяевам (гл. </w:t>
       </w:r>
-      <w:hyperlink r:id="rId147">
-        <w:r>
-          <w:rPr>
-            <w:lang w:val="ru_RU" w:bidi="ru_RU"/>
-          </w:rPr>
-          <w:rPr>
-            <w:color w:val="0000EE"/>
-            <w:u w:val="single"/>
-          </w:rPr>
-          <w:t>25</w:t>
-        </w:r>
-      </w:hyperlink>
+      <w:r>
+        <w:rPr>
+          <w:lang w:val="ru_RU" w:bidi="ru_RU"/>
+        </w:rPr>
+        <w:t>25</w:t>
+      </w:r>
       <w:r>
         <w:rPr>
           <w:lang w:val="ru_RU" w:bidi="ru_RU"/>
@@ -3423,36 +2541,24 @@
         </w:rPr>
         <w:t>В законе святости перечисляются качества святого народа: преданность Богу (через приношения, жертвы, священников), любовь к человеку (</w:t>
       </w:r>
-      <w:hyperlink r:id="rId148">
-        <w:r>
-          <w:rPr>
-            <w:lang w:val="ru_RU" w:bidi="ru_RU"/>
-          </w:rPr>
-          <w:rPr>
-            <w:color w:val="0000EE"/>
-            <w:u w:val="single"/>
-          </w:rPr>
-          <w:t>Лев.19:18б</w:t>
-        </w:r>
-      </w:hyperlink>
+      <w:r>
+        <w:rPr>
+          <w:lang w:val="ru_RU" w:bidi="ru_RU"/>
+        </w:rPr>
+        <w:t>Лев.19:18б</w:t>
+      </w:r>
       <w:r>
         <w:rPr>
           <w:lang w:val="ru_RU" w:bidi="ru_RU"/>
         </w:rPr>
         <w:t xml:space="preserve">), которая проявляется в справедливости, мире, свободе, ценности человеческой жизни и заботе о семье. Многие законы отражают дух Десяти заповедей (глава </w:t>
       </w:r>
-      <w:hyperlink r:id="rId144">
-        <w:r>
-          <w:rPr>
-            <w:lang w:val="ru_RU" w:bidi="ru_RU"/>
-          </w:rPr>
-          <w:rPr>
-            <w:color w:val="0000EE"/>
-            <w:u w:val="single"/>
-          </w:rPr>
-          <w:t>19</w:t>
-        </w:r>
-      </w:hyperlink>
+      <w:r>
+        <w:rPr>
+          <w:lang w:val="ru_RU" w:bidi="ru_RU"/>
+        </w:rPr>
+        <w:t>19</w:t>
+      </w:r>
       <w:r>
         <w:rPr>
           <w:lang w:val="ru_RU" w:bidi="ru_RU"/>
@@ -3473,36 +2579,24 @@
         </w:rPr>
         <w:t xml:space="preserve">С кодексом святости также связаны благословения и проклятия (гл. </w:t>
       </w:r>
-      <w:hyperlink r:id="rId149">
-        <w:r>
-          <w:rPr>
-            <w:lang w:val="ru_RU" w:bidi="ru_RU"/>
-          </w:rPr>
-          <w:rPr>
-            <w:color w:val="0000EE"/>
-            <w:u w:val="single"/>
-          </w:rPr>
-          <w:t>26</w:t>
-        </w:r>
-      </w:hyperlink>
+      <w:r>
+        <w:rPr>
+          <w:lang w:val="ru_RU" w:bidi="ru_RU"/>
+        </w:rPr>
+        <w:t>26</w:t>
+      </w:r>
       <w:r>
         <w:rPr>
           <w:lang w:val="ru_RU" w:bidi="ru_RU"/>
         </w:rPr>
         <w:t>). Проклятия говорят об изгнании как о последствии нарушения законов. И всё же в основе законов и наказаний всегда лежит благодать Господа, Который щедро обещает простить грехи людей и возобновить нарушенный завет (</w:t>
       </w:r>
-      <w:hyperlink r:id="rId150">
-        <w:r>
-          <w:rPr>
-            <w:lang w:val="ru_RU" w:bidi="ru_RU"/>
-          </w:rPr>
-          <w:rPr>
-            <w:color w:val="0000EE"/>
-            <w:u w:val="single"/>
-          </w:rPr>
-          <w:t>26:44–45</w:t>
-        </w:r>
-      </w:hyperlink>
+      <w:r>
+        <w:rPr>
+          <w:lang w:val="ru_RU" w:bidi="ru_RU"/>
+        </w:rPr>
+        <w:t>26:44–45</w:t>
+      </w:r>
       <w:r>
         <w:rPr>
           <w:lang w:val="ru_RU" w:bidi="ru_RU"/>
@@ -3534,198 +2628,132 @@
         </w:rPr>
         <w:t>Во книге Второзаконие объясняются и по новому применяются законы из книги завета — в свете той исторической обстановки, в которой оказался Израиль. Евреи собирались войти в Обещанную землю, и поэтому Моисей снова изложил им Божий закон (</w:t>
       </w:r>
-      <w:hyperlink r:id="rId151">
-        <w:r>
-          <w:rPr>
-            <w:lang w:val="ru_RU" w:bidi="ru_RU"/>
-          </w:rPr>
-          <w:rPr>
-            <w:color w:val="0000EE"/>
-            <w:u w:val="single"/>
-          </w:rPr>
-          <w:t>Втор.1:5</w:t>
-        </w:r>
-      </w:hyperlink>
+      <w:r>
+        <w:rPr>
+          <w:lang w:val="ru_RU" w:bidi="ru_RU"/>
+        </w:rPr>
+        <w:t>Втор.1:5</w:t>
+      </w:r>
       <w:r>
         <w:rPr>
           <w:lang w:val="ru_RU" w:bidi="ru_RU"/>
         </w:rPr>
         <w:t>). Безличный элемент книги завета здесь преображается благодаря личному обращению. Моисей настоятельно призывает Израиль быть верным Господу, завету и заповедям завета. Во Второзаконии говорится о том, что народ будет жить в Обещанной земле с центральным святилищем (</w:t>
       </w:r>
-      <w:hyperlink r:id="rId152">
-        <w:r>
-          <w:rPr>
-            <w:lang w:val="ru_RU" w:bidi="ru_RU"/>
-          </w:rPr>
-          <w:rPr>
-            <w:color w:val="0000EE"/>
-            <w:u w:val="single"/>
-          </w:rPr>
-          <w:t>12:5, 11–18</w:t>
-        </w:r>
-      </w:hyperlink>
-      <w:r>
-        <w:rPr>
-          <w:lang w:val="ru_RU" w:bidi="ru_RU"/>
-        </w:rPr>
-        <w:t xml:space="preserve">; </w:t>
-      </w:r>
-      <w:hyperlink r:id="rId153">
-        <w:r>
-          <w:rPr>
-            <w:lang w:val="ru_RU" w:bidi="ru_RU"/>
-          </w:rPr>
-          <w:rPr>
-            <w:color w:val="0000EE"/>
-            <w:u w:val="single"/>
-          </w:rPr>
-          <w:t>14:23</w:t>
-        </w:r>
-      </w:hyperlink>
-      <w:r>
-        <w:rPr>
-          <w:lang w:val="ru_RU" w:bidi="ru_RU"/>
-        </w:rPr>
-        <w:t xml:space="preserve">; </w:t>
-      </w:r>
-      <w:hyperlink r:id="rId154">
-        <w:r>
-          <w:rPr>
-            <w:lang w:val="ru_RU" w:bidi="ru_RU"/>
-          </w:rPr>
-          <w:rPr>
-            <w:color w:val="0000EE"/>
-            <w:u w:val="single"/>
-          </w:rPr>
-          <w:t>15:20</w:t>
-        </w:r>
-      </w:hyperlink>
-      <w:r>
-        <w:rPr>
-          <w:lang w:val="ru_RU" w:bidi="ru_RU"/>
-        </w:rPr>
-        <w:t xml:space="preserve">; </w:t>
-      </w:r>
-      <w:hyperlink r:id="rId155">
-        <w:r>
-          <w:rPr>
-            <w:lang w:val="ru_RU" w:bidi="ru_RU"/>
-          </w:rPr>
-          <w:rPr>
-            <w:color w:val="0000EE"/>
-            <w:u w:val="single"/>
-          </w:rPr>
-          <w:t>16:5–7, 16, 21</w:t>
-        </w:r>
-      </w:hyperlink>
-      <w:r>
-        <w:rPr>
-          <w:lang w:val="ru_RU" w:bidi="ru_RU"/>
-        </w:rPr>
-        <w:t xml:space="preserve">; </w:t>
-      </w:r>
-      <w:hyperlink r:id="rId156">
-        <w:r>
-          <w:rPr>
-            <w:lang w:val="ru_RU" w:bidi="ru_RU"/>
-          </w:rPr>
-          <w:rPr>
-            <w:color w:val="0000EE"/>
-            <w:u w:val="single"/>
-          </w:rPr>
-          <w:t>17:8</w:t>
-        </w:r>
-      </w:hyperlink>
-      <w:r>
-        <w:rPr>
-          <w:lang w:val="ru_RU" w:bidi="ru_RU"/>
-        </w:rPr>
-        <w:t xml:space="preserve">; </w:t>
-      </w:r>
-      <w:hyperlink r:id="rId157">
-        <w:r>
-          <w:rPr>
-            <w:lang w:val="ru_RU" w:bidi="ru_RU"/>
-          </w:rPr>
-          <w:rPr>
-            <w:color w:val="0000EE"/>
-            <w:u w:val="single"/>
-          </w:rPr>
-          <w:t>18:6</w:t>
-        </w:r>
-      </w:hyperlink>
-      <w:r>
-        <w:rPr>
-          <w:lang w:val="ru_RU" w:bidi="ru_RU"/>
-        </w:rPr>
-        <w:t xml:space="preserve">; </w:t>
-      </w:r>
-      <w:hyperlink r:id="rId158">
-        <w:r>
-          <w:rPr>
-            <w:lang w:val="ru_RU" w:bidi="ru_RU"/>
-          </w:rPr>
-          <w:rPr>
-            <w:color w:val="0000EE"/>
-            <w:u w:val="single"/>
-          </w:rPr>
-          <w:t>26:2</w:t>
-        </w:r>
-      </w:hyperlink>
-      <w:r>
-        <w:rPr>
-          <w:lang w:val="ru_RU" w:bidi="ru_RU"/>
-        </w:rPr>
-        <w:t xml:space="preserve">; </w:t>
-      </w:r>
-      <w:hyperlink r:id="rId159">
-        <w:r>
-          <w:rPr>
-            <w:lang w:val="ru_RU" w:bidi="ru_RU"/>
-          </w:rPr>
-          <w:rPr>
-            <w:color w:val="0000EE"/>
-            <w:u w:val="single"/>
-          </w:rPr>
-          <w:t>31:11</w:t>
-        </w:r>
-      </w:hyperlink>
+      <w:r>
+        <w:rPr>
+          <w:lang w:val="ru_RU" w:bidi="ru_RU"/>
+        </w:rPr>
+        <w:t>12:5, 11–18</w:t>
+      </w:r>
+      <w:r>
+        <w:rPr>
+          <w:lang w:val="ru_RU" w:bidi="ru_RU"/>
+        </w:rPr>
+        <w:t xml:space="preserve">; </w:t>
+      </w:r>
+      <w:r>
+        <w:rPr>
+          <w:lang w:val="ru_RU" w:bidi="ru_RU"/>
+        </w:rPr>
+        <w:t>14:23</w:t>
+      </w:r>
+      <w:r>
+        <w:rPr>
+          <w:lang w:val="ru_RU" w:bidi="ru_RU"/>
+        </w:rPr>
+        <w:t xml:space="preserve">; </w:t>
+      </w:r>
+      <w:r>
+        <w:rPr>
+          <w:lang w:val="ru_RU" w:bidi="ru_RU"/>
+        </w:rPr>
+        <w:t>15:20</w:t>
+      </w:r>
+      <w:r>
+        <w:rPr>
+          <w:lang w:val="ru_RU" w:bidi="ru_RU"/>
+        </w:rPr>
+        <w:t xml:space="preserve">; </w:t>
+      </w:r>
+      <w:r>
+        <w:rPr>
+          <w:lang w:val="ru_RU" w:bidi="ru_RU"/>
+        </w:rPr>
+        <w:t>16:5–7, 16, 21</w:t>
+      </w:r>
+      <w:r>
+        <w:rPr>
+          <w:lang w:val="ru_RU" w:bidi="ru_RU"/>
+        </w:rPr>
+        <w:t xml:space="preserve">; </w:t>
+      </w:r>
+      <w:r>
+        <w:rPr>
+          <w:lang w:val="ru_RU" w:bidi="ru_RU"/>
+        </w:rPr>
+        <w:t>17:8</w:t>
+      </w:r>
+      <w:r>
+        <w:rPr>
+          <w:lang w:val="ru_RU" w:bidi="ru_RU"/>
+        </w:rPr>
+        <w:t xml:space="preserve">; </w:t>
+      </w:r>
+      <w:r>
+        <w:rPr>
+          <w:lang w:val="ru_RU" w:bidi="ru_RU"/>
+        </w:rPr>
+        <w:t>18:6</w:t>
+      </w:r>
+      <w:r>
+        <w:rPr>
+          <w:lang w:val="ru_RU" w:bidi="ru_RU"/>
+        </w:rPr>
+        <w:t xml:space="preserve">; </w:t>
+      </w:r>
+      <w:r>
+        <w:rPr>
+          <w:lang w:val="ru_RU" w:bidi="ru_RU"/>
+        </w:rPr>
+        <w:t>26:2</w:t>
+      </w:r>
+      <w:r>
+        <w:rPr>
+          <w:lang w:val="ru_RU" w:bidi="ru_RU"/>
+        </w:rPr>
+        <w:t xml:space="preserve">; </w:t>
+      </w:r>
+      <w:r>
+        <w:rPr>
+          <w:lang w:val="ru_RU" w:bidi="ru_RU"/>
+        </w:rPr>
+        <w:t>31:11</w:t>
+      </w:r>
       <w:r>
         <w:rPr>
           <w:lang w:val="ru_RU" w:bidi="ru_RU"/>
         </w:rPr>
         <w:t>) и с царем (</w:t>
       </w:r>
-      <w:hyperlink r:id="rId160">
-        <w:r>
-          <w:rPr>
-            <w:lang w:val="ru_RU" w:bidi="ru_RU"/>
-          </w:rPr>
-          <w:rPr>
-            <w:color w:val="0000EE"/>
-            <w:u w:val="single"/>
-          </w:rPr>
-          <w:t>17:14–20</w:t>
-        </w:r>
-      </w:hyperlink>
+      <w:r>
+        <w:rPr>
+          <w:lang w:val="ru_RU" w:bidi="ru_RU"/>
+        </w:rPr>
+        <w:t>17:14–20</w:t>
+      </w:r>
       <w:r>
         <w:rPr>
           <w:lang w:val="ru_RU" w:bidi="ru_RU"/>
         </w:rPr>
         <w:t xml:space="preserve">). Благословения и проклятия побуждают соблюдать верность завету (гл. </w:t>
       </w:r>
-      <w:hyperlink r:id="rId161">
-        <w:r>
-          <w:rPr>
-            <w:lang w:val="ru_RU" w:bidi="ru_RU"/>
-          </w:rPr>
-          <w:rPr>
-            <w:color w:val="0000EE"/>
-            <w:u w:val="single"/>
-          </w:rPr>
-          <w:t>28</w:t>
-        </w:r>
-      </w:hyperlink>
+      <w:r>
+        <w:rPr>
+          <w:lang w:val="ru_RU" w:bidi="ru_RU"/>
+        </w:rPr>
+        <w:t>28</w:t>
+      </w:r>
       <w:r>
         <w:rPr>
           <w:lang w:val="ru_RU" w:bidi="ru_RU"/>
@@ -3757,72 +2785,48 @@
         </w:rPr>
         <w:t xml:space="preserve">Закон, данный на горе Синай, был призван приблизить Израиль к Богу. Несмотря на мятежный характер Израиля, Бог посредством закона показал народу, что является грехом (ср. </w:t>
       </w:r>
-      <w:hyperlink r:id="rId162">
-        <w:r>
-          <w:rPr>
-            <w:lang w:val="ru_RU" w:bidi="ru_RU"/>
-          </w:rPr>
-          <w:rPr>
-            <w:color w:val="0000EE"/>
-            <w:u w:val="single"/>
-          </w:rPr>
-          <w:t>Рим.5:20</w:t>
-        </w:r>
-      </w:hyperlink>
-      <w:r>
-        <w:rPr>
-          <w:lang w:val="ru_RU" w:bidi="ru_RU"/>
-        </w:rPr>
-        <w:t xml:space="preserve">; </w:t>
-      </w:r>
-      <w:hyperlink r:id="rId163">
-        <w:r>
-          <w:rPr>
-            <w:lang w:val="ru_RU" w:bidi="ru_RU"/>
-          </w:rPr>
-          <w:rPr>
-            <w:color w:val="0000EE"/>
-            <w:u w:val="single"/>
-          </w:rPr>
-          <w:t>7:7–8</w:t>
-        </w:r>
-      </w:hyperlink>
+      <w:r>
+        <w:rPr>
+          <w:lang w:val="ru_RU" w:bidi="ru_RU"/>
+        </w:rPr>
+        <w:t>Рим.5:20</w:t>
+      </w:r>
+      <w:r>
+        <w:rPr>
+          <w:lang w:val="ru_RU" w:bidi="ru_RU"/>
+        </w:rPr>
+        <w:t xml:space="preserve">; </w:t>
+      </w:r>
+      <w:r>
+        <w:rPr>
+          <w:lang w:val="ru_RU" w:bidi="ru_RU"/>
+        </w:rPr>
+        <w:t>7:7–8</w:t>
+      </w:r>
       <w:r>
         <w:rPr>
           <w:lang w:val="ru_RU" w:bidi="ru_RU"/>
         </w:rPr>
         <w:t>), и каким путём должен ходить народ, чтобы оставаться незапятнанным грехом и святым перед Господом. Закон был учителем и хранителем Израиля (</w:t>
       </w:r>
-      <w:hyperlink r:id="rId164">
-        <w:r>
-          <w:rPr>
-            <w:lang w:val="ru_RU" w:bidi="ru_RU"/>
-          </w:rPr>
-          <w:rPr>
-            <w:color w:val="0000EE"/>
-            <w:u w:val="single"/>
-          </w:rPr>
-          <w:t>Гал.3:24</w:t>
-        </w:r>
-      </w:hyperlink>
+      <w:r>
+        <w:rPr>
+          <w:lang w:val="ru_RU" w:bidi="ru_RU"/>
+        </w:rPr>
+        <w:t>Гал.3:24</w:t>
+      </w:r>
       <w:r>
         <w:rPr>
           <w:lang w:val="ru_RU" w:bidi="ru_RU"/>
         </w:rPr>
         <w:t>). Подробные разъяснения законов о всех сферах жизни (работа, общество, семья, религия и нация) играли важную роль в отношениях Бога с Израилем. Израиль был народом, живущим в особой земле, с теократическим правлением. Он нуждался в своде законов. Состояние Израиля у горы Синай было таким, что он не мог получить прямое откровение. Откровение было дано через Моисея. Оно должно было быть изложено в деталях, потому что Израиль не обладал интуитивным пониманием того, что требовало от них откровение о Божьей святости, справедливости, праведности, любви и долготерпении. Ранее они жили по египетским законам, теперь им необходимо было познавать Божью волю через откровение. Однако Моисей и пророки подчеркивали, что целью закона не являлось только лишь строгое соблюдение законов ради самого закона (законничество) или получение награды (фарисейство). Соблюдение закона является проявлением преданности Богу, ради Самого Бога. Наш Господь подтвердил цель закона — это приобретение такого образа жизни, в котором человек постоянно ищет Божьего Царства и Его праведности (</w:t>
       </w:r>
-      <w:hyperlink r:id="rId165">
-        <w:r>
-          <w:rPr>
-            <w:lang w:val="ru_RU" w:bidi="ru_RU"/>
-          </w:rPr>
-          <w:rPr>
-            <w:color w:val="0000EE"/>
-            <w:u w:val="single"/>
-          </w:rPr>
-          <w:t>Мф.6:33</w:t>
-        </w:r>
-      </w:hyperlink>
+      <w:r>
+        <w:rPr>
+          <w:lang w:val="ru_RU" w:bidi="ru_RU"/>
+        </w:rPr>
+        <w:t>Мф.6:33</w:t>
+      </w:r>
       <w:r>
         <w:rPr>
           <w:lang w:val="ru_RU" w:bidi="ru_RU"/>
@@ -3843,216 +2847,144 @@
         </w:rPr>
         <w:t>Закон Бога — это средство освящения. Бог освятил Израиль посредством благодати и Он требует, чтобы Израиль оставался святым. Иисус подтвердил такое применение закона, при котором человек может узнать о своей греховности и прийти ко Христу. На кресте наш Господь понёс наказание по закону, и этим Он явил присутствие Бога в среде Своего народа в большей степени, чем оно было явлено в скинии/храме. Иисус исполнил ожидания Отца об искуплении и показал любовь Отца. Он, будучи Сыном и будучи более великим, чем Моисей, изложил суть закона в одном повелении — любить Бога и любить ближнего (</w:t>
       </w:r>
-      <w:hyperlink r:id="rId93">
-        <w:r>
-          <w:rPr>
-            <w:lang w:val="ru_RU" w:bidi="ru_RU"/>
-          </w:rPr>
-          <w:rPr>
-            <w:color w:val="0000EE"/>
-            <w:u w:val="single"/>
-          </w:rPr>
-          <w:t>Мф.23:23–24</w:t>
-        </w:r>
-      </w:hyperlink>
-      <w:r>
-        <w:rPr>
-          <w:lang w:val="ru_RU" w:bidi="ru_RU"/>
-        </w:rPr>
-        <w:t xml:space="preserve">; </w:t>
-      </w:r>
-      <w:hyperlink r:id="rId166">
-        <w:r>
-          <w:rPr>
-            <w:lang w:val="ru_RU" w:bidi="ru_RU"/>
-          </w:rPr>
-          <w:rPr>
-            <w:color w:val="0000EE"/>
-            <w:u w:val="single"/>
-          </w:rPr>
-          <w:t>Лк.11:42–44</w:t>
-        </w:r>
-      </w:hyperlink>
+      <w:r>
+        <w:rPr>
+          <w:lang w:val="ru_RU" w:bidi="ru_RU"/>
+        </w:rPr>
+        <w:t>Мф.23:23–24</w:t>
+      </w:r>
+      <w:r>
+        <w:rPr>
+          <w:lang w:val="ru_RU" w:bidi="ru_RU"/>
+        </w:rPr>
+        <w:t xml:space="preserve">; </w:t>
+      </w:r>
+      <w:r>
+        <w:rPr>
+          <w:lang w:val="ru_RU" w:bidi="ru_RU"/>
+        </w:rPr>
+        <w:t>Лк.11:42–44</w:t>
+      </w:r>
       <w:r>
         <w:rPr>
           <w:lang w:val="ru_RU" w:bidi="ru_RU"/>
         </w:rPr>
         <w:t>). Иисус учил, что целью послушания является не получение награды, а служение в качестве соли (</w:t>
       </w:r>
-      <w:hyperlink r:id="rId167">
-        <w:r>
-          <w:rPr>
-            <w:lang w:val="ru_RU" w:bidi="ru_RU"/>
-          </w:rPr>
-          <w:rPr>
-            <w:color w:val="0000EE"/>
-            <w:u w:val="single"/>
-          </w:rPr>
-          <w:t>Мф.5:13</w:t>
-        </w:r>
-      </w:hyperlink>
+      <w:r>
+        <w:rPr>
+          <w:lang w:val="ru_RU" w:bidi="ru_RU"/>
+        </w:rPr>
+        <w:t>Мф.5:13</w:t>
+      </w:r>
       <w:r>
         <w:rPr>
           <w:lang w:val="ru_RU" w:bidi="ru_RU"/>
         </w:rPr>
         <w:t>) и света (</w:t>
       </w:r>
-      <w:hyperlink r:id="rId168">
-        <w:r>
-          <w:rPr>
-            <w:lang w:val="ru_RU" w:bidi="ru_RU"/>
-          </w:rPr>
-          <w:rPr>
-            <w:color w:val="0000EE"/>
-            <w:u w:val="single"/>
-          </w:rPr>
-          <w:t>Мф.5:14–16</w:t>
-        </w:r>
-      </w:hyperlink>
+      <w:r>
+        <w:rPr>
+          <w:lang w:val="ru_RU" w:bidi="ru_RU"/>
+        </w:rPr>
+        <w:t>Мф.5:14–16</w:t>
+      </w:r>
       <w:r>
         <w:rPr>
           <w:lang w:val="ru_RU" w:bidi="ru_RU"/>
         </w:rPr>
         <w:t xml:space="preserve">; ср. </w:t>
       </w:r>
-      <w:hyperlink r:id="rId169">
-        <w:r>
-          <w:rPr>
-            <w:lang w:val="ru_RU" w:bidi="ru_RU"/>
-          </w:rPr>
-          <w:rPr>
-            <w:color w:val="0000EE"/>
-            <w:u w:val="single"/>
-          </w:rPr>
-          <w:t>Еф.4:17–5:20</w:t>
-        </w:r>
-      </w:hyperlink>
+      <w:r>
+        <w:rPr>
+          <w:lang w:val="ru_RU" w:bidi="ru_RU"/>
+        </w:rPr>
+        <w:t>Еф.4:17–5:20</w:t>
+      </w:r>
       <w:r>
         <w:rPr>
           <w:lang w:val="ru_RU" w:bidi="ru_RU"/>
         </w:rPr>
         <w:t>), и принесение плодов (</w:t>
       </w:r>
-      <w:hyperlink r:id="rId170">
-        <w:r>
-          <w:rPr>
-            <w:lang w:val="ru_RU" w:bidi="ru_RU"/>
-          </w:rPr>
-          <w:rPr>
-            <w:color w:val="0000EE"/>
-            <w:u w:val="single"/>
-          </w:rPr>
-          <w:t>Ин.15:1–17</w:t>
-        </w:r>
-      </w:hyperlink>
+      <w:r>
+        <w:rPr>
+          <w:lang w:val="ru_RU" w:bidi="ru_RU"/>
+        </w:rPr>
+        <w:t>Ин.15:1–17</w:t>
+      </w:r>
       <w:r>
         <w:rPr>
           <w:lang w:val="ru_RU" w:bidi="ru_RU"/>
         </w:rPr>
         <w:t>). Цель Божьего закона заключается в постепенном преображении детей Бога, чтобы они отражали образ Сына (</w:t>
       </w:r>
-      <w:hyperlink r:id="rId171">
-        <w:r>
-          <w:rPr>
-            <w:lang w:val="ru_RU" w:bidi="ru_RU"/>
-          </w:rPr>
-          <w:rPr>
-            <w:color w:val="0000EE"/>
-            <w:u w:val="single"/>
-          </w:rPr>
-          <w:t>Рим.8:29</w:t>
-        </w:r>
-      </w:hyperlink>
-      <w:r>
-        <w:rPr>
-          <w:lang w:val="ru_RU" w:bidi="ru_RU"/>
-        </w:rPr>
-        <w:t xml:space="preserve">; </w:t>
-      </w:r>
-      <w:hyperlink r:id="rId172">
-        <w:r>
-          <w:rPr>
-            <w:lang w:val="ru_RU" w:bidi="ru_RU"/>
-          </w:rPr>
-          <w:rPr>
-            <w:color w:val="0000EE"/>
-            <w:u w:val="single"/>
-          </w:rPr>
-          <w:t>2Кор.3:18</w:t>
-        </w:r>
-      </w:hyperlink>
-      <w:r>
-        <w:rPr>
-          <w:lang w:val="ru_RU" w:bidi="ru_RU"/>
-        </w:rPr>
-        <w:t xml:space="preserve">; </w:t>
-      </w:r>
-      <w:hyperlink r:id="rId173">
-        <w:r>
-          <w:rPr>
-            <w:lang w:val="ru_RU" w:bidi="ru_RU"/>
-          </w:rPr>
-          <w:rPr>
-            <w:color w:val="0000EE"/>
-            <w:u w:val="single"/>
-          </w:rPr>
-          <w:t>Кол.3:10</w:t>
-        </w:r>
-      </w:hyperlink>
+      <w:r>
+        <w:rPr>
+          <w:lang w:val="ru_RU" w:bidi="ru_RU"/>
+        </w:rPr>
+        <w:t>Рим.8:29</w:t>
+      </w:r>
+      <w:r>
+        <w:rPr>
+          <w:lang w:val="ru_RU" w:bidi="ru_RU"/>
+        </w:rPr>
+        <w:t xml:space="preserve">; </w:t>
+      </w:r>
+      <w:r>
+        <w:rPr>
+          <w:lang w:val="ru_RU" w:bidi="ru_RU"/>
+        </w:rPr>
+        <w:t>2Кор.3:18</w:t>
+      </w:r>
+      <w:r>
+        <w:rPr>
+          <w:lang w:val="ru_RU" w:bidi="ru_RU"/>
+        </w:rPr>
+        <w:t xml:space="preserve">; </w:t>
+      </w:r>
+      <w:r>
+        <w:rPr>
+          <w:lang w:val="ru_RU" w:bidi="ru_RU"/>
+        </w:rPr>
+        <w:t>Кол.3:10</w:t>
+      </w:r>
       <w:r>
         <w:rPr>
           <w:lang w:val="ru_RU" w:bidi="ru_RU"/>
         </w:rPr>
         <w:t>), подражали Отцу (</w:t>
       </w:r>
-      <w:hyperlink r:id="rId174">
-        <w:r>
-          <w:rPr>
-            <w:lang w:val="ru_RU" w:bidi="ru_RU"/>
-          </w:rPr>
-          <w:rPr>
-            <w:color w:val="0000EE"/>
-            <w:u w:val="single"/>
-          </w:rPr>
-          <w:t>Еф.5:1–2</w:t>
-        </w:r>
-      </w:hyperlink>
+      <w:r>
+        <w:rPr>
+          <w:lang w:val="ru_RU" w:bidi="ru_RU"/>
+        </w:rPr>
+        <w:t>Еф.5:1–2</w:t>
+      </w:r>
       <w:r>
         <w:rPr>
           <w:lang w:val="ru_RU" w:bidi="ru_RU"/>
         </w:rPr>
         <w:t>) и исполнялись Божьим Духом (</w:t>
       </w:r>
-      <w:hyperlink r:id="rId175">
-        <w:r>
-          <w:rPr>
-            <w:lang w:val="ru_RU" w:bidi="ru_RU"/>
-          </w:rPr>
-          <w:rPr>
-            <w:color w:val="0000EE"/>
-            <w:u w:val="single"/>
-          </w:rPr>
-          <w:t>Гал.5:18, 22–24</w:t>
-        </w:r>
-      </w:hyperlink>
+      <w:r>
+        <w:rPr>
+          <w:lang w:val="ru_RU" w:bidi="ru_RU"/>
+        </w:rPr>
+        <w:t>Гал.5:18, 22–24</w:t>
+      </w:r>
       <w:r>
         <w:rPr>
           <w:lang w:val="ru_RU" w:bidi="ru_RU"/>
         </w:rPr>
         <w:t>). Для этого Иисус дал нам заповеди блаженства и Нагорную проповедь, которые выражают суть учения Моисея и пророков (</w:t>
       </w:r>
-      <w:hyperlink r:id="rId176">
-        <w:r>
-          <w:rPr>
-            <w:lang w:val="ru_RU" w:bidi="ru_RU"/>
-          </w:rPr>
-          <w:rPr>
-            <w:color w:val="0000EE"/>
-            <w:u w:val="single"/>
-          </w:rPr>
-          <w:t>Мф.5–7</w:t>
-        </w:r>
-      </w:hyperlink>
+      <w:r>
+        <w:rPr>
+          <w:lang w:val="ru_RU" w:bidi="ru_RU"/>
+        </w:rPr>
+        <w:t>Мф.5–7</w:t>
+      </w:r>
       <w:r>
         <w:rPr>
           <w:lang w:val="ru_RU" w:bidi="ru_RU"/>
@@ -4073,180 +3005,120 @@
         </w:rPr>
         <w:t xml:space="preserve">Цель закона — преобразить рождённых свыше верующих, чтобы они достигли зрелости. Духовная зрелость не является привилегией, данной ​​верующим после Христа; ветхозаветные святые люди тоже ходили с Богом (Енох, </w:t>
       </w:r>
-      <w:hyperlink r:id="rId177">
-        <w:r>
-          <w:rPr>
-            <w:lang w:val="ru_RU" w:bidi="ru_RU"/>
-          </w:rPr>
-          <w:rPr>
-            <w:color w:val="0000EE"/>
-            <w:u w:val="single"/>
-          </w:rPr>
-          <w:t>Быт. 5:22–24</w:t>
-        </w:r>
-      </w:hyperlink>
+      <w:r>
+        <w:rPr>
+          <w:lang w:val="ru_RU" w:bidi="ru_RU"/>
+        </w:rPr>
+        <w:t>Быт. 5:22–24</w:t>
+      </w:r>
       <w:r>
         <w:rPr>
           <w:lang w:val="ru_RU" w:bidi="ru_RU"/>
         </w:rPr>
         <w:t xml:space="preserve">; Ной, </w:t>
       </w:r>
-      <w:hyperlink r:id="rId178">
-        <w:r>
-          <w:rPr>
-            <w:lang w:val="ru_RU" w:bidi="ru_RU"/>
-          </w:rPr>
-          <w:rPr>
-            <w:color w:val="0000EE"/>
-            <w:u w:val="single"/>
-          </w:rPr>
-          <w:t>6:9</w:t>
-        </w:r>
-      </w:hyperlink>
+      <w:r>
+        <w:rPr>
+          <w:lang w:val="ru_RU" w:bidi="ru_RU"/>
+        </w:rPr>
+        <w:t>6:9</w:t>
+      </w:r>
       <w:r>
         <w:rPr>
           <w:lang w:val="ru_RU" w:bidi="ru_RU"/>
         </w:rPr>
         <w:t xml:space="preserve">; Авраам, </w:t>
       </w:r>
-      <w:hyperlink r:id="rId25">
-        <w:r>
-          <w:rPr>
-            <w:lang w:val="ru_RU" w:bidi="ru_RU"/>
-          </w:rPr>
-          <w:rPr>
-            <w:color w:val="0000EE"/>
-            <w:u w:val="single"/>
-          </w:rPr>
-          <w:t>17:1</w:t>
-        </w:r>
-      </w:hyperlink>
+      <w:r>
+        <w:rPr>
+          <w:lang w:val="ru_RU" w:bidi="ru_RU"/>
+        </w:rPr>
+        <w:t>17:1</w:t>
+      </w:r>
       <w:r>
         <w:rPr>
           <w:lang w:val="ru_RU" w:bidi="ru_RU"/>
         </w:rPr>
         <w:t xml:space="preserve">). Это были зрелые люди, которые жили честно в присутствии Бога (ср. </w:t>
       </w:r>
-      <w:hyperlink r:id="rId25">
-        <w:r>
-          <w:rPr>
-            <w:lang w:val="ru_RU" w:bidi="ru_RU"/>
-          </w:rPr>
-          <w:rPr>
-            <w:color w:val="0000EE"/>
-            <w:u w:val="single"/>
-          </w:rPr>
-          <w:t>Быт.17:1</w:t>
-        </w:r>
-      </w:hyperlink>
-      <w:r>
-        <w:rPr>
-          <w:lang w:val="ru_RU" w:bidi="ru_RU"/>
-        </w:rPr>
-        <w:t xml:space="preserve">; </w:t>
-      </w:r>
-      <w:hyperlink r:id="rId179">
-        <w:r>
-          <w:rPr>
-            <w:lang w:val="ru_RU" w:bidi="ru_RU"/>
-          </w:rPr>
-          <w:rPr>
-            <w:color w:val="0000EE"/>
-            <w:u w:val="single"/>
-          </w:rPr>
-          <w:t>Втор.18:13</w:t>
-        </w:r>
-      </w:hyperlink>
-      <w:r>
-        <w:rPr>
-          <w:lang w:val="ru_RU" w:bidi="ru_RU"/>
-        </w:rPr>
-        <w:t xml:space="preserve">; </w:t>
-      </w:r>
-      <w:hyperlink r:id="rId180">
-        <w:r>
-          <w:rPr>
-            <w:lang w:val="ru_RU" w:bidi="ru_RU"/>
-          </w:rPr>
-          <w:rPr>
-            <w:color w:val="0000EE"/>
-            <w:u w:val="single"/>
-          </w:rPr>
-          <w:t>Пс.14:1–2</w:t>
-        </w:r>
-      </w:hyperlink>
-      <w:r>
-        <w:rPr>
-          <w:lang w:val="ru_RU" w:bidi="ru_RU"/>
-        </w:rPr>
-        <w:t xml:space="preserve">; </w:t>
-      </w:r>
-      <w:hyperlink r:id="rId181">
-        <w:r>
-          <w:rPr>
-            <w:lang w:val="ru_RU" w:bidi="ru_RU"/>
-          </w:rPr>
-          <w:rPr>
-            <w:color w:val="0000EE"/>
-            <w:u w:val="single"/>
-          </w:rPr>
-          <w:t>17:27</w:t>
-        </w:r>
-      </w:hyperlink>
-      <w:r>
-        <w:rPr>
-          <w:lang w:val="ru_RU" w:bidi="ru_RU"/>
-        </w:rPr>
-        <w:t xml:space="preserve">; </w:t>
-      </w:r>
-      <w:hyperlink r:id="rId182">
-        <w:r>
-          <w:rPr>
-            <w:lang w:val="ru_RU" w:bidi="ru_RU"/>
-          </w:rPr>
-          <w:rPr>
-            <w:color w:val="0000EE"/>
-            <w:u w:val="single"/>
-          </w:rPr>
-          <w:t>100:2, 6</w:t>
-        </w:r>
-      </w:hyperlink>
-      <w:r>
-        <w:rPr>
-          <w:lang w:val="ru_RU" w:bidi="ru_RU"/>
-        </w:rPr>
-        <w:t xml:space="preserve">; </w:t>
-      </w:r>
-      <w:hyperlink r:id="rId183">
-        <w:r>
-          <w:rPr>
-            <w:lang w:val="ru_RU" w:bidi="ru_RU"/>
-          </w:rPr>
-          <w:rPr>
-            <w:color w:val="0000EE"/>
-            <w:u w:val="single"/>
-          </w:rPr>
-          <w:t>118:80</w:t>
-        </w:r>
-      </w:hyperlink>
-      <w:r>
-        <w:rPr>
-          <w:lang w:val="ru_RU" w:bidi="ru_RU"/>
-        </w:rPr>
-        <w:t xml:space="preserve">; </w:t>
-      </w:r>
-      <w:hyperlink r:id="rId184">
-        <w:r>
-          <w:rPr>
-            <w:lang w:val="ru_RU" w:bidi="ru_RU"/>
-          </w:rPr>
-          <w:rPr>
-            <w:color w:val="0000EE"/>
-            <w:u w:val="single"/>
-          </w:rPr>
-          <w:t>Прит.11:5</w:t>
-        </w:r>
-      </w:hyperlink>
+      <w:r>
+        <w:rPr>
+          <w:lang w:val="ru_RU" w:bidi="ru_RU"/>
+        </w:rPr>
+        <w:t>Быт.17:1</w:t>
+      </w:r>
+      <w:r>
+        <w:rPr>
+          <w:lang w:val="ru_RU" w:bidi="ru_RU"/>
+        </w:rPr>
+        <w:t xml:space="preserve">; </w:t>
+      </w:r>
+      <w:r>
+        <w:rPr>
+          <w:lang w:val="ru_RU" w:bidi="ru_RU"/>
+        </w:rPr>
+        <w:t>Втор.18:13</w:t>
+      </w:r>
+      <w:r>
+        <w:rPr>
+          <w:lang w:val="ru_RU" w:bidi="ru_RU"/>
+        </w:rPr>
+        <w:t xml:space="preserve">; </w:t>
+      </w:r>
+      <w:r>
+        <w:rPr>
+          <w:lang w:val="ru_RU" w:bidi="ru_RU"/>
+        </w:rPr>
+        <w:t>Пс.14:1–2</w:t>
+      </w:r>
+      <w:r>
+        <w:rPr>
+          <w:lang w:val="ru_RU" w:bidi="ru_RU"/>
+        </w:rPr>
+        <w:t xml:space="preserve">; </w:t>
+      </w:r>
+      <w:r>
+        <w:rPr>
+          <w:lang w:val="ru_RU" w:bidi="ru_RU"/>
+        </w:rPr>
+        <w:t>17:27</w:t>
+      </w:r>
+      <w:r>
+        <w:rPr>
+          <w:lang w:val="ru_RU" w:bidi="ru_RU"/>
+        </w:rPr>
+        <w:t xml:space="preserve">; </w:t>
+      </w:r>
+      <w:r>
+        <w:rPr>
+          <w:lang w:val="ru_RU" w:bidi="ru_RU"/>
+        </w:rPr>
+        <w:t>100:2, 6</w:t>
+      </w:r>
+      <w:r>
+        <w:rPr>
+          <w:lang w:val="ru_RU" w:bidi="ru_RU"/>
+        </w:rPr>
+        <w:t xml:space="preserve">; </w:t>
+      </w:r>
+      <w:r>
+        <w:rPr>
+          <w:lang w:val="ru_RU" w:bidi="ru_RU"/>
+        </w:rPr>
+        <w:t>118:80</w:t>
+      </w:r>
+      <w:r>
+        <w:rPr>
+          <w:lang w:val="ru_RU" w:bidi="ru_RU"/>
+        </w:rPr>
+        <w:t xml:space="preserve">; </w:t>
+      </w:r>
+      <w:r>
+        <w:rPr>
+          <w:lang w:val="ru_RU" w:bidi="ru_RU"/>
+        </w:rPr>
+        <w:t>Прит.11:5</w:t>
+      </w:r>
       <w:r>
         <w:rPr>
           <w:lang w:val="ru_RU" w:bidi="ru_RU"/>
@@ -4267,126 +3139,84 @@
         </w:rPr>
         <w:t>Зрелость или цельность — это такой ответ Богу, при котором верующему больше не нужно жить в соответствии с индивидуальными предписаниями или в страхе совершить ошибку или грех, но когда он получает удовольствие от исполнения воли Господа (</w:t>
       </w:r>
-      <w:hyperlink r:id="rId185">
-        <w:r>
-          <w:rPr>
-            <w:lang w:val="ru_RU" w:bidi="ru_RU"/>
-          </w:rPr>
-          <w:rPr>
-            <w:color w:val="0000EE"/>
-            <w:u w:val="single"/>
-          </w:rPr>
-          <w:t>Пс.1:2</w:t>
-        </w:r>
-      </w:hyperlink>
-      <w:r>
-        <w:rPr>
-          <w:lang w:val="ru_RU" w:bidi="ru_RU"/>
-        </w:rPr>
-        <w:t xml:space="preserve">; </w:t>
-      </w:r>
-      <w:hyperlink r:id="rId186">
-        <w:r>
-          <w:rPr>
-            <w:lang w:val="ru_RU" w:bidi="ru_RU"/>
-          </w:rPr>
-          <w:rPr>
-            <w:color w:val="0000EE"/>
-            <w:u w:val="single"/>
-          </w:rPr>
-          <w:t>111:1</w:t>
-        </w:r>
-      </w:hyperlink>
+      <w:r>
+        <w:rPr>
+          <w:lang w:val="ru_RU" w:bidi="ru_RU"/>
+        </w:rPr>
+        <w:t>Пс.1:2</w:t>
+      </w:r>
+      <w:r>
+        <w:rPr>
+          <w:lang w:val="ru_RU" w:bidi="ru_RU"/>
+        </w:rPr>
+        <w:t xml:space="preserve">; </w:t>
+      </w:r>
+      <w:r>
+        <w:rPr>
+          <w:lang w:val="ru_RU" w:bidi="ru_RU"/>
+        </w:rPr>
+        <w:t>111:1</w:t>
+      </w:r>
       <w:r>
         <w:rPr>
           <w:lang w:val="ru_RU" w:bidi="ru_RU"/>
         </w:rPr>
         <w:t>). С пришествием Христа и с момента Пятидесятницы Святой Дух изливается на каждого верующего. Дух Святой пришёл не только для того, чтобы мы приняли Божий закон в свои сердца (</w:t>
       </w:r>
-      <w:hyperlink r:id="rId187">
-        <w:r>
-          <w:rPr>
-            <w:lang w:val="ru_RU" w:bidi="ru_RU"/>
-          </w:rPr>
-          <w:rPr>
-            <w:color w:val="0000EE"/>
-            <w:u w:val="single"/>
-          </w:rPr>
-          <w:t>Иер.31:33</w:t>
-        </w:r>
-      </w:hyperlink>
+      <w:r>
+        <w:rPr>
+          <w:lang w:val="ru_RU" w:bidi="ru_RU"/>
+        </w:rPr>
+        <w:t>Иер.31:33</w:t>
+      </w:r>
       <w:r>
         <w:rPr>
           <w:lang w:val="ru_RU" w:bidi="ru_RU"/>
         </w:rPr>
         <w:t>), но также для того, чтобы помочь нам стать зрелыми и чтобы мы в большей полноте приносили плоды праведности (</w:t>
       </w:r>
-      <w:hyperlink r:id="rId188">
-        <w:r>
-          <w:rPr>
-            <w:lang w:val="ru_RU" w:bidi="ru_RU"/>
-          </w:rPr>
-          <w:rPr>
-            <w:color w:val="0000EE"/>
-            <w:u w:val="single"/>
-          </w:rPr>
-          <w:t>Гал.5:22–24</w:t>
-        </w:r>
-      </w:hyperlink>
+      <w:r>
+        <w:rPr>
+          <w:lang w:val="ru_RU" w:bidi="ru_RU"/>
+        </w:rPr>
+        <w:t>Гал.5:22–24</w:t>
+      </w:r>
       <w:r>
         <w:rPr>
           <w:lang w:val="ru_RU" w:bidi="ru_RU"/>
         </w:rPr>
         <w:t>). Если в Ветхом Завете только некоторые святые были зрелыми и имели свободу, то во Христе этот дар дается всем детям Божьим (</w:t>
       </w:r>
-      <w:hyperlink r:id="rId189">
-        <w:r>
-          <w:rPr>
-            <w:lang w:val="ru_RU" w:bidi="ru_RU"/>
-          </w:rPr>
-          <w:rPr>
-            <w:color w:val="0000EE"/>
-            <w:u w:val="single"/>
-          </w:rPr>
-          <w:t>Деян.2:39</w:t>
-        </w:r>
-      </w:hyperlink>
-      <w:r>
-        <w:rPr>
-          <w:lang w:val="ru_RU" w:bidi="ru_RU"/>
-        </w:rPr>
-        <w:t xml:space="preserve">; </w:t>
-      </w:r>
-      <w:hyperlink r:id="rId190">
-        <w:r>
-          <w:rPr>
-            <w:lang w:val="ru_RU" w:bidi="ru_RU"/>
-          </w:rPr>
-          <w:rPr>
-            <w:color w:val="0000EE"/>
-            <w:u w:val="single"/>
-          </w:rPr>
-          <w:t>1Кор.12:13</w:t>
-        </w:r>
-      </w:hyperlink>
+      <w:r>
+        <w:rPr>
+          <w:lang w:val="ru_RU" w:bidi="ru_RU"/>
+        </w:rPr>
+        <w:t>Деян.2:39</w:t>
+      </w:r>
+      <w:r>
+        <w:rPr>
+          <w:lang w:val="ru_RU" w:bidi="ru_RU"/>
+        </w:rPr>
+        <w:t xml:space="preserve">; </w:t>
+      </w:r>
+      <w:r>
+        <w:rPr>
+          <w:lang w:val="ru_RU" w:bidi="ru_RU"/>
+        </w:rPr>
+        <w:t>1Кор.12:13</w:t>
+      </w:r>
       <w:r>
         <w:rPr>
           <w:lang w:val="ru_RU" w:bidi="ru_RU"/>
         </w:rPr>
         <w:t>). Цель же остаётся неизменной — «да будет совершен Божий человек, ко всякому доброму делу приготовлен» (</w:t>
       </w:r>
-      <w:hyperlink r:id="rId191">
-        <w:r>
-          <w:rPr>
-            <w:lang w:val="ru_RU" w:bidi="ru_RU"/>
-          </w:rPr>
-          <w:rPr>
-            <w:color w:val="0000EE"/>
-            <w:u w:val="single"/>
-          </w:rPr>
-          <w:t>2Тим.3:17</w:t>
-        </w:r>
-      </w:hyperlink>
+      <w:r>
+        <w:rPr>
+          <w:lang w:val="ru_RU" w:bidi="ru_RU"/>
+        </w:rPr>
+        <w:t>2Тим.3:17</w:t>
+      </w:r>
       <w:r>
         <w:rPr>
           <w:lang w:val="ru_RU" w:bidi="ru_RU"/>
@@ -4582,216 +3412,132 @@
         </w:rPr>
         <w:t>Данный термин использовался по отношению ко второму Симону, одному из двенадцати апостолов, чтобы отличать его от Симона Петра (</w:t>
       </w:r>
-      <w:hyperlink r:id="rId192">
-        <w:r>
-          <w:rPr>
-            <w:lang w:val="ru_RU" w:bidi="ru_RU"/>
-          </w:rPr>
-          <w:rPr>
-            <w:color w:val="0000EE"/>
-            <w:u w:val="single"/>
-          </w:rPr>
-          <w:t>Лк. 6:15</w:t>
-        </w:r>
-      </w:hyperlink>
-      <w:r>
-        <w:rPr>
-          <w:lang w:val="ru_RU" w:bidi="ru_RU"/>
-        </w:rPr>
-        <w:t xml:space="preserve">; </w:t>
-      </w:r>
-      <w:hyperlink r:id="rId193">
-        <w:r>
-          <w:rPr>
-            <w:lang w:val="ru_RU" w:bidi="ru_RU"/>
-          </w:rPr>
-          <w:rPr>
-            <w:color w:val="0000EE"/>
-            <w:u w:val="single"/>
-          </w:rPr>
-          <w:t>Деян. 1:13</w:t>
-        </w:r>
-      </w:hyperlink>
+      <w:r>
+        <w:rPr>
+          <w:lang w:val="ru_RU" w:bidi="ru_RU"/>
+        </w:rPr>
+        <w:t>Лк. 6:15</w:t>
+      </w:r>
+      <w:r>
+        <w:rPr>
+          <w:lang w:val="ru_RU" w:bidi="ru_RU"/>
+        </w:rPr>
+        <w:t xml:space="preserve">; </w:t>
+      </w:r>
+      <w:r>
+        <w:rPr>
+          <w:lang w:val="ru_RU" w:bidi="ru_RU"/>
+        </w:rPr>
+        <w:t>Деян. 1:13</w:t>
+      </w:r>
       <w:r>
         <w:rPr>
           <w:lang w:val="ru_RU" w:bidi="ru_RU"/>
         </w:rPr>
         <w:t>). Матфей (</w:t>
       </w:r>
-      <w:hyperlink r:id="rId194">
-        <w:r>
-          <w:rPr>
-            <w:lang w:val="ru_RU" w:bidi="ru_RU"/>
-          </w:rPr>
-          <w:rPr>
-            <w:color w:val="0000EE"/>
-            <w:u w:val="single"/>
-          </w:rPr>
-          <w:t>Мф. 10:4</w:t>
-        </w:r>
-      </w:hyperlink>
+      <w:r>
+        <w:rPr>
+          <w:lang w:val="ru_RU" w:bidi="ru_RU"/>
+        </w:rPr>
+        <w:t>Мф. 10:4</w:t>
+      </w:r>
       <w:r>
         <w:rPr>
           <w:lang w:val="ru_RU" w:bidi="ru_RU"/>
         </w:rPr>
         <w:t>) и Марк (</w:t>
       </w:r>
-      <w:hyperlink r:id="rId195">
-        <w:r>
-          <w:rPr>
-            <w:lang w:val="ru_RU" w:bidi="ru_RU"/>
-          </w:rPr>
-          <w:rPr>
-            <w:color w:val="0000EE"/>
-            <w:u w:val="single"/>
-          </w:rPr>
-          <w:t>Мк. 3:18</w:t>
-        </w:r>
-      </w:hyperlink>
+      <w:r>
+        <w:rPr>
+          <w:lang w:val="ru_RU" w:bidi="ru_RU"/>
+        </w:rPr>
+        <w:t>Мк. 3:18</w:t>
+      </w:r>
       <w:r>
         <w:rPr>
           <w:lang w:val="ru_RU" w:bidi="ru_RU"/>
         </w:rPr>
         <w:t xml:space="preserve">) используют слово «Кананит», которое в греческом и арамейском языках обозначало «ревностного защитника, человека, преданного делу, жаждущего иметь успех, фанатика» (происходящего от слова «гореть рвением или ревностью; страстно желать»; </w:t>
       </w:r>
-      <w:hyperlink r:id="rId88">
-        <w:r>
-          <w:rPr>
-            <w:lang w:val="ru_RU" w:bidi="ru_RU"/>
-          </w:rPr>
-          <w:rPr>
-            <w:color w:val="0000EE"/>
-            <w:u w:val="single"/>
-          </w:rPr>
-          <w:t>Исх . 34:14</w:t>
-        </w:r>
-      </w:hyperlink>
-      <w:r>
-        <w:rPr>
-          <w:lang w:val="ru_RU" w:bidi="ru_RU"/>
-        </w:rPr>
-        <w:t xml:space="preserve">; </w:t>
-      </w:r>
-      <w:hyperlink r:id="rId196">
-        <w:r>
-          <w:rPr>
-            <w:lang w:val="ru_RU" w:bidi="ru_RU"/>
-          </w:rPr>
-          <w:rPr>
-            <w:color w:val="0000EE"/>
-            <w:u w:val="single"/>
-          </w:rPr>
-          <w:t>2Мак.4:2</w:t>
-        </w:r>
-      </w:hyperlink>
-      <w:r>
-        <w:rPr>
-          <w:lang w:val="ru_RU" w:bidi="ru_RU"/>
-        </w:rPr>
-        <w:t xml:space="preserve"> ). В этом смысле Христос был ревнителем Божьего дома. Некоторые из первых христиан были «зилотами» (то есть ревностно желали) духовных даров, добрых дел, благочестия и исполнения закона. Так, например, Павел ревностно относился к преданиям отцов и к Богу (</w:t>
-      </w:r>
-      <w:hyperlink r:id="rId197">
-        <w:r>
-          <w:rPr>
-            <w:lang w:val="ru_RU" w:bidi="ru_RU"/>
-          </w:rPr>
-          <w:rPr>
-            <w:color w:val="0000EE"/>
-            <w:u w:val="single"/>
-          </w:rPr>
-          <w:t>Ин.2:17</w:t>
-        </w:r>
-      </w:hyperlink>
-      <w:r>
-        <w:rPr>
-          <w:lang w:val="ru_RU" w:bidi="ru_RU"/>
-        </w:rPr>
-        <w:t xml:space="preserve">; </w:t>
-      </w:r>
-      <w:hyperlink r:id="rId198">
-        <w:r>
-          <w:rPr>
-            <w:lang w:val="ru_RU" w:bidi="ru_RU"/>
-          </w:rPr>
-          <w:rPr>
-            <w:color w:val="0000EE"/>
-            <w:u w:val="single"/>
-          </w:rPr>
-          <w:t>Деян. 21:20</w:t>
-        </w:r>
-      </w:hyperlink>
-      <w:r>
-        <w:rPr>
-          <w:lang w:val="ru_RU" w:bidi="ru_RU"/>
-        </w:rPr>
-        <w:t xml:space="preserve">; </w:t>
-      </w:r>
-      <w:hyperlink r:id="rId199">
-        <w:r>
-          <w:rPr>
-            <w:lang w:val="ru_RU" w:bidi="ru_RU"/>
-          </w:rPr>
-          <w:rPr>
-            <w:color w:val="0000EE"/>
-            <w:u w:val="single"/>
-          </w:rPr>
-          <w:t>22:3</w:t>
-        </w:r>
-      </w:hyperlink>
-      <w:r>
-        <w:rPr>
-          <w:lang w:val="ru_RU" w:bidi="ru_RU"/>
-        </w:rPr>
-        <w:t xml:space="preserve">; </w:t>
-      </w:r>
-      <w:hyperlink r:id="rId200">
-        <w:r>
-          <w:rPr>
-            <w:lang w:val="ru_RU" w:bidi="ru_RU"/>
-          </w:rPr>
-          <w:rPr>
-            <w:color w:val="0000EE"/>
-            <w:u w:val="single"/>
-          </w:rPr>
-          <w:t>1Кор. 14:12</w:t>
-        </w:r>
-      </w:hyperlink>
-      <w:r>
-        <w:rPr>
-          <w:lang w:val="ru_RU" w:bidi="ru_RU"/>
-        </w:rPr>
-        <w:t xml:space="preserve">; </w:t>
-      </w:r>
-      <w:hyperlink r:id="rId201">
-        <w:r>
-          <w:rPr>
-            <w:lang w:val="ru_RU" w:bidi="ru_RU"/>
-          </w:rPr>
-          <w:rPr>
-            <w:color w:val="0000EE"/>
-            <w:u w:val="single"/>
-          </w:rPr>
-          <w:t>Гал. 1:14</w:t>
-        </w:r>
-      </w:hyperlink>
-      <w:r>
-        <w:rPr>
-          <w:lang w:val="ru_RU" w:bidi="ru_RU"/>
-        </w:rPr>
-        <w:t xml:space="preserve">; </w:t>
-      </w:r>
-      <w:hyperlink r:id="rId202">
-        <w:r>
-          <w:rPr>
-            <w:lang w:val="ru_RU" w:bidi="ru_RU"/>
-          </w:rPr>
-          <w:rPr>
-            <w:color w:val="0000EE"/>
-            <w:u w:val="single"/>
-          </w:rPr>
-          <w:t>Тит. 2:14</w:t>
-        </w:r>
-      </w:hyperlink>
+      <w:r>
+        <w:rPr>
+          <w:lang w:val="ru_RU" w:bidi="ru_RU"/>
+        </w:rPr>
+        <w:t>Исх . 34:14</w:t>
+      </w:r>
+      <w:r>
+        <w:rPr>
+          <w:lang w:val="ru_RU" w:bidi="ru_RU"/>
+        </w:rPr>
+        <w:t>; 2Мак.4:2 ). В этом смысле Христос был ревнителем Божьего дома. Некоторые из первых христиан были «зилотами» (то есть ревностно желали) духовных даров, добрых дел, благочестия и исполнения закона. Так, например, Павел ревностно относился к преданиям отцов и к Богу (</w:t>
+      </w:r>
+      <w:r>
+        <w:rPr>
+          <w:lang w:val="ru_RU" w:bidi="ru_RU"/>
+        </w:rPr>
+        <w:t>Ин.2:17</w:t>
+      </w:r>
+      <w:r>
+        <w:rPr>
+          <w:lang w:val="ru_RU" w:bidi="ru_RU"/>
+        </w:rPr>
+        <w:t xml:space="preserve">; </w:t>
+      </w:r>
+      <w:r>
+        <w:rPr>
+          <w:lang w:val="ru_RU" w:bidi="ru_RU"/>
+        </w:rPr>
+        <w:t>Деян. 21:20</w:t>
+      </w:r>
+      <w:r>
+        <w:rPr>
+          <w:lang w:val="ru_RU" w:bidi="ru_RU"/>
+        </w:rPr>
+        <w:t xml:space="preserve">; </w:t>
+      </w:r>
+      <w:r>
+        <w:rPr>
+          <w:lang w:val="ru_RU" w:bidi="ru_RU"/>
+        </w:rPr>
+        <w:t>22:3</w:t>
+      </w:r>
+      <w:r>
+        <w:rPr>
+          <w:lang w:val="ru_RU" w:bidi="ru_RU"/>
+        </w:rPr>
+        <w:t xml:space="preserve">; </w:t>
+      </w:r>
+      <w:r>
+        <w:rPr>
+          <w:lang w:val="ru_RU" w:bidi="ru_RU"/>
+        </w:rPr>
+        <w:t>1Кор. 14:12</w:t>
+      </w:r>
+      <w:r>
+        <w:rPr>
+          <w:lang w:val="ru_RU" w:bidi="ru_RU"/>
+        </w:rPr>
+        <w:t xml:space="preserve">; </w:t>
+      </w:r>
+      <w:r>
+        <w:rPr>
+          <w:lang w:val="ru_RU" w:bidi="ru_RU"/>
+        </w:rPr>
+        <w:t>Гал. 1:14</w:t>
+      </w:r>
+      <w:r>
+        <w:rPr>
+          <w:lang w:val="ru_RU" w:bidi="ru_RU"/>
+        </w:rPr>
+        <w:t xml:space="preserve">; </w:t>
+      </w:r>
+      <w:r>
+        <w:rPr>
+          <w:lang w:val="ru_RU" w:bidi="ru_RU"/>
+        </w:rPr>
+        <w:t>Тит. 2:14</w:t>
+      </w:r>
       <w:r>
         <w:rPr>
           <w:lang w:val="ru_RU" w:bidi="ru_RU"/>
@@ -4810,25 +3556,7 @@
         <w:rPr>
           <w:lang w:val="ru_RU" w:bidi="ru_RU"/>
         </w:rPr>
-        <w:t>К тому времени, когда Лука написал своё Евангелие, слово «Зилот» стало обозначать принадлежность к воинствующей, антиримской, революционной группировке, у которой одновременно были религиозные и политические мотивы. Предполагается, что данное политическое движение было основано в 6 г. н.э. Иудой Галилеянином и фарисеем Саддуком после смерти Ирода Великого. Это движение опиралось на Маккавеейское сопротивление иностранному правлению и вторжению (</w:t>
-      </w:r>
-      <w:hyperlink r:id="rId203">
-        <w:r>
-          <w:rPr>
-            <w:lang w:val="ru_RU" w:bidi="ru_RU"/>
-          </w:rPr>
-          <w:rPr>
-            <w:color w:val="0000EE"/>
-            <w:u w:val="single"/>
-          </w:rPr>
-          <w:t>1Мак.2:15–28</w:t>
-        </w:r>
-      </w:hyperlink>
-      <w:r>
-        <w:rPr>
-          <w:lang w:val="ru_RU" w:bidi="ru_RU"/>
-        </w:rPr>
-        <w:t>). Сопротивление зилотов римской власти опиралось на ревностном отношении к Торе и к Богу, единственному Царю. Зилоты считали себя представителями божественного суда и искупления, решительно и бесстрашно выступая против идолопоклонства, отступничества и сотрудничества с римской властью. Зилоты считали, что Мессия станет их предводителем.</w:t>
+        <w:t>К тому времени, когда Лука написал своё Евангелие, слово «Зилот» стало обозначать принадлежность к воинствующей, антиримской, революционной группировке, у которой одновременно были религиозные и политические мотивы. Предполагается, что данное политическое движение было основано в 6 г. н.э. Иудой Галилеянином и фарисеем Саддуком после смерти Ирода Великого. Это движение опиралось на Маккавеейское сопротивление иностранному правлению и вторжению (1Мак.2:15–28). Сопротивление зилотов римской власти опиралось на ревностном отношении к Торе и к Богу, единственному Царю. Зилоты считали себя представителями божественного суда и искупления, решительно и бесстрашно выступая против идолопоклонства, отступничества и сотрудничества с римской властью. Зилоты считали, что Мессия станет их предводителем.</w:t>
       </w:r>
     </w:p>
     <w:p>
@@ -4897,54 +3625,36 @@
         </w:rPr>
         <w:t>Вероятно, Симон был членом этого движения на ранних этапах его развития, приблизительно в 30 г. н.э. Менее вероятно, что Иуда Искариот (слово Искариот, возможно, происходит от слова Сикарий) и «сыны Громовы» (</w:t>
       </w:r>
-      <w:hyperlink r:id="rId204">
-        <w:r>
-          <w:rPr>
-            <w:lang w:val="ru_RU" w:bidi="ru_RU"/>
-          </w:rPr>
-          <w:rPr>
-            <w:color w:val="0000EE"/>
-            <w:u w:val="single"/>
-          </w:rPr>
-          <w:t>Мк. 3:17</w:t>
-        </w:r>
-      </w:hyperlink>
+      <w:r>
+        <w:rPr>
+          <w:lang w:val="ru_RU" w:bidi="ru_RU"/>
+        </w:rPr>
+        <w:t>Мк. 3:17</w:t>
+      </w:r>
       <w:r>
         <w:rPr>
           <w:lang w:val="ru_RU" w:bidi="ru_RU"/>
         </w:rPr>
         <w:t>) также были зилотами. Иуда Галилеянин (</w:t>
       </w:r>
-      <w:hyperlink r:id="rId205">
-        <w:r>
-          <w:rPr>
-            <w:lang w:val="ru_RU" w:bidi="ru_RU"/>
-          </w:rPr>
-          <w:rPr>
-            <w:color w:val="0000EE"/>
-            <w:u w:val="single"/>
-          </w:rPr>
-          <w:t>Деян. 5:37–38</w:t>
-        </w:r>
-      </w:hyperlink>
+      <w:r>
+        <w:rPr>
+          <w:lang w:val="ru_RU" w:bidi="ru_RU"/>
+        </w:rPr>
+        <w:t>Деян. 5:37–38</w:t>
+      </w:r>
       <w:r>
         <w:rPr>
           <w:lang w:val="ru_RU" w:bidi="ru_RU"/>
         </w:rPr>
         <w:t>) и Павел (</w:t>
       </w:r>
-      <w:hyperlink r:id="rId206">
-        <w:r>
-          <w:rPr>
-            <w:lang w:val="ru_RU" w:bidi="ru_RU"/>
-          </w:rPr>
-          <w:rPr>
-            <w:color w:val="0000EE"/>
-            <w:u w:val="single"/>
-          </w:rPr>
-          <w:t>21:38</w:t>
-        </w:r>
-      </w:hyperlink>
+      <w:r>
+        <w:rPr>
+          <w:lang w:val="ru_RU" w:bidi="ru_RU"/>
+        </w:rPr>
+        <w:t>21:38</w:t>
+      </w:r>
       <w:r>
         <w:rPr>
           <w:lang w:val="ru_RU" w:bidi="ru_RU"/>
@@ -5044,18 +3754,12 @@
         </w:rPr>
         <w:t>Законник, которому Павел попросил Тита помочь в путешествии на Крит (</w:t>
       </w:r>
-      <w:hyperlink r:id="rId207">
-        <w:r>
-          <w:rPr>
-            <w:lang w:val="ru_RU" w:bidi="ru_RU"/>
-          </w:rPr>
-          <w:rPr>
-            <w:color w:val="0000EE"/>
-            <w:u w:val="single"/>
-          </w:rPr>
-          <w:t>Тит. 3:13</w:t>
-        </w:r>
-      </w:hyperlink>
+      <w:r>
+        <w:rPr>
+          <w:lang w:val="ru_RU" w:bidi="ru_RU"/>
+        </w:rPr>
+        <w:t>Тит. 3:13</w:t>
+      </w:r>
       <w:r>
         <w:rPr>
           <w:lang w:val="ru_RU" w:bidi="ru_RU"/>
